--- a/arb/docx/17.content.docx
+++ b/arb/docx/17.content.docx
@@ -147,13 +147,6 @@
         <w:rPr>
           <w:lang w:val="ar_AE" w:bidi="ar_AE"/>
         </w:rPr>
-      </w:r>
-      <w:r>
-        <w:rPr>
-          <w:i/>
-          <w:lang w:val="ar_AE" w:bidi="ar_AE"/>
-        </w:rPr>
-        <w:t>أَسْتِير 1: 1, أَسْتِير 1: 3, أَسْتِير 1: 5, أَسْتِير 1: 7, أَسْتِير 1: 8, أستير 1: 10, أَسْتِير 1: 11, أَسْتِير 1: 12, أَسْتِير 1: 13, أَسْتِير 1: 16, أَسْتِير 1: 17, أَسْتِير 1: 18, أَسْتِير 1: 19, أَسْتِير 1: 22, أَسْتِير 2: 2, أستير 2: 3, أَسْتِير 2: 6, أَسْتِير 2: 7, أَسْتِير 2: 7 (#2), أَسْتِير 2: 9, أَسْتِير 2: 10, أَسْتِير 2: 13, أَسْتِير 2: 14, أَسْتِير 2: 15, أَسْتِير 2: 16, أَسْتِير 2: 17, أَسْتِير 2: 21, أَسْتِير 2: 23, أَسْتِير 3: 2, أَسْتِير 3: 4, أَسْتِير 3: 6, أَسْتِير 3: 8, أَسْتِير 3: 9, أستير 3: 13, أَسْتِير 3: 15, أَسْتِير 4: 2, أَسْتِير 4: 4, أَسْتِير 4: 7, أَسْتِير 4: 8, أَسْتِير 4: 11, أَسْتِير 4: 14, أَسْتِير 4: 16, أَسْتِير 5: 1, أَسْتِير 5: 2, أستير 5: 4, أَسْتِير 5: 8, أَسْتِير 5: 11, أَسْتِير 5: 13, أَسْتِير 5: 14, أَسْتِير 6: 1, أَسْتِير 6: 2, أَسْتِير 6: 3, أستير 6: 6, أَسْتِير 6: 9, أستير 6: 11, أَسْتِير 6: 13, أَسْتِير 7: 3, أَسْتِير 7: 4, أَسْتِير 7: 6, أَسْتِير 7: 7, أَسْتِير 7: 8, أستير 7: 9, أَسْتِير 8: 1, أَسْتِير 8: 2, أَسْتِير 8: 4, أستير 8: 5, أَسْتِير 8: 8, أَسْتِير 8: 9, أَسْتِير 8: 11, أَسْتِير 8: 17, أَسْتِير 9: 2, أَسْتِير 9: 5, أستير 9: 12, أَسْتِير 9: 13, أَسْتِير 9: 15, أَسْتِير 9: 17, أَسْتِير 9: 18, أَسْتِير 9: 19, أَسْتِير 9: 20–21, أَسْتِير 9: 24, أَسْتِير 9: 28, أَسْتِير 10: 1, أَسْتِير 10: 2, أَسْتِير 10: 3, أَسْتِير 10: 3 (#2)</w:t>
       </w:r>
       <w:r>
         <w:rPr>

--- a/arb/docx/17.content.docx
+++ b/arb/docx/17.content.docx
@@ -132,21 +132,6 @@
           <w:lang w:val="ar_AE" w:bidi="ar_AE"/>
         </w:rPr>
         <w:t>EST</w:t>
-      </w:r>
-      <w:r>
-        <w:rPr>
-          <w:lang w:val="ar_AE" w:bidi="ar_AE"/>
-        </w:rPr>
-      </w:r>
-    </w:p>
-    <w:p>
-      <w:pPr>
-        <w:bidi/>
-      </w:pPr>
-      <w:r>
-        <w:rPr>
-          <w:lang w:val="ar_AE" w:bidi="ar_AE"/>
-        </w:rPr>
       </w:r>
       <w:r>
         <w:rPr>

--- a/arb/docx/17.content.docx
+++ b/arb/docx/17.content.docx
@@ -22,7 +22,7 @@
         <w:rPr>
           <w:lang w:val="ar_AE" w:bidi="ar_AE"/>
         </w:rPr>
-        <w:t>Resource: أسئلة الترجمة (unfoldingWord)</w:t>
+        <w:t>Resource: unfoldingWord® Translation Questions</w:t>
       </w:r>
       <w:r>
         <w:rPr>
@@ -91,7 +91,7 @@
         <w:rPr>
           <w:lang w:val="ar_AE" w:bidi="ar_AE"/>
         </w:rPr>
-        <w:t>أسئلة الترجمة (unfoldingWord)</w:t>
+        <w:t>unfoldingWord® Translation Questions</w:t>
       </w:r>
     </w:p>
     <w:p>

--- a/arb/docx/17.content.docx
+++ b/arb/docx/17.content.docx
@@ -9,6 +9,8 @@
       </w:pPr>
       <w:r>
         <w:rPr>
+          <w:rtl/>
+          <w:cs/>
           <w:lang w:val="ar_AE" w:bidi="ar_AE"/>
         </w:rPr>
       </w:r>
@@ -20,64 +22,84 @@
       </w:pPr>
       <w:r>
         <w:rPr>
+          <w:rtl/>
+          <w:cs/>
           <w:lang w:val="ar_AE" w:bidi="ar_AE"/>
         </w:rPr>
         <w:t>Resource: unfoldingWord® Translation Questions</w:t>
       </w:r>
       <w:r>
         <w:rPr>
-          <w:lang w:val="ar_AE" w:bidi="ar_AE"/>
-        </w:rPr>
-      </w:r>
-    </w:p>
-    <w:p>
-      <w:pPr>
-        <w:bidi/>
-      </w:pPr>
-      <w:r>
-        <w:rPr>
+          <w:rtl/>
+          <w:cs/>
+          <w:lang w:val="ar_AE" w:bidi="ar_AE"/>
+        </w:rPr>
+      </w:r>
+    </w:p>
+    <w:p>
+      <w:pPr>
+        <w:bidi/>
+      </w:pPr>
+      <w:r>
+        <w:rPr>
+          <w:rtl/>
+          <w:cs/>
           <w:lang w:val="ar_AE" w:bidi="ar_AE"/>
         </w:rPr>
       </w:r>
       <w:r>
         <w:rPr>
           <w:b/>
+          <w:rtl/>
+          <w:cs/>
           <w:lang w:val="ar_AE" w:bidi="ar_AE"/>
         </w:rPr>
         <w:t>unfoldingWord® Translation Questions</w:t>
       </w:r>
       <w:r>
         <w:rPr>
+          <w:rtl/>
+          <w:cs/>
           <w:lang w:val="ar_AE" w:bidi="ar_AE"/>
         </w:rPr>
         <w:t xml:space="preserve"> © 2022 unfoldingWord. Released under CC BY-SA 4.0 license. </w:t>
       </w:r>
       <w:r>
         <w:rPr>
+          <w:rtl/>
+          <w:cs/>
           <w:lang w:val="ar_AE" w:bidi="ar_AE"/>
         </w:rPr>
         <w:t>unfoldingWord® Translation Questions</w:t>
       </w:r>
       <w:r>
         <w:rPr>
+          <w:rtl/>
+          <w:cs/>
           <w:lang w:val="ar_AE" w:bidi="ar_AE"/>
         </w:rPr>
         <w:t xml:space="preserve"> has been adapted in the following languages: Tok Pisin, Arabic (عربي), French (Français), Hindi (हिंदी), Indonesian (Bahasa Indonesia), Portuguese (Português), Russian (Русский), Spanish (Español), Swahili (Kiswahili), and Simplified Chinese (简体中文) from </w:t>
       </w:r>
       <w:r>
         <w:rPr>
+          <w:rtl/>
+          <w:cs/>
           <w:lang w:val="ar_AE" w:bidi="ar_AE"/>
         </w:rPr>
         <w:t>unfoldingWord® Translation Questions</w:t>
       </w:r>
       <w:r>
         <w:rPr>
+          <w:rtl/>
+          <w:cs/>
           <w:lang w:val="ar_AE" w:bidi="ar_AE"/>
         </w:rPr>
         <w:t xml:space="preserve"> © 2022 unfoldingWord. Released under CC BY-SA 4.0 license by Mission Mutual</w:t>
       </w:r>
       <w:r>
         <w:rPr>
+          <w:rtl/>
+          <w:cs/>
           <w:lang w:val="ar_AE" w:bidi="ar_AE"/>
         </w:rPr>
       </w:r>
@@ -89,6 +111,8 @@
       </w:pPr>
       <w:r>
         <w:rPr>
+          <w:rtl/>
+          <w:cs/>
           <w:lang w:val="ar_AE" w:bidi="ar_AE"/>
         </w:rPr>
         <w:t>unfoldingWord® Translation Questions</w:t>
@@ -118,6 +142,8 @@
       </w:pPr>
       <w:r>
         <w:rPr>
+          <w:rtl/>
+          <w:cs/>
           <w:lang w:val="ar_AE" w:bidi="ar_AE"/>
         </w:rPr>
       </w:r>
@@ -129,38 +155,50 @@
       </w:pPr>
       <w:r>
         <w:rPr>
+          <w:rtl/>
+          <w:cs/>
           <w:lang w:val="ar_AE" w:bidi="ar_AE"/>
         </w:rPr>
         <w:t>EST</w:t>
       </w:r>
       <w:r>
         <w:rPr>
-          <w:lang w:val="ar_AE" w:bidi="ar_AE"/>
-        </w:rPr>
-      </w:r>
-    </w:p>
-    <w:p>
-      <w:pPr>
-        <w:bidi/>
-      </w:pPr>
-      <w:r>
-        <w:rPr>
-          <w:lang w:val="ar_AE" w:bidi="ar_AE"/>
-        </w:rPr>
-      </w:r>
-      <w:r>
-        <w:rPr>
+          <w:rtl/>
+          <w:cs/>
+          <w:lang w:val="ar_AE" w:bidi="ar_AE"/>
+        </w:rPr>
+      </w:r>
+    </w:p>
+    <w:p>
+      <w:pPr>
+        <w:bidi/>
+      </w:pPr>
+      <w:r>
+        <w:rPr>
+          <w:rtl/>
+          <w:cs/>
+          <w:lang w:val="ar_AE" w:bidi="ar_AE"/>
+        </w:rPr>
+      </w:r>
+      <w:r>
+        <w:rPr>
+          <w:rtl/>
+          <w:cs/>
           <w:lang w:val="ar_AE" w:bidi="ar_AE"/>
         </w:rPr>
         <w:t xml:space="preserve"> </w:t>
       </w:r>
       <w:r>
         <w:rPr>
-          <w:lang w:val="ar_AE" w:bidi="ar_AE"/>
-        </w:rPr>
-      </w:r>
-      <w:r>
-        <w:rPr>
+          <w:rtl/>
+          <w:cs/>
+          <w:lang w:val="ar_AE" w:bidi="ar_AE"/>
+        </w:rPr>
+      </w:r>
+      <w:r>
+        <w:rPr>
+          <w:rtl/>
+          <w:cs/>
           <w:lang w:val="ar_AE" w:bidi="ar_AE"/>
         </w:rPr>
       </w:r>
@@ -186,6 +224,8 @@
       </w:pPr>
       <w:r>
         <w:rPr>
+          <w:rtl/>
+          <w:cs/>
           <w:lang w:val="ar_AE" w:bidi="ar_AE"/>
         </w:rPr>
       </w:r>
@@ -197,28 +237,36 @@
       </w:pPr>
       <w:r>
         <w:rPr>
+          <w:rtl/>
+          <w:cs/>
           <w:lang w:val="ar_AE" w:bidi="ar_AE"/>
         </w:rPr>
         <w:t>أَسْتِير 1: 1</w:t>
       </w:r>
       <w:r>
         <w:rPr>
-          <w:lang w:val="ar_AE" w:bidi="ar_AE"/>
-        </w:rPr>
-      </w:r>
-    </w:p>
-    <w:p>
-      <w:pPr>
-        <w:bidi/>
-      </w:pPr>
-      <w:r>
-        <w:rPr>
+          <w:rtl/>
+          <w:cs/>
+          <w:lang w:val="ar_AE" w:bidi="ar_AE"/>
+        </w:rPr>
+      </w:r>
+    </w:p>
+    <w:p>
+      <w:pPr>
+        <w:bidi/>
+      </w:pPr>
+      <w:r>
+        <w:rPr>
+          <w:rtl/>
+          <w:cs/>
           <w:lang w:val="ar_AE" w:bidi="ar_AE"/>
         </w:rPr>
       </w:r>
       <w:r>
         <w:rPr>
           <w:b/>
+          <w:rtl/>
+          <w:cs/>
           <w:lang w:val="ar_AE" w:bidi="ar_AE"/>
         </w:rPr>
         <w:t>كم عدد المقاطعات التي كان يحكمها أَحَشْوِيروشَ؟</w:t>
@@ -230,32 +278,42 @@
       </w:pPr>
       <w:r>
         <w:rPr>
-          <w:lang w:val="ar_AE" w:bidi="ar_AE"/>
-        </w:rPr>
-      </w:r>
-      <w:r>
-        <w:rPr>
+          <w:rtl/>
+          <w:cs/>
+          <w:lang w:val="ar_AE" w:bidi="ar_AE"/>
+        </w:rPr>
+      </w:r>
+      <w:r>
+        <w:rPr>
+          <w:rtl/>
+          <w:cs/>
           <w:lang w:val="ar_AE" w:bidi="ar_AE"/>
         </w:rPr>
         <w:t>كان أحشويروش يحكم من الهند إلى كوش، أي على 127 كورة.</w:t>
       </w:r>
       <w:r>
         <w:rPr>
-          <w:lang w:val="ar_AE" w:bidi="ar_AE"/>
-        </w:rPr>
-      </w:r>
-      <w:r>
-        <w:rPr>
-          <w:lang w:val="ar_AE" w:bidi="ar_AE"/>
-        </w:rPr>
-      </w:r>
-    </w:p>
-    <w:p>
-      <w:pPr>
-        <w:bidi/>
-      </w:pPr>
-      <w:r>
-        <w:rPr>
+          <w:rtl/>
+          <w:cs/>
+          <w:lang w:val="ar_AE" w:bidi="ar_AE"/>
+        </w:rPr>
+      </w:r>
+      <w:r>
+        <w:rPr>
+          <w:rtl/>
+          <w:cs/>
+          <w:lang w:val="ar_AE" w:bidi="ar_AE"/>
+        </w:rPr>
+      </w:r>
+    </w:p>
+    <w:p>
+      <w:pPr>
+        <w:bidi/>
+      </w:pPr>
+      <w:r>
+        <w:rPr>
+          <w:rtl/>
+          <w:cs/>
           <w:lang w:val="ar_AE" w:bidi="ar_AE"/>
         </w:rPr>
       </w:r>
@@ -267,28 +325,36 @@
       </w:pPr>
       <w:r>
         <w:rPr>
+          <w:rtl/>
+          <w:cs/>
           <w:lang w:val="ar_AE" w:bidi="ar_AE"/>
         </w:rPr>
         <w:t>أَسْتِير 1: 3</w:t>
       </w:r>
       <w:r>
         <w:rPr>
-          <w:lang w:val="ar_AE" w:bidi="ar_AE"/>
-        </w:rPr>
-      </w:r>
-    </w:p>
-    <w:p>
-      <w:pPr>
-        <w:bidi/>
-      </w:pPr>
-      <w:r>
-        <w:rPr>
+          <w:rtl/>
+          <w:cs/>
+          <w:lang w:val="ar_AE" w:bidi="ar_AE"/>
+        </w:rPr>
+      </w:r>
+    </w:p>
+    <w:p>
+      <w:pPr>
+        <w:bidi/>
+      </w:pPr>
+      <w:r>
+        <w:rPr>
+          <w:rtl/>
+          <w:cs/>
           <w:lang w:val="ar_AE" w:bidi="ar_AE"/>
         </w:rPr>
       </w:r>
       <w:r>
         <w:rPr>
           <w:b/>
+          <w:rtl/>
+          <w:cs/>
           <w:lang w:val="ar_AE" w:bidi="ar_AE"/>
         </w:rPr>
         <w:t>من هم الذين كانوا في حضرة الملك؟</w:t>
@@ -300,32 +366,42 @@
       </w:pPr>
       <w:r>
         <w:rPr>
-          <w:lang w:val="ar_AE" w:bidi="ar_AE"/>
-        </w:rPr>
-      </w:r>
-      <w:r>
-        <w:rPr>
+          <w:rtl/>
+          <w:cs/>
+          <w:lang w:val="ar_AE" w:bidi="ar_AE"/>
+        </w:rPr>
+      </w:r>
+      <w:r>
+        <w:rPr>
+          <w:rtl/>
+          <w:cs/>
           <w:lang w:val="ar_AE" w:bidi="ar_AE"/>
         </w:rPr>
         <w:t>كان رؤساء البلدان "أمامه"، مما يعني أنهم كانوا في حضرة الملك.</w:t>
       </w:r>
       <w:r>
         <w:rPr>
-          <w:lang w:val="ar_AE" w:bidi="ar_AE"/>
-        </w:rPr>
-      </w:r>
-      <w:r>
-        <w:rPr>
-          <w:lang w:val="ar_AE" w:bidi="ar_AE"/>
-        </w:rPr>
-      </w:r>
-    </w:p>
-    <w:p>
-      <w:pPr>
-        <w:bidi/>
-      </w:pPr>
-      <w:r>
-        <w:rPr>
+          <w:rtl/>
+          <w:cs/>
+          <w:lang w:val="ar_AE" w:bidi="ar_AE"/>
+        </w:rPr>
+      </w:r>
+      <w:r>
+        <w:rPr>
+          <w:rtl/>
+          <w:cs/>
+          <w:lang w:val="ar_AE" w:bidi="ar_AE"/>
+        </w:rPr>
+      </w:r>
+    </w:p>
+    <w:p>
+      <w:pPr>
+        <w:bidi/>
+      </w:pPr>
+      <w:r>
+        <w:rPr>
+          <w:rtl/>
+          <w:cs/>
           <w:lang w:val="ar_AE" w:bidi="ar_AE"/>
         </w:rPr>
       </w:r>
@@ -337,28 +413,36 @@
       </w:pPr>
       <w:r>
         <w:rPr>
+          <w:rtl/>
+          <w:cs/>
           <w:lang w:val="ar_AE" w:bidi="ar_AE"/>
         </w:rPr>
         <w:t>أَسْتِير 1: 5</w:t>
       </w:r>
       <w:r>
         <w:rPr>
-          <w:lang w:val="ar_AE" w:bidi="ar_AE"/>
-        </w:rPr>
-      </w:r>
-    </w:p>
-    <w:p>
-      <w:pPr>
-        <w:bidi/>
-      </w:pPr>
-      <w:r>
-        <w:rPr>
+          <w:rtl/>
+          <w:cs/>
+          <w:lang w:val="ar_AE" w:bidi="ar_AE"/>
+        </w:rPr>
+      </w:r>
+    </w:p>
+    <w:p>
+      <w:pPr>
+        <w:bidi/>
+      </w:pPr>
+      <w:r>
+        <w:rPr>
+          <w:rtl/>
+          <w:cs/>
           <w:lang w:val="ar_AE" w:bidi="ar_AE"/>
         </w:rPr>
       </w:r>
       <w:r>
         <w:rPr>
           <w:b/>
+          <w:rtl/>
+          <w:cs/>
           <w:lang w:val="ar_AE" w:bidi="ar_AE"/>
         </w:rPr>
         <w:t>لمن عمل الملك الوليمة التي استمرت لمدة سبعة أيام؟</w:t>
@@ -370,32 +454,42 @@
       </w:pPr>
       <w:r>
         <w:rPr>
-          <w:lang w:val="ar_AE" w:bidi="ar_AE"/>
-        </w:rPr>
-      </w:r>
-      <w:r>
-        <w:rPr>
+          <w:rtl/>
+          <w:cs/>
+          <w:lang w:val="ar_AE" w:bidi="ar_AE"/>
+        </w:rPr>
+      </w:r>
+      <w:r>
+        <w:rPr>
+          <w:rtl/>
+          <w:cs/>
           <w:lang w:val="ar_AE" w:bidi="ar_AE"/>
         </w:rPr>
         <w:t>عمل الملك وليمة لجميع الشعب الموجودين في شوشن القصر، من الكبير إلى الصغير.</w:t>
       </w:r>
       <w:r>
         <w:rPr>
-          <w:lang w:val="ar_AE" w:bidi="ar_AE"/>
-        </w:rPr>
-      </w:r>
-      <w:r>
-        <w:rPr>
-          <w:lang w:val="ar_AE" w:bidi="ar_AE"/>
-        </w:rPr>
-      </w:r>
-    </w:p>
-    <w:p>
-      <w:pPr>
-        <w:bidi/>
-      </w:pPr>
-      <w:r>
-        <w:rPr>
+          <w:rtl/>
+          <w:cs/>
+          <w:lang w:val="ar_AE" w:bidi="ar_AE"/>
+        </w:rPr>
+      </w:r>
+      <w:r>
+        <w:rPr>
+          <w:rtl/>
+          <w:cs/>
+          <w:lang w:val="ar_AE" w:bidi="ar_AE"/>
+        </w:rPr>
+      </w:r>
+    </w:p>
+    <w:p>
+      <w:pPr>
+        <w:bidi/>
+      </w:pPr>
+      <w:r>
+        <w:rPr>
+          <w:rtl/>
+          <w:cs/>
           <w:lang w:val="ar_AE" w:bidi="ar_AE"/>
         </w:rPr>
       </w:r>
@@ -407,28 +501,36 @@
       </w:pPr>
       <w:r>
         <w:rPr>
+          <w:rtl/>
+          <w:cs/>
           <w:lang w:val="ar_AE" w:bidi="ar_AE"/>
         </w:rPr>
         <w:t>أَسْتِير 1: 7</w:t>
       </w:r>
       <w:r>
         <w:rPr>
-          <w:lang w:val="ar_AE" w:bidi="ar_AE"/>
-        </w:rPr>
-      </w:r>
-    </w:p>
-    <w:p>
-      <w:pPr>
-        <w:bidi/>
-      </w:pPr>
-      <w:r>
-        <w:rPr>
+          <w:rtl/>
+          <w:cs/>
+          <w:lang w:val="ar_AE" w:bidi="ar_AE"/>
+        </w:rPr>
+      </w:r>
+    </w:p>
+    <w:p>
+      <w:pPr>
+        <w:bidi/>
+      </w:pPr>
+      <w:r>
+        <w:rPr>
+          <w:rtl/>
+          <w:cs/>
           <w:lang w:val="ar_AE" w:bidi="ar_AE"/>
         </w:rPr>
       </w:r>
       <w:r>
         <w:rPr>
           <w:b/>
+          <w:rtl/>
+          <w:cs/>
           <w:lang w:val="ar_AE" w:bidi="ar_AE"/>
         </w:rPr>
         <w:t>لماذا كان هناك الكثير من الخمر الفاخر؟</w:t>
@@ -440,32 +542,42 @@
       </w:pPr>
       <w:r>
         <w:rPr>
-          <w:lang w:val="ar_AE" w:bidi="ar_AE"/>
-        </w:rPr>
-      </w:r>
-      <w:r>
-        <w:rPr>
+          <w:rtl/>
+          <w:cs/>
+          <w:lang w:val="ar_AE" w:bidi="ar_AE"/>
+        </w:rPr>
+      </w:r>
+      <w:r>
+        <w:rPr>
+          <w:rtl/>
+          <w:cs/>
           <w:lang w:val="ar_AE" w:bidi="ar_AE"/>
         </w:rPr>
         <w:t>كان الخمر الملكي موجود بكثرة بفضل كرم الملك. وكان الشرب حسب الأمر، "لم يكن غاصب".</w:t>
       </w:r>
       <w:r>
         <w:rPr>
-          <w:lang w:val="ar_AE" w:bidi="ar_AE"/>
-        </w:rPr>
-      </w:r>
-      <w:r>
-        <w:rPr>
-          <w:lang w:val="ar_AE" w:bidi="ar_AE"/>
-        </w:rPr>
-      </w:r>
-    </w:p>
-    <w:p>
-      <w:pPr>
-        <w:bidi/>
-      </w:pPr>
-      <w:r>
-        <w:rPr>
+          <w:rtl/>
+          <w:cs/>
+          <w:lang w:val="ar_AE" w:bidi="ar_AE"/>
+        </w:rPr>
+      </w:r>
+      <w:r>
+        <w:rPr>
+          <w:rtl/>
+          <w:cs/>
+          <w:lang w:val="ar_AE" w:bidi="ar_AE"/>
+        </w:rPr>
+      </w:r>
+    </w:p>
+    <w:p>
+      <w:pPr>
+        <w:bidi/>
+      </w:pPr>
+      <w:r>
+        <w:rPr>
+          <w:rtl/>
+          <w:cs/>
           <w:lang w:val="ar_AE" w:bidi="ar_AE"/>
         </w:rPr>
       </w:r>
@@ -477,28 +589,36 @@
       </w:pPr>
       <w:r>
         <w:rPr>
+          <w:rtl/>
+          <w:cs/>
           <w:lang w:val="ar_AE" w:bidi="ar_AE"/>
         </w:rPr>
         <w:t>أَسْتِير 1: 8</w:t>
       </w:r>
       <w:r>
         <w:rPr>
-          <w:lang w:val="ar_AE" w:bidi="ar_AE"/>
-        </w:rPr>
-      </w:r>
-    </w:p>
-    <w:p>
-      <w:pPr>
-        <w:bidi/>
-      </w:pPr>
-      <w:r>
-        <w:rPr>
+          <w:rtl/>
+          <w:cs/>
+          <w:lang w:val="ar_AE" w:bidi="ar_AE"/>
+        </w:rPr>
+      </w:r>
+    </w:p>
+    <w:p>
+      <w:pPr>
+        <w:bidi/>
+      </w:pPr>
+      <w:r>
+        <w:rPr>
+          <w:rtl/>
+          <w:cs/>
           <w:lang w:val="ar_AE" w:bidi="ar_AE"/>
         </w:rPr>
       </w:r>
       <w:r>
         <w:rPr>
           <w:b/>
+          <w:rtl/>
+          <w:cs/>
           <w:lang w:val="ar_AE" w:bidi="ar_AE"/>
         </w:rPr>
         <w:t>ما هي أوامر الملك لكل عظيم في بيته؟</w:t>
@@ -510,32 +630,42 @@
       </w:pPr>
       <w:r>
         <w:rPr>
-          <w:lang w:val="ar_AE" w:bidi="ar_AE"/>
-        </w:rPr>
-      </w:r>
-      <w:r>
-        <w:rPr>
+          <w:rtl/>
+          <w:cs/>
+          <w:lang w:val="ar_AE" w:bidi="ar_AE"/>
+        </w:rPr>
+      </w:r>
+      <w:r>
+        <w:rPr>
+          <w:rtl/>
+          <w:cs/>
           <w:lang w:val="ar_AE" w:bidi="ar_AE"/>
         </w:rPr>
         <w:t>وكان الشرب حسب الأمر، "لم يكن غاصب"، لأنه هكذا رسم الملك على كل عظيم في بيته أن يعملوا حسب رضا كل واحد.</w:t>
       </w:r>
       <w:r>
         <w:rPr>
-          <w:lang w:val="ar_AE" w:bidi="ar_AE"/>
-        </w:rPr>
-      </w:r>
-      <w:r>
-        <w:rPr>
-          <w:lang w:val="ar_AE" w:bidi="ar_AE"/>
-        </w:rPr>
-      </w:r>
-    </w:p>
-    <w:p>
-      <w:pPr>
-        <w:bidi/>
-      </w:pPr>
-      <w:r>
-        <w:rPr>
+          <w:rtl/>
+          <w:cs/>
+          <w:lang w:val="ar_AE" w:bidi="ar_AE"/>
+        </w:rPr>
+      </w:r>
+      <w:r>
+        <w:rPr>
+          <w:rtl/>
+          <w:cs/>
+          <w:lang w:val="ar_AE" w:bidi="ar_AE"/>
+        </w:rPr>
+      </w:r>
+    </w:p>
+    <w:p>
+      <w:pPr>
+        <w:bidi/>
+      </w:pPr>
+      <w:r>
+        <w:rPr>
+          <w:rtl/>
+          <w:cs/>
           <w:lang w:val="ar_AE" w:bidi="ar_AE"/>
         </w:rPr>
       </w:r>
@@ -547,28 +677,36 @@
       </w:pPr>
       <w:r>
         <w:rPr>
+          <w:rtl/>
+          <w:cs/>
           <w:lang w:val="ar_AE" w:bidi="ar_AE"/>
         </w:rPr>
         <w:t>أستير 1: 10</w:t>
       </w:r>
       <w:r>
         <w:rPr>
-          <w:lang w:val="ar_AE" w:bidi="ar_AE"/>
-        </w:rPr>
-      </w:r>
-    </w:p>
-    <w:p>
-      <w:pPr>
-        <w:bidi/>
-      </w:pPr>
-      <w:r>
-        <w:rPr>
+          <w:rtl/>
+          <w:cs/>
+          <w:lang w:val="ar_AE" w:bidi="ar_AE"/>
+        </w:rPr>
+      </w:r>
+    </w:p>
+    <w:p>
+      <w:pPr>
+        <w:bidi/>
+      </w:pPr>
+      <w:r>
+        <w:rPr>
+          <w:rtl/>
+          <w:cs/>
           <w:lang w:val="ar_AE" w:bidi="ar_AE"/>
         </w:rPr>
       </w:r>
       <w:r>
         <w:rPr>
           <w:b/>
+          <w:rtl/>
+          <w:cs/>
           <w:lang w:val="ar_AE" w:bidi="ar_AE"/>
         </w:rPr>
         <w:t>ماذا قال الملك للخصيان السبعة الذين كانوا يخدمون بين يديه؟</w:t>
@@ -580,32 +718,42 @@
       </w:pPr>
       <w:r>
         <w:rPr>
-          <w:lang w:val="ar_AE" w:bidi="ar_AE"/>
-        </w:rPr>
-      </w:r>
-      <w:r>
-        <w:rPr>
+          <w:rtl/>
+          <w:cs/>
+          <w:lang w:val="ar_AE" w:bidi="ar_AE"/>
+        </w:rPr>
+      </w:r>
+      <w:r>
+        <w:rPr>
+          <w:rtl/>
+          <w:cs/>
           <w:lang w:val="ar_AE" w:bidi="ar_AE"/>
         </w:rPr>
         <w:t>قال لهم أن يأتوا بوشتي الملكة إلى أمام الملك بتاج الملك ليُري الشعوب والرؤساء جمالها.</w:t>
       </w:r>
       <w:r>
         <w:rPr>
-          <w:lang w:val="ar_AE" w:bidi="ar_AE"/>
-        </w:rPr>
-      </w:r>
-      <w:r>
-        <w:rPr>
-          <w:lang w:val="ar_AE" w:bidi="ar_AE"/>
-        </w:rPr>
-      </w:r>
-    </w:p>
-    <w:p>
-      <w:pPr>
-        <w:bidi/>
-      </w:pPr>
-      <w:r>
-        <w:rPr>
+          <w:rtl/>
+          <w:cs/>
+          <w:lang w:val="ar_AE" w:bidi="ar_AE"/>
+        </w:rPr>
+      </w:r>
+      <w:r>
+        <w:rPr>
+          <w:rtl/>
+          <w:cs/>
+          <w:lang w:val="ar_AE" w:bidi="ar_AE"/>
+        </w:rPr>
+      </w:r>
+    </w:p>
+    <w:p>
+      <w:pPr>
+        <w:bidi/>
+      </w:pPr>
+      <w:r>
+        <w:rPr>
+          <w:rtl/>
+          <w:cs/>
           <w:lang w:val="ar_AE" w:bidi="ar_AE"/>
         </w:rPr>
       </w:r>
@@ -617,28 +765,36 @@
       </w:pPr>
       <w:r>
         <w:rPr>
+          <w:rtl/>
+          <w:cs/>
           <w:lang w:val="ar_AE" w:bidi="ar_AE"/>
         </w:rPr>
         <w:t>أَسْتِير 1: 11</w:t>
       </w:r>
       <w:r>
         <w:rPr>
-          <w:lang w:val="ar_AE" w:bidi="ar_AE"/>
-        </w:rPr>
-      </w:r>
-    </w:p>
-    <w:p>
-      <w:pPr>
-        <w:bidi/>
-      </w:pPr>
-      <w:r>
-        <w:rPr>
+          <w:rtl/>
+          <w:cs/>
+          <w:lang w:val="ar_AE" w:bidi="ar_AE"/>
+        </w:rPr>
+      </w:r>
+    </w:p>
+    <w:p>
+      <w:pPr>
+        <w:bidi/>
+      </w:pPr>
+      <w:r>
+        <w:rPr>
+          <w:rtl/>
+          <w:cs/>
           <w:lang w:val="ar_AE" w:bidi="ar_AE"/>
         </w:rPr>
       </w:r>
       <w:r>
         <w:rPr>
           <w:b/>
+          <w:rtl/>
+          <w:cs/>
           <w:lang w:val="ar_AE" w:bidi="ar_AE"/>
         </w:rPr>
         <w:t>ماذا قال الملك للخصيان السبعة الذين كانوا يخدمون بين يديه؟</w:t>
@@ -650,32 +806,42 @@
       </w:pPr>
       <w:r>
         <w:rPr>
-          <w:lang w:val="ar_AE" w:bidi="ar_AE"/>
-        </w:rPr>
-      </w:r>
-      <w:r>
-        <w:rPr>
+          <w:rtl/>
+          <w:cs/>
+          <w:lang w:val="ar_AE" w:bidi="ar_AE"/>
+        </w:rPr>
+      </w:r>
+      <w:r>
+        <w:rPr>
+          <w:rtl/>
+          <w:cs/>
           <w:lang w:val="ar_AE" w:bidi="ar_AE"/>
         </w:rPr>
         <w:t>قال لهم الملك أن يأتوا بوَشْتِي الملكة إلى أمامه بتاج الملك، ليُري الشعوب والرؤساء جمالها.</w:t>
       </w:r>
       <w:r>
         <w:rPr>
-          <w:lang w:val="ar_AE" w:bidi="ar_AE"/>
-        </w:rPr>
-      </w:r>
-      <w:r>
-        <w:rPr>
-          <w:lang w:val="ar_AE" w:bidi="ar_AE"/>
-        </w:rPr>
-      </w:r>
-    </w:p>
-    <w:p>
-      <w:pPr>
-        <w:bidi/>
-      </w:pPr>
-      <w:r>
-        <w:rPr>
+          <w:rtl/>
+          <w:cs/>
+          <w:lang w:val="ar_AE" w:bidi="ar_AE"/>
+        </w:rPr>
+      </w:r>
+      <w:r>
+        <w:rPr>
+          <w:rtl/>
+          <w:cs/>
+          <w:lang w:val="ar_AE" w:bidi="ar_AE"/>
+        </w:rPr>
+      </w:r>
+    </w:p>
+    <w:p>
+      <w:pPr>
+        <w:bidi/>
+      </w:pPr>
+      <w:r>
+        <w:rPr>
+          <w:rtl/>
+          <w:cs/>
           <w:lang w:val="ar_AE" w:bidi="ar_AE"/>
         </w:rPr>
       </w:r>
@@ -687,28 +853,36 @@
       </w:pPr>
       <w:r>
         <w:rPr>
+          <w:rtl/>
+          <w:cs/>
           <w:lang w:val="ar_AE" w:bidi="ar_AE"/>
         </w:rPr>
         <w:t>أَسْتِير 1: 12</w:t>
       </w:r>
       <w:r>
         <w:rPr>
-          <w:lang w:val="ar_AE" w:bidi="ar_AE"/>
-        </w:rPr>
-      </w:r>
-    </w:p>
-    <w:p>
-      <w:pPr>
-        <w:bidi/>
-      </w:pPr>
-      <w:r>
-        <w:rPr>
+          <w:rtl/>
+          <w:cs/>
+          <w:lang w:val="ar_AE" w:bidi="ar_AE"/>
+        </w:rPr>
+      </w:r>
+    </w:p>
+    <w:p>
+      <w:pPr>
+        <w:bidi/>
+      </w:pPr>
+      <w:r>
+        <w:rPr>
+          <w:rtl/>
+          <w:cs/>
           <w:lang w:val="ar_AE" w:bidi="ar_AE"/>
         </w:rPr>
       </w:r>
       <w:r>
         <w:rPr>
           <w:b/>
+          <w:rtl/>
+          <w:cs/>
           <w:lang w:val="ar_AE" w:bidi="ar_AE"/>
         </w:rPr>
         <w:t>لماذا اغتاظ الملك جدًا؟</w:t>
@@ -720,32 +894,42 @@
       </w:pPr>
       <w:r>
         <w:rPr>
-          <w:lang w:val="ar_AE" w:bidi="ar_AE"/>
-        </w:rPr>
-      </w:r>
-      <w:r>
-        <w:rPr>
+          <w:rtl/>
+          <w:cs/>
+          <w:lang w:val="ar_AE" w:bidi="ar_AE"/>
+        </w:rPr>
+      </w:r>
+      <w:r>
+        <w:rPr>
+          <w:rtl/>
+          <w:cs/>
           <w:lang w:val="ar_AE" w:bidi="ar_AE"/>
         </w:rPr>
         <w:t>اغتاظ الملك جدًا لأن الملكة وَشْتِي أبت أن تأتي حسب أمره عن يد الخصيان.</w:t>
       </w:r>
       <w:r>
         <w:rPr>
-          <w:lang w:val="ar_AE" w:bidi="ar_AE"/>
-        </w:rPr>
-      </w:r>
-      <w:r>
-        <w:rPr>
-          <w:lang w:val="ar_AE" w:bidi="ar_AE"/>
-        </w:rPr>
-      </w:r>
-    </w:p>
-    <w:p>
-      <w:pPr>
-        <w:bidi/>
-      </w:pPr>
-      <w:r>
-        <w:rPr>
+          <w:rtl/>
+          <w:cs/>
+          <w:lang w:val="ar_AE" w:bidi="ar_AE"/>
+        </w:rPr>
+      </w:r>
+      <w:r>
+        <w:rPr>
+          <w:rtl/>
+          <w:cs/>
+          <w:lang w:val="ar_AE" w:bidi="ar_AE"/>
+        </w:rPr>
+      </w:r>
+    </w:p>
+    <w:p>
+      <w:pPr>
+        <w:bidi/>
+      </w:pPr>
+      <w:r>
+        <w:rPr>
+          <w:rtl/>
+          <w:cs/>
           <w:lang w:val="ar_AE" w:bidi="ar_AE"/>
         </w:rPr>
       </w:r>
@@ -757,28 +941,36 @@
       </w:pPr>
       <w:r>
         <w:rPr>
+          <w:rtl/>
+          <w:cs/>
           <w:lang w:val="ar_AE" w:bidi="ar_AE"/>
         </w:rPr>
         <w:t>أَسْتِير 1: 13</w:t>
       </w:r>
       <w:r>
         <w:rPr>
-          <w:lang w:val="ar_AE" w:bidi="ar_AE"/>
-        </w:rPr>
-      </w:r>
-    </w:p>
-    <w:p>
-      <w:pPr>
-        <w:bidi/>
-      </w:pPr>
-      <w:r>
-        <w:rPr>
+          <w:rtl/>
+          <w:cs/>
+          <w:lang w:val="ar_AE" w:bidi="ar_AE"/>
+        </w:rPr>
+      </w:r>
+    </w:p>
+    <w:p>
+      <w:pPr>
+        <w:bidi/>
+      </w:pPr>
+      <w:r>
+        <w:rPr>
+          <w:rtl/>
+          <w:cs/>
           <w:lang w:val="ar_AE" w:bidi="ar_AE"/>
         </w:rPr>
       </w:r>
       <w:r>
         <w:rPr>
           <w:b/>
+          <w:rtl/>
+          <w:cs/>
           <w:lang w:val="ar_AE" w:bidi="ar_AE"/>
         </w:rPr>
         <w:t>من استشار الملك؟</w:t>
@@ -790,32 +982,42 @@
       </w:pPr>
       <w:r>
         <w:rPr>
-          <w:lang w:val="ar_AE" w:bidi="ar_AE"/>
-        </w:rPr>
-      </w:r>
-      <w:r>
-        <w:rPr>
+          <w:rtl/>
+          <w:cs/>
+          <w:lang w:val="ar_AE" w:bidi="ar_AE"/>
+        </w:rPr>
+      </w:r>
+      <w:r>
+        <w:rPr>
+          <w:rtl/>
+          <w:cs/>
           <w:lang w:val="ar_AE" w:bidi="ar_AE"/>
         </w:rPr>
         <w:t>استشار الملك الحكماء العارفين بالأزمنة.</w:t>
       </w:r>
       <w:r>
         <w:rPr>
-          <w:lang w:val="ar_AE" w:bidi="ar_AE"/>
-        </w:rPr>
-      </w:r>
-      <w:r>
-        <w:rPr>
-          <w:lang w:val="ar_AE" w:bidi="ar_AE"/>
-        </w:rPr>
-      </w:r>
-    </w:p>
-    <w:p>
-      <w:pPr>
-        <w:bidi/>
-      </w:pPr>
-      <w:r>
-        <w:rPr>
+          <w:rtl/>
+          <w:cs/>
+          <w:lang w:val="ar_AE" w:bidi="ar_AE"/>
+        </w:rPr>
+      </w:r>
+      <w:r>
+        <w:rPr>
+          <w:rtl/>
+          <w:cs/>
+          <w:lang w:val="ar_AE" w:bidi="ar_AE"/>
+        </w:rPr>
+      </w:r>
+    </w:p>
+    <w:p>
+      <w:pPr>
+        <w:bidi/>
+      </w:pPr>
+      <w:r>
+        <w:rPr>
+          <w:rtl/>
+          <w:cs/>
           <w:lang w:val="ar_AE" w:bidi="ar_AE"/>
         </w:rPr>
       </w:r>
@@ -827,28 +1029,36 @@
       </w:pPr>
       <w:r>
         <w:rPr>
+          <w:rtl/>
+          <w:cs/>
           <w:lang w:val="ar_AE" w:bidi="ar_AE"/>
         </w:rPr>
         <w:t>أَسْتِير 1: 16</w:t>
       </w:r>
       <w:r>
         <w:rPr>
-          <w:lang w:val="ar_AE" w:bidi="ar_AE"/>
-        </w:rPr>
-      </w:r>
-    </w:p>
-    <w:p>
-      <w:pPr>
-        <w:bidi/>
-      </w:pPr>
-      <w:r>
-        <w:rPr>
+          <w:rtl/>
+          <w:cs/>
+          <w:lang w:val="ar_AE" w:bidi="ar_AE"/>
+        </w:rPr>
+      </w:r>
+    </w:p>
+    <w:p>
+      <w:pPr>
+        <w:bidi/>
+      </w:pPr>
+      <w:r>
+        <w:rPr>
+          <w:rtl/>
+          <w:cs/>
           <w:lang w:val="ar_AE" w:bidi="ar_AE"/>
         </w:rPr>
       </w:r>
       <w:r>
         <w:rPr>
           <w:b/>
+          <w:rtl/>
+          <w:cs/>
           <w:lang w:val="ar_AE" w:bidi="ar_AE"/>
         </w:rPr>
         <w:t>وفقًا ل</w:t>
@@ -856,6 +1066,8 @@
       <w:r>
         <w:rPr>
           <w:b/>
+          <w:rtl/>
+          <w:cs/>
           <w:lang w:val="ar_AE" w:bidi="ar_AE"/>
         </w:rPr>
         <w:t>مَمُوكَانُ</w:t>
@@ -863,6 +1075,8 @@
       <w:r>
         <w:rPr>
           <w:b/>
+          <w:rtl/>
+          <w:cs/>
           <w:lang w:val="ar_AE" w:bidi="ar_AE"/>
         </w:rPr>
         <w:t>، إلى من أذنبت وشتي الملكة؟</w:t>
@@ -874,32 +1088,42 @@
       </w:pPr>
       <w:r>
         <w:rPr>
-          <w:lang w:val="ar_AE" w:bidi="ar_AE"/>
-        </w:rPr>
-      </w:r>
-      <w:r>
-        <w:rPr>
+          <w:rtl/>
+          <w:cs/>
+          <w:lang w:val="ar_AE" w:bidi="ar_AE"/>
+        </w:rPr>
+      </w:r>
+      <w:r>
+        <w:rPr>
+          <w:rtl/>
+          <w:cs/>
           <w:lang w:val="ar_AE" w:bidi="ar_AE"/>
         </w:rPr>
         <w:t>لقد أذنبت وَشْتِي الملكة ليس إلى الملك وحده، بل إلى جميع الرؤساء وجميع الشعوب الذين في كل بلدان الملك أَحَشْوِيروش.</w:t>
       </w:r>
       <w:r>
         <w:rPr>
-          <w:lang w:val="ar_AE" w:bidi="ar_AE"/>
-        </w:rPr>
-      </w:r>
-      <w:r>
-        <w:rPr>
-          <w:lang w:val="ar_AE" w:bidi="ar_AE"/>
-        </w:rPr>
-      </w:r>
-    </w:p>
-    <w:p>
-      <w:pPr>
-        <w:bidi/>
-      </w:pPr>
-      <w:r>
-        <w:rPr>
+          <w:rtl/>
+          <w:cs/>
+          <w:lang w:val="ar_AE" w:bidi="ar_AE"/>
+        </w:rPr>
+      </w:r>
+      <w:r>
+        <w:rPr>
+          <w:rtl/>
+          <w:cs/>
+          <w:lang w:val="ar_AE" w:bidi="ar_AE"/>
+        </w:rPr>
+      </w:r>
+    </w:p>
+    <w:p>
+      <w:pPr>
+        <w:bidi/>
+      </w:pPr>
+      <w:r>
+        <w:rPr>
+          <w:rtl/>
+          <w:cs/>
           <w:lang w:val="ar_AE" w:bidi="ar_AE"/>
         </w:rPr>
       </w:r>
@@ -911,28 +1135,36 @@
       </w:pPr>
       <w:r>
         <w:rPr>
+          <w:rtl/>
+          <w:cs/>
           <w:lang w:val="ar_AE" w:bidi="ar_AE"/>
         </w:rPr>
         <w:t>أَسْتِير 1: 17</w:t>
       </w:r>
       <w:r>
         <w:rPr>
-          <w:lang w:val="ar_AE" w:bidi="ar_AE"/>
-        </w:rPr>
-      </w:r>
-    </w:p>
-    <w:p>
-      <w:pPr>
-        <w:bidi/>
-      </w:pPr>
-      <w:r>
-        <w:rPr>
+          <w:rtl/>
+          <w:cs/>
+          <w:lang w:val="ar_AE" w:bidi="ar_AE"/>
+        </w:rPr>
+      </w:r>
+    </w:p>
+    <w:p>
+      <w:pPr>
+        <w:bidi/>
+      </w:pPr>
+      <w:r>
+        <w:rPr>
+          <w:rtl/>
+          <w:cs/>
           <w:lang w:val="ar_AE" w:bidi="ar_AE"/>
         </w:rPr>
       </w:r>
       <w:r>
         <w:rPr>
           <w:b/>
+          <w:rtl/>
+          <w:cs/>
           <w:lang w:val="ar_AE" w:bidi="ar_AE"/>
         </w:rPr>
         <w:t>ماذا قال مموكان عن ما سوف تفعله نساء فارس ومادي؟</w:t>
@@ -944,32 +1176,42 @@
       </w:pPr>
       <w:r>
         <w:rPr>
-          <w:lang w:val="ar_AE" w:bidi="ar_AE"/>
-        </w:rPr>
-      </w:r>
-      <w:r>
-        <w:rPr>
+          <w:rtl/>
+          <w:cs/>
+          <w:lang w:val="ar_AE" w:bidi="ar_AE"/>
+        </w:rPr>
+      </w:r>
+      <w:r>
+        <w:rPr>
+          <w:rtl/>
+          <w:cs/>
           <w:lang w:val="ar_AE" w:bidi="ar_AE"/>
         </w:rPr>
         <w:t>قال مموكان أنه سيبلغ خبر الملكة إلى جميع النساء في مملكة الملك أَحَشْوِيروش، وعندما تعرف نساء المملكة ما فعلته الملكة، سيُحتقر أزواجهن في أعينهن ويقلن: "إن الملك أَحَشْوِيروش أمر أن يؤتى بوَشْتِي الملكة إلى أمامه، فلم تأتِ!"</w:t>
       </w:r>
       <w:r>
         <w:rPr>
-          <w:lang w:val="ar_AE" w:bidi="ar_AE"/>
-        </w:rPr>
-      </w:r>
-      <w:r>
-        <w:rPr>
-          <w:lang w:val="ar_AE" w:bidi="ar_AE"/>
-        </w:rPr>
-      </w:r>
-    </w:p>
-    <w:p>
-      <w:pPr>
-        <w:bidi/>
-      </w:pPr>
-      <w:r>
-        <w:rPr>
+          <w:rtl/>
+          <w:cs/>
+          <w:lang w:val="ar_AE" w:bidi="ar_AE"/>
+        </w:rPr>
+      </w:r>
+      <w:r>
+        <w:rPr>
+          <w:rtl/>
+          <w:cs/>
+          <w:lang w:val="ar_AE" w:bidi="ar_AE"/>
+        </w:rPr>
+      </w:r>
+    </w:p>
+    <w:p>
+      <w:pPr>
+        <w:bidi/>
+      </w:pPr>
+      <w:r>
+        <w:rPr>
+          <w:rtl/>
+          <w:cs/>
           <w:lang w:val="ar_AE" w:bidi="ar_AE"/>
         </w:rPr>
       </w:r>
@@ -981,28 +1223,36 @@
       </w:pPr>
       <w:r>
         <w:rPr>
+          <w:rtl/>
+          <w:cs/>
           <w:lang w:val="ar_AE" w:bidi="ar_AE"/>
         </w:rPr>
         <w:t>أَسْتِير 1: 18</w:t>
       </w:r>
       <w:r>
         <w:rPr>
-          <w:lang w:val="ar_AE" w:bidi="ar_AE"/>
-        </w:rPr>
-      </w:r>
-    </w:p>
-    <w:p>
-      <w:pPr>
-        <w:bidi/>
-      </w:pPr>
-      <w:r>
-        <w:rPr>
+          <w:rtl/>
+          <w:cs/>
+          <w:lang w:val="ar_AE" w:bidi="ar_AE"/>
+        </w:rPr>
+      </w:r>
+    </w:p>
+    <w:p>
+      <w:pPr>
+        <w:bidi/>
+      </w:pPr>
+      <w:r>
+        <w:rPr>
+          <w:rtl/>
+          <w:cs/>
           <w:lang w:val="ar_AE" w:bidi="ar_AE"/>
         </w:rPr>
       </w:r>
       <w:r>
         <w:rPr>
           <w:b/>
+          <w:rtl/>
+          <w:cs/>
           <w:lang w:val="ar_AE" w:bidi="ar_AE"/>
         </w:rPr>
         <w:t>ماذا توقع مَموكَانَ أن تفعل رئيسات فَارِسَ ومَادِي قبل نهاية ذلك اليوم؟</w:t>
@@ -1014,32 +1264,42 @@
       </w:pPr>
       <w:r>
         <w:rPr>
-          <w:lang w:val="ar_AE" w:bidi="ar_AE"/>
-        </w:rPr>
-      </w:r>
-      <w:r>
-        <w:rPr>
+          <w:rtl/>
+          <w:cs/>
+          <w:lang w:val="ar_AE" w:bidi="ar_AE"/>
+        </w:rPr>
+      </w:r>
+      <w:r>
+        <w:rPr>
+          <w:rtl/>
+          <w:cs/>
           <w:lang w:val="ar_AE" w:bidi="ar_AE"/>
         </w:rPr>
         <w:t>بما أن خبر الملكة سوف يبلغ إلى جميع النساء، مما سيجعل أزواجهن مُحتقرين في أعينهن عندما يُقال، "إن الملك أَحَشْوِيروشَ أمر أن يؤتى بوَشْتِي الملكة إلى أمامه، فلم تأتِ." في هذا اليوم، تقوله رئيسات فَارِسَ ومَادِي اللواتي سمعن خبر الملكة لجميع رؤساء الملك؛ وسيكون مثل ذلك احتقار وغضب!</w:t>
       </w:r>
       <w:r>
         <w:rPr>
-          <w:lang w:val="ar_AE" w:bidi="ar_AE"/>
-        </w:rPr>
-      </w:r>
-      <w:r>
-        <w:rPr>
-          <w:lang w:val="ar_AE" w:bidi="ar_AE"/>
-        </w:rPr>
-      </w:r>
-    </w:p>
-    <w:p>
-      <w:pPr>
-        <w:bidi/>
-      </w:pPr>
-      <w:r>
-        <w:rPr>
+          <w:rtl/>
+          <w:cs/>
+          <w:lang w:val="ar_AE" w:bidi="ar_AE"/>
+        </w:rPr>
+      </w:r>
+      <w:r>
+        <w:rPr>
+          <w:rtl/>
+          <w:cs/>
+          <w:lang w:val="ar_AE" w:bidi="ar_AE"/>
+        </w:rPr>
+      </w:r>
+    </w:p>
+    <w:p>
+      <w:pPr>
+        <w:bidi/>
+      </w:pPr>
+      <w:r>
+        <w:rPr>
+          <w:rtl/>
+          <w:cs/>
           <w:lang w:val="ar_AE" w:bidi="ar_AE"/>
         </w:rPr>
       </w:r>
@@ -1051,28 +1311,36 @@
       </w:pPr>
       <w:r>
         <w:rPr>
+          <w:rtl/>
+          <w:cs/>
           <w:lang w:val="ar_AE" w:bidi="ar_AE"/>
         </w:rPr>
         <w:t>أَسْتِير 1: 19</w:t>
       </w:r>
       <w:r>
         <w:rPr>
-          <w:lang w:val="ar_AE" w:bidi="ar_AE"/>
-        </w:rPr>
-      </w:r>
-    </w:p>
-    <w:p>
-      <w:pPr>
-        <w:bidi/>
-      </w:pPr>
-      <w:r>
-        <w:rPr>
+          <w:rtl/>
+          <w:cs/>
+          <w:lang w:val="ar_AE" w:bidi="ar_AE"/>
+        </w:rPr>
+      </w:r>
+    </w:p>
+    <w:p>
+      <w:pPr>
+        <w:bidi/>
+      </w:pPr>
+      <w:r>
+        <w:rPr>
+          <w:rtl/>
+          <w:cs/>
           <w:lang w:val="ar_AE" w:bidi="ar_AE"/>
         </w:rPr>
       </w:r>
       <w:r>
         <w:rPr>
           <w:b/>
+          <w:rtl/>
+          <w:cs/>
           <w:lang w:val="ar_AE" w:bidi="ar_AE"/>
         </w:rPr>
         <w:t>لمن سيعطي الملك مُلك وشتي الملكة؟</w:t>
@@ -1084,32 +1352,42 @@
       </w:pPr>
       <w:r>
         <w:rPr>
-          <w:lang w:val="ar_AE" w:bidi="ar_AE"/>
-        </w:rPr>
-      </w:r>
-      <w:r>
-        <w:rPr>
+          <w:rtl/>
+          <w:cs/>
+          <w:lang w:val="ar_AE" w:bidi="ar_AE"/>
+        </w:rPr>
+      </w:r>
+      <w:r>
+        <w:rPr>
+          <w:rtl/>
+          <w:cs/>
           <w:lang w:val="ar_AE" w:bidi="ar_AE"/>
         </w:rPr>
         <w:t>سيُعطي الملك مُلكها لمن هي أحسن منها .</w:t>
       </w:r>
       <w:r>
         <w:rPr>
-          <w:lang w:val="ar_AE" w:bidi="ar_AE"/>
-        </w:rPr>
-      </w:r>
-      <w:r>
-        <w:rPr>
-          <w:lang w:val="ar_AE" w:bidi="ar_AE"/>
-        </w:rPr>
-      </w:r>
-    </w:p>
-    <w:p>
-      <w:pPr>
-        <w:bidi/>
-      </w:pPr>
-      <w:r>
-        <w:rPr>
+          <w:rtl/>
+          <w:cs/>
+          <w:lang w:val="ar_AE" w:bidi="ar_AE"/>
+        </w:rPr>
+      </w:r>
+      <w:r>
+        <w:rPr>
+          <w:rtl/>
+          <w:cs/>
+          <w:lang w:val="ar_AE" w:bidi="ar_AE"/>
+        </w:rPr>
+      </w:r>
+    </w:p>
+    <w:p>
+      <w:pPr>
+        <w:bidi/>
+      </w:pPr>
+      <w:r>
+        <w:rPr>
+          <w:rtl/>
+          <w:cs/>
           <w:lang w:val="ar_AE" w:bidi="ar_AE"/>
         </w:rPr>
       </w:r>
@@ -1121,28 +1399,36 @@
       </w:pPr>
       <w:r>
         <w:rPr>
+          <w:rtl/>
+          <w:cs/>
           <w:lang w:val="ar_AE" w:bidi="ar_AE"/>
         </w:rPr>
         <w:t>أَسْتِير 1: 22</w:t>
       </w:r>
       <w:r>
         <w:rPr>
-          <w:lang w:val="ar_AE" w:bidi="ar_AE"/>
-        </w:rPr>
-      </w:r>
-    </w:p>
-    <w:p>
-      <w:pPr>
-        <w:bidi/>
-      </w:pPr>
-      <w:r>
-        <w:rPr>
+          <w:rtl/>
+          <w:cs/>
+          <w:lang w:val="ar_AE" w:bidi="ar_AE"/>
+        </w:rPr>
+      </w:r>
+    </w:p>
+    <w:p>
+      <w:pPr>
+        <w:bidi/>
+      </w:pPr>
+      <w:r>
+        <w:rPr>
+          <w:rtl/>
+          <w:cs/>
           <w:lang w:val="ar_AE" w:bidi="ar_AE"/>
         </w:rPr>
       </w:r>
       <w:r>
         <w:rPr>
           <w:b/>
+          <w:rtl/>
+          <w:cs/>
           <w:lang w:val="ar_AE" w:bidi="ar_AE"/>
         </w:rPr>
         <w:t>ما الذي أمر به الملك؟</w:t>
@@ -1154,32 +1440,42 @@
       </w:pPr>
       <w:r>
         <w:rPr>
-          <w:lang w:val="ar_AE" w:bidi="ar_AE"/>
-        </w:rPr>
-      </w:r>
-      <w:r>
-        <w:rPr>
+          <w:rtl/>
+          <w:cs/>
+          <w:lang w:val="ar_AE" w:bidi="ar_AE"/>
+        </w:rPr>
+      </w:r>
+      <w:r>
+        <w:rPr>
+          <w:rtl/>
+          <w:cs/>
           <w:lang w:val="ar_AE" w:bidi="ar_AE"/>
         </w:rPr>
         <w:t>أرسل الملك كُتبًا ليكون كل رجل متسلطًا في بيته ويتكلم بذلك بلسان شعبه.</w:t>
       </w:r>
       <w:r>
         <w:rPr>
-          <w:lang w:val="ar_AE" w:bidi="ar_AE"/>
-        </w:rPr>
-      </w:r>
-      <w:r>
-        <w:rPr>
-          <w:lang w:val="ar_AE" w:bidi="ar_AE"/>
-        </w:rPr>
-      </w:r>
-    </w:p>
-    <w:p>
-      <w:pPr>
-        <w:bidi/>
-      </w:pPr>
-      <w:r>
-        <w:rPr>
+          <w:rtl/>
+          <w:cs/>
+          <w:lang w:val="ar_AE" w:bidi="ar_AE"/>
+        </w:rPr>
+      </w:r>
+      <w:r>
+        <w:rPr>
+          <w:rtl/>
+          <w:cs/>
+          <w:lang w:val="ar_AE" w:bidi="ar_AE"/>
+        </w:rPr>
+      </w:r>
+    </w:p>
+    <w:p>
+      <w:pPr>
+        <w:bidi/>
+      </w:pPr>
+      <w:r>
+        <w:rPr>
+          <w:rtl/>
+          <w:cs/>
           <w:lang w:val="ar_AE" w:bidi="ar_AE"/>
         </w:rPr>
       </w:r>
@@ -1191,28 +1487,36 @@
       </w:pPr>
       <w:r>
         <w:rPr>
+          <w:rtl/>
+          <w:cs/>
           <w:lang w:val="ar_AE" w:bidi="ar_AE"/>
         </w:rPr>
         <w:t>أَسْتِير 2: 2</w:t>
       </w:r>
       <w:r>
         <w:rPr>
-          <w:lang w:val="ar_AE" w:bidi="ar_AE"/>
-        </w:rPr>
-      </w:r>
-    </w:p>
-    <w:p>
-      <w:pPr>
-        <w:bidi/>
-      </w:pPr>
-      <w:r>
-        <w:rPr>
+          <w:rtl/>
+          <w:cs/>
+          <w:lang w:val="ar_AE" w:bidi="ar_AE"/>
+        </w:rPr>
+      </w:r>
+    </w:p>
+    <w:p>
+      <w:pPr>
+        <w:bidi/>
+      </w:pPr>
+      <w:r>
+        <w:rPr>
+          <w:rtl/>
+          <w:cs/>
           <w:lang w:val="ar_AE" w:bidi="ar_AE"/>
         </w:rPr>
       </w:r>
       <w:r>
         <w:rPr>
           <w:b/>
+          <w:rtl/>
+          <w:cs/>
           <w:lang w:val="ar_AE" w:bidi="ar_AE"/>
         </w:rPr>
         <w:t>بماذا نصح غلمان الملك؟</w:t>
@@ -1224,32 +1528,42 @@
       </w:pPr>
       <w:r>
         <w:rPr>
-          <w:lang w:val="ar_AE" w:bidi="ar_AE"/>
-        </w:rPr>
-      </w:r>
-      <w:r>
-        <w:rPr>
+          <w:rtl/>
+          <w:cs/>
+          <w:lang w:val="ar_AE" w:bidi="ar_AE"/>
+        </w:rPr>
+      </w:r>
+      <w:r>
+        <w:rPr>
+          <w:rtl/>
+          <w:cs/>
           <w:lang w:val="ar_AE" w:bidi="ar_AE"/>
         </w:rPr>
         <w:t>نصح غلمان الملك أن يطلب الملك فتيات عذارى، حسنات المنظر.</w:t>
       </w:r>
       <w:r>
         <w:rPr>
-          <w:lang w:val="ar_AE" w:bidi="ar_AE"/>
-        </w:rPr>
-      </w:r>
-      <w:r>
-        <w:rPr>
-          <w:lang w:val="ar_AE" w:bidi="ar_AE"/>
-        </w:rPr>
-      </w:r>
-    </w:p>
-    <w:p>
-      <w:pPr>
-        <w:bidi/>
-      </w:pPr>
-      <w:r>
-        <w:rPr>
+          <w:rtl/>
+          <w:cs/>
+          <w:lang w:val="ar_AE" w:bidi="ar_AE"/>
+        </w:rPr>
+      </w:r>
+      <w:r>
+        <w:rPr>
+          <w:rtl/>
+          <w:cs/>
+          <w:lang w:val="ar_AE" w:bidi="ar_AE"/>
+        </w:rPr>
+      </w:r>
+    </w:p>
+    <w:p>
+      <w:pPr>
+        <w:bidi/>
+      </w:pPr>
+      <w:r>
+        <w:rPr>
+          <w:rtl/>
+          <w:cs/>
           <w:lang w:val="ar_AE" w:bidi="ar_AE"/>
         </w:rPr>
       </w:r>
@@ -1261,28 +1575,36 @@
       </w:pPr>
       <w:r>
         <w:rPr>
+          <w:rtl/>
+          <w:cs/>
           <w:lang w:val="ar_AE" w:bidi="ar_AE"/>
         </w:rPr>
         <w:t>أستير 2: 3</w:t>
       </w:r>
       <w:r>
         <w:rPr>
-          <w:lang w:val="ar_AE" w:bidi="ar_AE"/>
-        </w:rPr>
-      </w:r>
-    </w:p>
-    <w:p>
-      <w:pPr>
-        <w:bidi/>
-      </w:pPr>
-      <w:r>
-        <w:rPr>
+          <w:rtl/>
+          <w:cs/>
+          <w:lang w:val="ar_AE" w:bidi="ar_AE"/>
+        </w:rPr>
+      </w:r>
+    </w:p>
+    <w:p>
+      <w:pPr>
+        <w:bidi/>
+      </w:pPr>
+      <w:r>
+        <w:rPr>
+          <w:rtl/>
+          <w:cs/>
           <w:lang w:val="ar_AE" w:bidi="ar_AE"/>
         </w:rPr>
       </w:r>
       <w:r>
         <w:rPr>
           <w:b/>
+          <w:rtl/>
+          <w:cs/>
           <w:lang w:val="ar_AE" w:bidi="ar_AE"/>
         </w:rPr>
         <w:t>إلى يد من سوف تُجمع العذارى؟</w:t>
@@ -1294,32 +1616,42 @@
       </w:pPr>
       <w:r>
         <w:rPr>
-          <w:lang w:val="ar_AE" w:bidi="ar_AE"/>
-        </w:rPr>
-      </w:r>
-      <w:r>
-        <w:rPr>
+          <w:rtl/>
+          <w:cs/>
+          <w:lang w:val="ar_AE" w:bidi="ar_AE"/>
+        </w:rPr>
+      </w:r>
+      <w:r>
+        <w:rPr>
+          <w:rtl/>
+          <w:cs/>
           <w:lang w:val="ar_AE" w:bidi="ar_AE"/>
         </w:rPr>
         <w:t>سوف تُجمع العذارى إلى يد هَيْجَايَ، خصي الملك حارس النساء. وهذا يعني أن هَيْجَايَ كان هو المسؤول عن رعاية العذارى.</w:t>
       </w:r>
       <w:r>
         <w:rPr>
-          <w:lang w:val="ar_AE" w:bidi="ar_AE"/>
-        </w:rPr>
-      </w:r>
-      <w:r>
-        <w:rPr>
-          <w:lang w:val="ar_AE" w:bidi="ar_AE"/>
-        </w:rPr>
-      </w:r>
-    </w:p>
-    <w:p>
-      <w:pPr>
-        <w:bidi/>
-      </w:pPr>
-      <w:r>
-        <w:rPr>
+          <w:rtl/>
+          <w:cs/>
+          <w:lang w:val="ar_AE" w:bidi="ar_AE"/>
+        </w:rPr>
+      </w:r>
+      <w:r>
+        <w:rPr>
+          <w:rtl/>
+          <w:cs/>
+          <w:lang w:val="ar_AE" w:bidi="ar_AE"/>
+        </w:rPr>
+      </w:r>
+    </w:p>
+    <w:p>
+      <w:pPr>
+        <w:bidi/>
+      </w:pPr>
+      <w:r>
+        <w:rPr>
+          <w:rtl/>
+          <w:cs/>
           <w:lang w:val="ar_AE" w:bidi="ar_AE"/>
         </w:rPr>
       </w:r>
@@ -1331,28 +1663,36 @@
       </w:pPr>
       <w:r>
         <w:rPr>
+          <w:rtl/>
+          <w:cs/>
           <w:lang w:val="ar_AE" w:bidi="ar_AE"/>
         </w:rPr>
         <w:t>أَسْتِير 2: 6</w:t>
       </w:r>
       <w:r>
         <w:rPr>
-          <w:lang w:val="ar_AE" w:bidi="ar_AE"/>
-        </w:rPr>
-      </w:r>
-    </w:p>
-    <w:p>
-      <w:pPr>
-        <w:bidi/>
-      </w:pPr>
-      <w:r>
-        <w:rPr>
+          <w:rtl/>
+          <w:cs/>
+          <w:lang w:val="ar_AE" w:bidi="ar_AE"/>
+        </w:rPr>
+      </w:r>
+    </w:p>
+    <w:p>
+      <w:pPr>
+        <w:bidi/>
+      </w:pPr>
+      <w:r>
+        <w:rPr>
+          <w:rtl/>
+          <w:cs/>
           <w:lang w:val="ar_AE" w:bidi="ar_AE"/>
         </w:rPr>
       </w:r>
       <w:r>
         <w:rPr>
           <w:b/>
+          <w:rtl/>
+          <w:cs/>
           <w:lang w:val="ar_AE" w:bidi="ar_AE"/>
         </w:rPr>
         <w:t>من الذي سبى قَيْس من أورشليم؟</w:t>
@@ -1364,32 +1704,42 @@
       </w:pPr>
       <w:r>
         <w:rPr>
-          <w:lang w:val="ar_AE" w:bidi="ar_AE"/>
-        </w:rPr>
-      </w:r>
-      <w:r>
-        <w:rPr>
+          <w:rtl/>
+          <w:cs/>
+          <w:lang w:val="ar_AE" w:bidi="ar_AE"/>
+        </w:rPr>
+      </w:r>
+      <w:r>
+        <w:rPr>
+          <w:rtl/>
+          <w:cs/>
           <w:lang w:val="ar_AE" w:bidi="ar_AE"/>
         </w:rPr>
         <w:t>نبوخذنصر، ملك بابل، هو الذي سبى قيس من أورشليم.</w:t>
       </w:r>
       <w:r>
         <w:rPr>
-          <w:lang w:val="ar_AE" w:bidi="ar_AE"/>
-        </w:rPr>
-      </w:r>
-      <w:r>
-        <w:rPr>
-          <w:lang w:val="ar_AE" w:bidi="ar_AE"/>
-        </w:rPr>
-      </w:r>
-    </w:p>
-    <w:p>
-      <w:pPr>
-        <w:bidi/>
-      </w:pPr>
-      <w:r>
-        <w:rPr>
+          <w:rtl/>
+          <w:cs/>
+          <w:lang w:val="ar_AE" w:bidi="ar_AE"/>
+        </w:rPr>
+      </w:r>
+      <w:r>
+        <w:rPr>
+          <w:rtl/>
+          <w:cs/>
+          <w:lang w:val="ar_AE" w:bidi="ar_AE"/>
+        </w:rPr>
+      </w:r>
+    </w:p>
+    <w:p>
+      <w:pPr>
+        <w:bidi/>
+      </w:pPr>
+      <w:r>
+        <w:rPr>
+          <w:rtl/>
+          <w:cs/>
           <w:lang w:val="ar_AE" w:bidi="ar_AE"/>
         </w:rPr>
       </w:r>
@@ -1401,28 +1751,36 @@
       </w:pPr>
       <w:r>
         <w:rPr>
+          <w:rtl/>
+          <w:cs/>
           <w:lang w:val="ar_AE" w:bidi="ar_AE"/>
         </w:rPr>
         <w:t>أَسْتِير 2: 7</w:t>
       </w:r>
       <w:r>
         <w:rPr>
-          <w:lang w:val="ar_AE" w:bidi="ar_AE"/>
-        </w:rPr>
-      </w:r>
-    </w:p>
-    <w:p>
-      <w:pPr>
-        <w:bidi/>
-      </w:pPr>
-      <w:r>
-        <w:rPr>
+          <w:rtl/>
+          <w:cs/>
+          <w:lang w:val="ar_AE" w:bidi="ar_AE"/>
+        </w:rPr>
+      </w:r>
+    </w:p>
+    <w:p>
+      <w:pPr>
+        <w:bidi/>
+      </w:pPr>
+      <w:r>
+        <w:rPr>
+          <w:rtl/>
+          <w:cs/>
           <w:lang w:val="ar_AE" w:bidi="ar_AE"/>
         </w:rPr>
       </w:r>
       <w:r>
         <w:rPr>
           <w:b/>
+          <w:rtl/>
+          <w:cs/>
           <w:lang w:val="ar_AE" w:bidi="ar_AE"/>
         </w:rPr>
         <w:t>ما هو الاسم الآخر لأستير؟</w:t>
@@ -1434,44 +1792,58 @@
       </w:pPr>
       <w:r>
         <w:rPr>
-          <w:lang w:val="ar_AE" w:bidi="ar_AE"/>
-        </w:rPr>
-      </w:r>
-      <w:r>
-        <w:rPr>
+          <w:rtl/>
+          <w:cs/>
+          <w:lang w:val="ar_AE" w:bidi="ar_AE"/>
+        </w:rPr>
+      </w:r>
+      <w:r>
+        <w:rPr>
+          <w:rtl/>
+          <w:cs/>
           <w:lang w:val="ar_AE" w:bidi="ar_AE"/>
         </w:rPr>
         <w:t xml:space="preserve">كان الاسم الآخر لأستير هو </w:t>
       </w:r>
       <w:r>
         <w:rPr>
+          <w:rtl/>
+          <w:cs/>
           <w:lang w:val="ar_AE" w:bidi="ar_AE"/>
         </w:rPr>
         <w:t>هَدَسَّةَ</w:t>
       </w:r>
       <w:r>
         <w:rPr>
+          <w:rtl/>
+          <w:cs/>
           <w:lang w:val="ar_AE" w:bidi="ar_AE"/>
         </w:rPr>
         <w:t>.</w:t>
       </w:r>
       <w:r>
         <w:rPr>
-          <w:lang w:val="ar_AE" w:bidi="ar_AE"/>
-        </w:rPr>
-      </w:r>
-      <w:r>
-        <w:rPr>
-          <w:lang w:val="ar_AE" w:bidi="ar_AE"/>
-        </w:rPr>
-      </w:r>
-    </w:p>
-    <w:p>
-      <w:pPr>
-        <w:bidi/>
-      </w:pPr>
-      <w:r>
-        <w:rPr>
+          <w:rtl/>
+          <w:cs/>
+          <w:lang w:val="ar_AE" w:bidi="ar_AE"/>
+        </w:rPr>
+      </w:r>
+      <w:r>
+        <w:rPr>
+          <w:rtl/>
+          <w:cs/>
+          <w:lang w:val="ar_AE" w:bidi="ar_AE"/>
+        </w:rPr>
+      </w:r>
+    </w:p>
+    <w:p>
+      <w:pPr>
+        <w:bidi/>
+      </w:pPr>
+      <w:r>
+        <w:rPr>
+          <w:rtl/>
+          <w:cs/>
           <w:lang w:val="ar_AE" w:bidi="ar_AE"/>
         </w:rPr>
       </w:r>
@@ -1483,28 +1855,36 @@
       </w:pPr>
       <w:r>
         <w:rPr>
+          <w:rtl/>
+          <w:cs/>
           <w:lang w:val="ar_AE" w:bidi="ar_AE"/>
         </w:rPr>
         <w:t>أَسْتِير 2: 7 (#2)</w:t>
       </w:r>
       <w:r>
         <w:rPr>
-          <w:lang w:val="ar_AE" w:bidi="ar_AE"/>
-        </w:rPr>
-      </w:r>
-    </w:p>
-    <w:p>
-      <w:pPr>
-        <w:bidi/>
-      </w:pPr>
-      <w:r>
-        <w:rPr>
+          <w:rtl/>
+          <w:cs/>
+          <w:lang w:val="ar_AE" w:bidi="ar_AE"/>
+        </w:rPr>
+      </w:r>
+    </w:p>
+    <w:p>
+      <w:pPr>
+        <w:bidi/>
+      </w:pPr>
+      <w:r>
+        <w:rPr>
+          <w:rtl/>
+          <w:cs/>
           <w:lang w:val="ar_AE" w:bidi="ar_AE"/>
         </w:rPr>
       </w:r>
       <w:r>
         <w:rPr>
           <w:b/>
+          <w:rtl/>
+          <w:cs/>
           <w:lang w:val="ar_AE" w:bidi="ar_AE"/>
         </w:rPr>
         <w:t>ما هي علاقة أستير بمردخاي؟</w:t>
@@ -1516,32 +1896,42 @@
       </w:pPr>
       <w:r>
         <w:rPr>
-          <w:lang w:val="ar_AE" w:bidi="ar_AE"/>
-        </w:rPr>
-      </w:r>
-      <w:r>
-        <w:rPr>
+          <w:rtl/>
+          <w:cs/>
+          <w:lang w:val="ar_AE" w:bidi="ar_AE"/>
+        </w:rPr>
+      </w:r>
+      <w:r>
+        <w:rPr>
+          <w:rtl/>
+          <w:cs/>
           <w:lang w:val="ar_AE" w:bidi="ar_AE"/>
         </w:rPr>
         <w:t>كانت أستير ابنة عم مردخاي.</w:t>
       </w:r>
       <w:r>
         <w:rPr>
-          <w:lang w:val="ar_AE" w:bidi="ar_AE"/>
-        </w:rPr>
-      </w:r>
-      <w:r>
-        <w:rPr>
-          <w:lang w:val="ar_AE" w:bidi="ar_AE"/>
-        </w:rPr>
-      </w:r>
-    </w:p>
-    <w:p>
-      <w:pPr>
-        <w:bidi/>
-      </w:pPr>
-      <w:r>
-        <w:rPr>
+          <w:rtl/>
+          <w:cs/>
+          <w:lang w:val="ar_AE" w:bidi="ar_AE"/>
+        </w:rPr>
+      </w:r>
+      <w:r>
+        <w:rPr>
+          <w:rtl/>
+          <w:cs/>
+          <w:lang w:val="ar_AE" w:bidi="ar_AE"/>
+        </w:rPr>
+      </w:r>
+    </w:p>
+    <w:p>
+      <w:pPr>
+        <w:bidi/>
+      </w:pPr>
+      <w:r>
+        <w:rPr>
+          <w:rtl/>
+          <w:cs/>
           <w:lang w:val="ar_AE" w:bidi="ar_AE"/>
         </w:rPr>
       </w:r>
@@ -1553,28 +1943,36 @@
       </w:pPr>
       <w:r>
         <w:rPr>
+          <w:rtl/>
+          <w:cs/>
           <w:lang w:val="ar_AE" w:bidi="ar_AE"/>
         </w:rPr>
         <w:t>أَسْتِير 2: 9</w:t>
       </w:r>
       <w:r>
         <w:rPr>
-          <w:lang w:val="ar_AE" w:bidi="ar_AE"/>
-        </w:rPr>
-      </w:r>
-    </w:p>
-    <w:p>
-      <w:pPr>
-        <w:bidi/>
-      </w:pPr>
-      <w:r>
-        <w:rPr>
+          <w:rtl/>
+          <w:cs/>
+          <w:lang w:val="ar_AE" w:bidi="ar_AE"/>
+        </w:rPr>
+      </w:r>
+    </w:p>
+    <w:p>
+      <w:pPr>
+        <w:bidi/>
+      </w:pPr>
+      <w:r>
+        <w:rPr>
+          <w:rtl/>
+          <w:cs/>
           <w:lang w:val="ar_AE" w:bidi="ar_AE"/>
         </w:rPr>
       </w:r>
       <w:r>
         <w:rPr>
           <w:b/>
+          <w:rtl/>
+          <w:cs/>
           <w:lang w:val="ar_AE" w:bidi="ar_AE"/>
         </w:rPr>
         <w:t>بماذا زود هيجاي أستير؟</w:t>
@@ -1586,32 +1984,42 @@
       </w:pPr>
       <w:r>
         <w:rPr>
-          <w:lang w:val="ar_AE" w:bidi="ar_AE"/>
-        </w:rPr>
-      </w:r>
-      <w:r>
-        <w:rPr>
+          <w:rtl/>
+          <w:cs/>
+          <w:lang w:val="ar_AE" w:bidi="ar_AE"/>
+        </w:rPr>
+      </w:r>
+      <w:r>
+        <w:rPr>
+          <w:rtl/>
+          <w:cs/>
           <w:lang w:val="ar_AE" w:bidi="ar_AE"/>
         </w:rPr>
         <w:t>بادر هَيْجَايَ بإعطائها أدهان عطرها، وأنصبتها، مع السبع الفتيات المختارات لتُعطى لها من بيت الملك.</w:t>
       </w:r>
       <w:r>
         <w:rPr>
-          <w:lang w:val="ar_AE" w:bidi="ar_AE"/>
-        </w:rPr>
-      </w:r>
-      <w:r>
-        <w:rPr>
-          <w:lang w:val="ar_AE" w:bidi="ar_AE"/>
-        </w:rPr>
-      </w:r>
-    </w:p>
-    <w:p>
-      <w:pPr>
-        <w:bidi/>
-      </w:pPr>
-      <w:r>
-        <w:rPr>
+          <w:rtl/>
+          <w:cs/>
+          <w:lang w:val="ar_AE" w:bidi="ar_AE"/>
+        </w:rPr>
+      </w:r>
+      <w:r>
+        <w:rPr>
+          <w:rtl/>
+          <w:cs/>
+          <w:lang w:val="ar_AE" w:bidi="ar_AE"/>
+        </w:rPr>
+      </w:r>
+    </w:p>
+    <w:p>
+      <w:pPr>
+        <w:bidi/>
+      </w:pPr>
+      <w:r>
+        <w:rPr>
+          <w:rtl/>
+          <w:cs/>
           <w:lang w:val="ar_AE" w:bidi="ar_AE"/>
         </w:rPr>
       </w:r>
@@ -1623,28 +2031,36 @@
       </w:pPr>
       <w:r>
         <w:rPr>
+          <w:rtl/>
+          <w:cs/>
           <w:lang w:val="ar_AE" w:bidi="ar_AE"/>
         </w:rPr>
         <w:t>أَسْتِير 2: 10</w:t>
       </w:r>
       <w:r>
         <w:rPr>
-          <w:lang w:val="ar_AE" w:bidi="ar_AE"/>
-        </w:rPr>
-      </w:r>
-    </w:p>
-    <w:p>
-      <w:pPr>
-        <w:bidi/>
-      </w:pPr>
-      <w:r>
-        <w:rPr>
+          <w:rtl/>
+          <w:cs/>
+          <w:lang w:val="ar_AE" w:bidi="ar_AE"/>
+        </w:rPr>
+      </w:r>
+    </w:p>
+    <w:p>
+      <w:pPr>
+        <w:bidi/>
+      </w:pPr>
+      <w:r>
+        <w:rPr>
+          <w:rtl/>
+          <w:cs/>
           <w:lang w:val="ar_AE" w:bidi="ar_AE"/>
         </w:rPr>
       </w:r>
       <w:r>
         <w:rPr>
           <w:b/>
+          <w:rtl/>
+          <w:cs/>
           <w:lang w:val="ar_AE" w:bidi="ar_AE"/>
         </w:rPr>
         <w:t>لماذا لم تخبر أستير أي شخص عن شعبها وجنسها؟</w:t>
@@ -1656,32 +2072,42 @@
       </w:pPr>
       <w:r>
         <w:rPr>
-          <w:lang w:val="ar_AE" w:bidi="ar_AE"/>
-        </w:rPr>
-      </w:r>
-      <w:r>
-        <w:rPr>
+          <w:rtl/>
+          <w:cs/>
+          <w:lang w:val="ar_AE" w:bidi="ar_AE"/>
+        </w:rPr>
+      </w:r>
+      <w:r>
+        <w:rPr>
+          <w:rtl/>
+          <w:cs/>
           <w:lang w:val="ar_AE" w:bidi="ar_AE"/>
         </w:rPr>
         <w:t>لم تُخبر أَسْتِير عن شعبها وجنسها، لأن مرْدَخَاي أوصاها أن لا تُخبر.</w:t>
       </w:r>
       <w:r>
         <w:rPr>
-          <w:lang w:val="ar_AE" w:bidi="ar_AE"/>
-        </w:rPr>
-      </w:r>
-      <w:r>
-        <w:rPr>
-          <w:lang w:val="ar_AE" w:bidi="ar_AE"/>
-        </w:rPr>
-      </w:r>
-    </w:p>
-    <w:p>
-      <w:pPr>
-        <w:bidi/>
-      </w:pPr>
-      <w:r>
-        <w:rPr>
+          <w:rtl/>
+          <w:cs/>
+          <w:lang w:val="ar_AE" w:bidi="ar_AE"/>
+        </w:rPr>
+      </w:r>
+      <w:r>
+        <w:rPr>
+          <w:rtl/>
+          <w:cs/>
+          <w:lang w:val="ar_AE" w:bidi="ar_AE"/>
+        </w:rPr>
+      </w:r>
+    </w:p>
+    <w:p>
+      <w:pPr>
+        <w:bidi/>
+      </w:pPr>
+      <w:r>
+        <w:rPr>
+          <w:rtl/>
+          <w:cs/>
           <w:lang w:val="ar_AE" w:bidi="ar_AE"/>
         </w:rPr>
       </w:r>
@@ -1693,28 +2119,36 @@
       </w:pPr>
       <w:r>
         <w:rPr>
+          <w:rtl/>
+          <w:cs/>
           <w:lang w:val="ar_AE" w:bidi="ar_AE"/>
         </w:rPr>
         <w:t>أَسْتِير 2: 13</w:t>
       </w:r>
       <w:r>
         <w:rPr>
-          <w:lang w:val="ar_AE" w:bidi="ar_AE"/>
-        </w:rPr>
-      </w:r>
-    </w:p>
-    <w:p>
-      <w:pPr>
-        <w:bidi/>
-      </w:pPr>
-      <w:r>
-        <w:rPr>
+          <w:rtl/>
+          <w:cs/>
+          <w:lang w:val="ar_AE" w:bidi="ar_AE"/>
+        </w:rPr>
+      </w:r>
+    </w:p>
+    <w:p>
+      <w:pPr>
+        <w:bidi/>
+      </w:pPr>
+      <w:r>
+        <w:rPr>
+          <w:rtl/>
+          <w:cs/>
           <w:lang w:val="ar_AE" w:bidi="ar_AE"/>
         </w:rPr>
       </w:r>
       <w:r>
         <w:rPr>
           <w:b/>
+          <w:rtl/>
+          <w:cs/>
           <w:lang w:val="ar_AE" w:bidi="ar_AE"/>
         </w:rPr>
         <w:t>ماذا أُعطي لكل فتاة تدخل إلى الملك؟</w:t>
@@ -1726,32 +2160,42 @@
       </w:pPr>
       <w:r>
         <w:rPr>
-          <w:lang w:val="ar_AE" w:bidi="ar_AE"/>
-        </w:rPr>
-      </w:r>
-      <w:r>
-        <w:rPr>
+          <w:rtl/>
+          <w:cs/>
+          <w:lang w:val="ar_AE" w:bidi="ar_AE"/>
+        </w:rPr>
+      </w:r>
+      <w:r>
+        <w:rPr>
+          <w:rtl/>
+          <w:cs/>
           <w:lang w:val="ar_AE" w:bidi="ar_AE"/>
         </w:rPr>
         <w:t>كل ما قالت عنه أُعطي لها.</w:t>
       </w:r>
       <w:r>
         <w:rPr>
-          <w:lang w:val="ar_AE" w:bidi="ar_AE"/>
-        </w:rPr>
-      </w:r>
-      <w:r>
-        <w:rPr>
-          <w:lang w:val="ar_AE" w:bidi="ar_AE"/>
-        </w:rPr>
-      </w:r>
-    </w:p>
-    <w:p>
-      <w:pPr>
-        <w:bidi/>
-      </w:pPr>
-      <w:r>
-        <w:rPr>
+          <w:rtl/>
+          <w:cs/>
+          <w:lang w:val="ar_AE" w:bidi="ar_AE"/>
+        </w:rPr>
+      </w:r>
+      <w:r>
+        <w:rPr>
+          <w:rtl/>
+          <w:cs/>
+          <w:lang w:val="ar_AE" w:bidi="ar_AE"/>
+        </w:rPr>
+      </w:r>
+    </w:p>
+    <w:p>
+      <w:pPr>
+        <w:bidi/>
+      </w:pPr>
+      <w:r>
+        <w:rPr>
+          <w:rtl/>
+          <w:cs/>
           <w:lang w:val="ar_AE" w:bidi="ar_AE"/>
         </w:rPr>
       </w:r>
@@ -1763,28 +2207,36 @@
       </w:pPr>
       <w:r>
         <w:rPr>
+          <w:rtl/>
+          <w:cs/>
           <w:lang w:val="ar_AE" w:bidi="ar_AE"/>
         </w:rPr>
         <w:t>أَسْتِير 2: 14</w:t>
       </w:r>
       <w:r>
         <w:rPr>
-          <w:lang w:val="ar_AE" w:bidi="ar_AE"/>
-        </w:rPr>
-      </w:r>
-    </w:p>
-    <w:p>
-      <w:pPr>
-        <w:bidi/>
-      </w:pPr>
-      <w:r>
-        <w:rPr>
+          <w:rtl/>
+          <w:cs/>
+          <w:lang w:val="ar_AE" w:bidi="ar_AE"/>
+        </w:rPr>
+      </w:r>
+    </w:p>
+    <w:p>
+      <w:pPr>
+        <w:bidi/>
+      </w:pPr>
+      <w:r>
+        <w:rPr>
+          <w:rtl/>
+          <w:cs/>
           <w:lang w:val="ar_AE" w:bidi="ar_AE"/>
         </w:rPr>
       </w:r>
       <w:r>
         <w:rPr>
           <w:b/>
+          <w:rtl/>
+          <w:cs/>
           <w:lang w:val="ar_AE" w:bidi="ar_AE"/>
         </w:rPr>
         <w:t>متى سترجع الفتاة إلى الملك؟</w:t>
@@ -1796,32 +2248,42 @@
       </w:pPr>
       <w:r>
         <w:rPr>
-          <w:lang w:val="ar_AE" w:bidi="ar_AE"/>
-        </w:rPr>
-      </w:r>
-      <w:r>
-        <w:rPr>
+          <w:rtl/>
+          <w:cs/>
+          <w:lang w:val="ar_AE" w:bidi="ar_AE"/>
+        </w:rPr>
+      </w:r>
+      <w:r>
+        <w:rPr>
+          <w:rtl/>
+          <w:cs/>
           <w:lang w:val="ar_AE" w:bidi="ar_AE"/>
         </w:rPr>
         <w:t>لن ترجع إلى الملك مرة أخرى إلا إذا سُرَّ بها الملك ودُعيت بإسمها.</w:t>
       </w:r>
       <w:r>
         <w:rPr>
-          <w:lang w:val="ar_AE" w:bidi="ar_AE"/>
-        </w:rPr>
-      </w:r>
-      <w:r>
-        <w:rPr>
-          <w:lang w:val="ar_AE" w:bidi="ar_AE"/>
-        </w:rPr>
-      </w:r>
-    </w:p>
-    <w:p>
-      <w:pPr>
-        <w:bidi/>
-      </w:pPr>
-      <w:r>
-        <w:rPr>
+          <w:rtl/>
+          <w:cs/>
+          <w:lang w:val="ar_AE" w:bidi="ar_AE"/>
+        </w:rPr>
+      </w:r>
+      <w:r>
+        <w:rPr>
+          <w:rtl/>
+          <w:cs/>
+          <w:lang w:val="ar_AE" w:bidi="ar_AE"/>
+        </w:rPr>
+      </w:r>
+    </w:p>
+    <w:p>
+      <w:pPr>
+        <w:bidi/>
+      </w:pPr>
+      <w:r>
+        <w:rPr>
+          <w:rtl/>
+          <w:cs/>
           <w:lang w:val="ar_AE" w:bidi="ar_AE"/>
         </w:rPr>
       </w:r>
@@ -1833,28 +2295,36 @@
       </w:pPr>
       <w:r>
         <w:rPr>
+          <w:rtl/>
+          <w:cs/>
           <w:lang w:val="ar_AE" w:bidi="ar_AE"/>
         </w:rPr>
         <w:t>أَسْتِير 2: 15</w:t>
       </w:r>
       <w:r>
         <w:rPr>
-          <w:lang w:val="ar_AE" w:bidi="ar_AE"/>
-        </w:rPr>
-      </w:r>
-    </w:p>
-    <w:p>
-      <w:pPr>
-        <w:bidi/>
-      </w:pPr>
-      <w:r>
-        <w:rPr>
+          <w:rtl/>
+          <w:cs/>
+          <w:lang w:val="ar_AE" w:bidi="ar_AE"/>
+        </w:rPr>
+      </w:r>
+    </w:p>
+    <w:p>
+      <w:pPr>
+        <w:bidi/>
+      </w:pPr>
+      <w:r>
+        <w:rPr>
+          <w:rtl/>
+          <w:cs/>
           <w:lang w:val="ar_AE" w:bidi="ar_AE"/>
         </w:rPr>
       </w:r>
       <w:r>
         <w:rPr>
           <w:b/>
+          <w:rtl/>
+          <w:cs/>
           <w:lang w:val="ar_AE" w:bidi="ar_AE"/>
         </w:rPr>
         <w:t>ماذا طلبت أستير؟</w:t>
@@ -1866,32 +2336,42 @@
       </w:pPr>
       <w:r>
         <w:rPr>
-          <w:lang w:val="ar_AE" w:bidi="ar_AE"/>
-        </w:rPr>
-      </w:r>
-      <w:r>
-        <w:rPr>
+          <w:rtl/>
+          <w:cs/>
+          <w:lang w:val="ar_AE" w:bidi="ar_AE"/>
+        </w:rPr>
+      </w:r>
+      <w:r>
+        <w:rPr>
+          <w:rtl/>
+          <w:cs/>
           <w:lang w:val="ar_AE" w:bidi="ar_AE"/>
         </w:rPr>
         <w:t>لم تطلب شيئًا إلا ما قال عنه هَيْجَايَ، خصي الملك حارس النساء.</w:t>
       </w:r>
       <w:r>
         <w:rPr>
-          <w:lang w:val="ar_AE" w:bidi="ar_AE"/>
-        </w:rPr>
-      </w:r>
-      <w:r>
-        <w:rPr>
-          <w:lang w:val="ar_AE" w:bidi="ar_AE"/>
-        </w:rPr>
-      </w:r>
-    </w:p>
-    <w:p>
-      <w:pPr>
-        <w:bidi/>
-      </w:pPr>
-      <w:r>
-        <w:rPr>
+          <w:rtl/>
+          <w:cs/>
+          <w:lang w:val="ar_AE" w:bidi="ar_AE"/>
+        </w:rPr>
+      </w:r>
+      <w:r>
+        <w:rPr>
+          <w:rtl/>
+          <w:cs/>
+          <w:lang w:val="ar_AE" w:bidi="ar_AE"/>
+        </w:rPr>
+      </w:r>
+    </w:p>
+    <w:p>
+      <w:pPr>
+        <w:bidi/>
+      </w:pPr>
+      <w:r>
+        <w:rPr>
+          <w:rtl/>
+          <w:cs/>
           <w:lang w:val="ar_AE" w:bidi="ar_AE"/>
         </w:rPr>
       </w:r>
@@ -1903,28 +2383,36 @@
       </w:pPr>
       <w:r>
         <w:rPr>
+          <w:rtl/>
+          <w:cs/>
           <w:lang w:val="ar_AE" w:bidi="ar_AE"/>
         </w:rPr>
         <w:t>أَسْتِير 2: 16</w:t>
       </w:r>
       <w:r>
         <w:rPr>
-          <w:lang w:val="ar_AE" w:bidi="ar_AE"/>
-        </w:rPr>
-      </w:r>
-    </w:p>
-    <w:p>
-      <w:pPr>
-        <w:bidi/>
-      </w:pPr>
-      <w:r>
-        <w:rPr>
+          <w:rtl/>
+          <w:cs/>
+          <w:lang w:val="ar_AE" w:bidi="ar_AE"/>
+        </w:rPr>
+      </w:r>
+    </w:p>
+    <w:p>
+      <w:pPr>
+        <w:bidi/>
+      </w:pPr>
+      <w:r>
+        <w:rPr>
+          <w:rtl/>
+          <w:cs/>
           <w:lang w:val="ar_AE" w:bidi="ar_AE"/>
         </w:rPr>
       </w:r>
       <w:r>
         <w:rPr>
           <w:b/>
+          <w:rtl/>
+          <w:cs/>
           <w:lang w:val="ar_AE" w:bidi="ar_AE"/>
         </w:rPr>
         <w:t>متى أُخِذت أستير إلى الملك أحشويروش؟</w:t>
@@ -1936,44 +2424,58 @@
       </w:pPr>
       <w:r>
         <w:rPr>
-          <w:lang w:val="ar_AE" w:bidi="ar_AE"/>
-        </w:rPr>
-      </w:r>
-      <w:r>
-        <w:rPr>
+          <w:rtl/>
+          <w:cs/>
+          <w:lang w:val="ar_AE" w:bidi="ar_AE"/>
+        </w:rPr>
+      </w:r>
+      <w:r>
+        <w:rPr>
+          <w:rtl/>
+          <w:cs/>
           <w:lang w:val="ar_AE" w:bidi="ar_AE"/>
         </w:rPr>
         <w:t xml:space="preserve">فأُخِذَت أَسْتِير إلى الملك أَحَشْوِيروشَ، إلى بيت مُلكه، في الشهر العاشر (وهو شهر </w:t>
       </w:r>
       <w:r>
         <w:rPr>
+          <w:rtl/>
+          <w:cs/>
           <w:lang w:val="ar_AE" w:bidi="ar_AE"/>
         </w:rPr>
         <w:t>طِيبِيتَ</w:t>
       </w:r>
       <w:r>
         <w:rPr>
+          <w:rtl/>
+          <w:cs/>
           <w:lang w:val="ar_AE" w:bidi="ar_AE"/>
         </w:rPr>
         <w:t>)، في السنة السابعة لمُلكه.</w:t>
       </w:r>
       <w:r>
         <w:rPr>
-          <w:lang w:val="ar_AE" w:bidi="ar_AE"/>
-        </w:rPr>
-      </w:r>
-      <w:r>
-        <w:rPr>
-          <w:lang w:val="ar_AE" w:bidi="ar_AE"/>
-        </w:rPr>
-      </w:r>
-    </w:p>
-    <w:p>
-      <w:pPr>
-        <w:bidi/>
-      </w:pPr>
-      <w:r>
-        <w:rPr>
+          <w:rtl/>
+          <w:cs/>
+          <w:lang w:val="ar_AE" w:bidi="ar_AE"/>
+        </w:rPr>
+      </w:r>
+      <w:r>
+        <w:rPr>
+          <w:rtl/>
+          <w:cs/>
+          <w:lang w:val="ar_AE" w:bidi="ar_AE"/>
+        </w:rPr>
+      </w:r>
+    </w:p>
+    <w:p>
+      <w:pPr>
+        <w:bidi/>
+      </w:pPr>
+      <w:r>
+        <w:rPr>
+          <w:rtl/>
+          <w:cs/>
           <w:lang w:val="ar_AE" w:bidi="ar_AE"/>
         </w:rPr>
       </w:r>
@@ -1985,28 +2487,36 @@
       </w:pPr>
       <w:r>
         <w:rPr>
+          <w:rtl/>
+          <w:cs/>
           <w:lang w:val="ar_AE" w:bidi="ar_AE"/>
         </w:rPr>
         <w:t>أَسْتِير 2: 17</w:t>
       </w:r>
       <w:r>
         <w:rPr>
-          <w:lang w:val="ar_AE" w:bidi="ar_AE"/>
-        </w:rPr>
-      </w:r>
-    </w:p>
-    <w:p>
-      <w:pPr>
-        <w:bidi/>
-      </w:pPr>
-      <w:r>
-        <w:rPr>
+          <w:rtl/>
+          <w:cs/>
+          <w:lang w:val="ar_AE" w:bidi="ar_AE"/>
+        </w:rPr>
+      </w:r>
+    </w:p>
+    <w:p>
+      <w:pPr>
+        <w:bidi/>
+      </w:pPr>
+      <w:r>
+        <w:rPr>
+          <w:rtl/>
+          <w:cs/>
           <w:lang w:val="ar_AE" w:bidi="ar_AE"/>
         </w:rPr>
       </w:r>
       <w:r>
         <w:rPr>
           <w:b/>
+          <w:rtl/>
+          <w:cs/>
           <w:lang w:val="ar_AE" w:bidi="ar_AE"/>
         </w:rPr>
         <w:t>لماذا وضع الملك تاج المُلك على رأس أستير ومَلَّكها؟</w:t>
@@ -2018,32 +2528,42 @@
       </w:pPr>
       <w:r>
         <w:rPr>
-          <w:lang w:val="ar_AE" w:bidi="ar_AE"/>
-        </w:rPr>
-      </w:r>
-      <w:r>
-        <w:rPr>
+          <w:rtl/>
+          <w:cs/>
+          <w:lang w:val="ar_AE" w:bidi="ar_AE"/>
+        </w:rPr>
+      </w:r>
+      <w:r>
+        <w:rPr>
+          <w:rtl/>
+          <w:cs/>
           <w:lang w:val="ar_AE" w:bidi="ar_AE"/>
         </w:rPr>
         <w:t>أحب الملك أستير أكثر من جميع النساء، ووجدت نعمة وإحسانًا قدامه أكثر من جميع العذارى. فوضع تاج المُلك على رأسها، ومَلَّكها مكان وشتي.</w:t>
       </w:r>
       <w:r>
         <w:rPr>
-          <w:lang w:val="ar_AE" w:bidi="ar_AE"/>
-        </w:rPr>
-      </w:r>
-      <w:r>
-        <w:rPr>
-          <w:lang w:val="ar_AE" w:bidi="ar_AE"/>
-        </w:rPr>
-      </w:r>
-    </w:p>
-    <w:p>
-      <w:pPr>
-        <w:bidi/>
-      </w:pPr>
-      <w:r>
-        <w:rPr>
+          <w:rtl/>
+          <w:cs/>
+          <w:lang w:val="ar_AE" w:bidi="ar_AE"/>
+        </w:rPr>
+      </w:r>
+      <w:r>
+        <w:rPr>
+          <w:rtl/>
+          <w:cs/>
+          <w:lang w:val="ar_AE" w:bidi="ar_AE"/>
+        </w:rPr>
+      </w:r>
+    </w:p>
+    <w:p>
+      <w:pPr>
+        <w:bidi/>
+      </w:pPr>
+      <w:r>
+        <w:rPr>
+          <w:rtl/>
+          <w:cs/>
           <w:lang w:val="ar_AE" w:bidi="ar_AE"/>
         </w:rPr>
       </w:r>
@@ -2055,28 +2575,36 @@
       </w:pPr>
       <w:r>
         <w:rPr>
+          <w:rtl/>
+          <w:cs/>
           <w:lang w:val="ar_AE" w:bidi="ar_AE"/>
         </w:rPr>
         <w:t>أَسْتِير 2: 21</w:t>
       </w:r>
       <w:r>
         <w:rPr>
-          <w:lang w:val="ar_AE" w:bidi="ar_AE"/>
-        </w:rPr>
-      </w:r>
-    </w:p>
-    <w:p>
-      <w:pPr>
-        <w:bidi/>
-      </w:pPr>
-      <w:r>
-        <w:rPr>
+          <w:rtl/>
+          <w:cs/>
+          <w:lang w:val="ar_AE" w:bidi="ar_AE"/>
+        </w:rPr>
+      </w:r>
+    </w:p>
+    <w:p>
+      <w:pPr>
+        <w:bidi/>
+      </w:pPr>
+      <w:r>
+        <w:rPr>
+          <w:rtl/>
+          <w:cs/>
           <w:lang w:val="ar_AE" w:bidi="ar_AE"/>
         </w:rPr>
       </w:r>
       <w:r>
         <w:rPr>
           <w:b/>
+          <w:rtl/>
+          <w:cs/>
           <w:lang w:val="ar_AE" w:bidi="ar_AE"/>
         </w:rPr>
         <w:t xml:space="preserve">ماذا طلب </w:t>
@@ -2084,6 +2612,8 @@
       <w:r>
         <w:rPr>
           <w:b/>
+          <w:rtl/>
+          <w:cs/>
           <w:lang w:val="ar_AE" w:bidi="ar_AE"/>
         </w:rPr>
         <w:t>بِغْثَانُ وَتَرَشُ</w:t>
@@ -2091,6 +2621,8 @@
       <w:r>
         <w:rPr>
           <w:b/>
+          <w:rtl/>
+          <w:cs/>
           <w:lang w:val="ar_AE" w:bidi="ar_AE"/>
         </w:rPr>
         <w:t xml:space="preserve"> أن يفعلا بالملك أَحَشْوِيروشَ؟</w:t>
@@ -2102,32 +2634,42 @@
       </w:pPr>
       <w:r>
         <w:rPr>
-          <w:lang w:val="ar_AE" w:bidi="ar_AE"/>
-        </w:rPr>
-      </w:r>
-      <w:r>
-        <w:rPr>
+          <w:rtl/>
+          <w:cs/>
+          <w:lang w:val="ar_AE" w:bidi="ar_AE"/>
+        </w:rPr>
+      </w:r>
+      <w:r>
+        <w:rPr>
+          <w:rtl/>
+          <w:cs/>
           <w:lang w:val="ar_AE" w:bidi="ar_AE"/>
         </w:rPr>
         <w:t>غضب بِغْثَان وتَرَش، خصيا الملك حارسا الباب، وطلبا أن يمدَّا أيديهما إلى الملك أَحَشْوِيروش.</w:t>
       </w:r>
       <w:r>
         <w:rPr>
-          <w:lang w:val="ar_AE" w:bidi="ar_AE"/>
-        </w:rPr>
-      </w:r>
-      <w:r>
-        <w:rPr>
-          <w:lang w:val="ar_AE" w:bidi="ar_AE"/>
-        </w:rPr>
-      </w:r>
-    </w:p>
-    <w:p>
-      <w:pPr>
-        <w:bidi/>
-      </w:pPr>
-      <w:r>
-        <w:rPr>
+          <w:rtl/>
+          <w:cs/>
+          <w:lang w:val="ar_AE" w:bidi="ar_AE"/>
+        </w:rPr>
+      </w:r>
+      <w:r>
+        <w:rPr>
+          <w:rtl/>
+          <w:cs/>
+          <w:lang w:val="ar_AE" w:bidi="ar_AE"/>
+        </w:rPr>
+      </w:r>
+    </w:p>
+    <w:p>
+      <w:pPr>
+        <w:bidi/>
+      </w:pPr>
+      <w:r>
+        <w:rPr>
+          <w:rtl/>
+          <w:cs/>
           <w:lang w:val="ar_AE" w:bidi="ar_AE"/>
         </w:rPr>
       </w:r>
@@ -2139,28 +2681,36 @@
       </w:pPr>
       <w:r>
         <w:rPr>
+          <w:rtl/>
+          <w:cs/>
           <w:lang w:val="ar_AE" w:bidi="ar_AE"/>
         </w:rPr>
         <w:t>أَسْتِير 2: 23</w:t>
       </w:r>
       <w:r>
         <w:rPr>
-          <w:lang w:val="ar_AE" w:bidi="ar_AE"/>
-        </w:rPr>
-      </w:r>
-    </w:p>
-    <w:p>
-      <w:pPr>
-        <w:bidi/>
-      </w:pPr>
-      <w:r>
-        <w:rPr>
+          <w:rtl/>
+          <w:cs/>
+          <w:lang w:val="ar_AE" w:bidi="ar_AE"/>
+        </w:rPr>
+      </w:r>
+    </w:p>
+    <w:p>
+      <w:pPr>
+        <w:bidi/>
+      </w:pPr>
+      <w:r>
+        <w:rPr>
+          <w:rtl/>
+          <w:cs/>
           <w:lang w:val="ar_AE" w:bidi="ar_AE"/>
         </w:rPr>
       </w:r>
       <w:r>
         <w:rPr>
           <w:b/>
+          <w:rtl/>
+          <w:cs/>
           <w:lang w:val="ar_AE" w:bidi="ar_AE"/>
         </w:rPr>
         <w:t>ما الذي حدث لبغثان وترش؟</w:t>
@@ -2172,32 +2722,42 @@
       </w:pPr>
       <w:r>
         <w:rPr>
-          <w:lang w:val="ar_AE" w:bidi="ar_AE"/>
-        </w:rPr>
-      </w:r>
-      <w:r>
-        <w:rPr>
+          <w:rtl/>
+          <w:cs/>
+          <w:lang w:val="ar_AE" w:bidi="ar_AE"/>
+        </w:rPr>
+      </w:r>
+      <w:r>
+        <w:rPr>
+          <w:rtl/>
+          <w:cs/>
           <w:lang w:val="ar_AE" w:bidi="ar_AE"/>
         </w:rPr>
         <w:t>صُلبا كلاهما على خشبة.</w:t>
       </w:r>
       <w:r>
         <w:rPr>
-          <w:lang w:val="ar_AE" w:bidi="ar_AE"/>
-        </w:rPr>
-      </w:r>
-      <w:r>
-        <w:rPr>
-          <w:lang w:val="ar_AE" w:bidi="ar_AE"/>
-        </w:rPr>
-      </w:r>
-    </w:p>
-    <w:p>
-      <w:pPr>
-        <w:bidi/>
-      </w:pPr>
-      <w:r>
-        <w:rPr>
+          <w:rtl/>
+          <w:cs/>
+          <w:lang w:val="ar_AE" w:bidi="ar_AE"/>
+        </w:rPr>
+      </w:r>
+      <w:r>
+        <w:rPr>
+          <w:rtl/>
+          <w:cs/>
+          <w:lang w:val="ar_AE" w:bidi="ar_AE"/>
+        </w:rPr>
+      </w:r>
+    </w:p>
+    <w:p>
+      <w:pPr>
+        <w:bidi/>
+      </w:pPr>
+      <w:r>
+        <w:rPr>
+          <w:rtl/>
+          <w:cs/>
           <w:lang w:val="ar_AE" w:bidi="ar_AE"/>
         </w:rPr>
       </w:r>
@@ -2209,28 +2769,36 @@
       </w:pPr>
       <w:r>
         <w:rPr>
+          <w:rtl/>
+          <w:cs/>
           <w:lang w:val="ar_AE" w:bidi="ar_AE"/>
         </w:rPr>
         <w:t>أَسْتِير 3: 2</w:t>
       </w:r>
       <w:r>
         <w:rPr>
-          <w:lang w:val="ar_AE" w:bidi="ar_AE"/>
-        </w:rPr>
-      </w:r>
-    </w:p>
-    <w:p>
-      <w:pPr>
-        <w:bidi/>
-      </w:pPr>
-      <w:r>
-        <w:rPr>
+          <w:rtl/>
+          <w:cs/>
+          <w:lang w:val="ar_AE" w:bidi="ar_AE"/>
+        </w:rPr>
+      </w:r>
+    </w:p>
+    <w:p>
+      <w:pPr>
+        <w:bidi/>
+      </w:pPr>
+      <w:r>
+        <w:rPr>
+          <w:rtl/>
+          <w:cs/>
           <w:lang w:val="ar_AE" w:bidi="ar_AE"/>
         </w:rPr>
       </w:r>
       <w:r>
         <w:rPr>
           <w:b/>
+          <w:rtl/>
+          <w:cs/>
           <w:lang w:val="ar_AE" w:bidi="ar_AE"/>
         </w:rPr>
         <w:t>من هم الذين كانوا يجثون ويسجدون لهامان؟</w:t>
@@ -2242,32 +2810,42 @@
       </w:pPr>
       <w:r>
         <w:rPr>
-          <w:lang w:val="ar_AE" w:bidi="ar_AE"/>
-        </w:rPr>
-      </w:r>
-      <w:r>
-        <w:rPr>
+          <w:rtl/>
+          <w:cs/>
+          <w:lang w:val="ar_AE" w:bidi="ar_AE"/>
+        </w:rPr>
+      </w:r>
+      <w:r>
+        <w:rPr>
+          <w:rtl/>
+          <w:cs/>
           <w:lang w:val="ar_AE" w:bidi="ar_AE"/>
         </w:rPr>
         <w:t>كان كل عبيد الملك الذين بباب الملك يجثون ويسجدون لهَامَان.</w:t>
       </w:r>
       <w:r>
         <w:rPr>
-          <w:lang w:val="ar_AE" w:bidi="ar_AE"/>
-        </w:rPr>
-      </w:r>
-      <w:r>
-        <w:rPr>
-          <w:lang w:val="ar_AE" w:bidi="ar_AE"/>
-        </w:rPr>
-      </w:r>
-    </w:p>
-    <w:p>
-      <w:pPr>
-        <w:bidi/>
-      </w:pPr>
-      <w:r>
-        <w:rPr>
+          <w:rtl/>
+          <w:cs/>
+          <w:lang w:val="ar_AE" w:bidi="ar_AE"/>
+        </w:rPr>
+      </w:r>
+      <w:r>
+        <w:rPr>
+          <w:rtl/>
+          <w:cs/>
+          <w:lang w:val="ar_AE" w:bidi="ar_AE"/>
+        </w:rPr>
+      </w:r>
+    </w:p>
+    <w:p>
+      <w:pPr>
+        <w:bidi/>
+      </w:pPr>
+      <w:r>
+        <w:rPr>
+          <w:rtl/>
+          <w:cs/>
           <w:lang w:val="ar_AE" w:bidi="ar_AE"/>
         </w:rPr>
       </w:r>
@@ -2279,28 +2857,36 @@
       </w:pPr>
       <w:r>
         <w:rPr>
+          <w:rtl/>
+          <w:cs/>
           <w:lang w:val="ar_AE" w:bidi="ar_AE"/>
         </w:rPr>
         <w:t>أَسْتِير 3: 4</w:t>
       </w:r>
       <w:r>
         <w:rPr>
-          <w:lang w:val="ar_AE" w:bidi="ar_AE"/>
-        </w:rPr>
-      </w:r>
-    </w:p>
-    <w:p>
-      <w:pPr>
-        <w:bidi/>
-      </w:pPr>
-      <w:r>
-        <w:rPr>
+          <w:rtl/>
+          <w:cs/>
+          <w:lang w:val="ar_AE" w:bidi="ar_AE"/>
+        </w:rPr>
+      </w:r>
+    </w:p>
+    <w:p>
+      <w:pPr>
+        <w:bidi/>
+      </w:pPr>
+      <w:r>
+        <w:rPr>
+          <w:rtl/>
+          <w:cs/>
           <w:lang w:val="ar_AE" w:bidi="ar_AE"/>
         </w:rPr>
       </w:r>
       <w:r>
         <w:rPr>
           <w:b/>
+          <w:rtl/>
+          <w:cs/>
           <w:lang w:val="ar_AE" w:bidi="ar_AE"/>
         </w:rPr>
         <w:t>ما الذي رفض مردخاي أن يفعله؟</w:t>
@@ -2312,32 +2898,42 @@
       </w:pPr>
       <w:r>
         <w:rPr>
-          <w:lang w:val="ar_AE" w:bidi="ar_AE"/>
-        </w:rPr>
-      </w:r>
-      <w:r>
-        <w:rPr>
+          <w:rtl/>
+          <w:cs/>
+          <w:lang w:val="ar_AE" w:bidi="ar_AE"/>
+        </w:rPr>
+      </w:r>
+      <w:r>
+        <w:rPr>
+          <w:rtl/>
+          <w:cs/>
           <w:lang w:val="ar_AE" w:bidi="ar_AE"/>
         </w:rPr>
         <w:t>لم يجثُ مردخاي ولم يسجد لهامان.</w:t>
       </w:r>
       <w:r>
         <w:rPr>
-          <w:lang w:val="ar_AE" w:bidi="ar_AE"/>
-        </w:rPr>
-      </w:r>
-      <w:r>
-        <w:rPr>
-          <w:lang w:val="ar_AE" w:bidi="ar_AE"/>
-        </w:rPr>
-      </w:r>
-    </w:p>
-    <w:p>
-      <w:pPr>
-        <w:bidi/>
-      </w:pPr>
-      <w:r>
-        <w:rPr>
+          <w:rtl/>
+          <w:cs/>
+          <w:lang w:val="ar_AE" w:bidi="ar_AE"/>
+        </w:rPr>
+      </w:r>
+      <w:r>
+        <w:rPr>
+          <w:rtl/>
+          <w:cs/>
+          <w:lang w:val="ar_AE" w:bidi="ar_AE"/>
+        </w:rPr>
+      </w:r>
+    </w:p>
+    <w:p>
+      <w:pPr>
+        <w:bidi/>
+      </w:pPr>
+      <w:r>
+        <w:rPr>
+          <w:rtl/>
+          <w:cs/>
           <w:lang w:val="ar_AE" w:bidi="ar_AE"/>
         </w:rPr>
       </w:r>
@@ -2349,28 +2945,36 @@
       </w:pPr>
       <w:r>
         <w:rPr>
+          <w:rtl/>
+          <w:cs/>
           <w:lang w:val="ar_AE" w:bidi="ar_AE"/>
         </w:rPr>
         <w:t>أَسْتِير 3: 6</w:t>
       </w:r>
       <w:r>
         <w:rPr>
-          <w:lang w:val="ar_AE" w:bidi="ar_AE"/>
-        </w:rPr>
-      </w:r>
-    </w:p>
-    <w:p>
-      <w:pPr>
-        <w:bidi/>
-      </w:pPr>
-      <w:r>
-        <w:rPr>
+          <w:rtl/>
+          <w:cs/>
+          <w:lang w:val="ar_AE" w:bidi="ar_AE"/>
+        </w:rPr>
+      </w:r>
+    </w:p>
+    <w:p>
+      <w:pPr>
+        <w:bidi/>
+      </w:pPr>
+      <w:r>
+        <w:rPr>
+          <w:rtl/>
+          <w:cs/>
           <w:lang w:val="ar_AE" w:bidi="ar_AE"/>
         </w:rPr>
       </w:r>
       <w:r>
         <w:rPr>
           <w:b/>
+          <w:rtl/>
+          <w:cs/>
           <w:lang w:val="ar_AE" w:bidi="ar_AE"/>
         </w:rPr>
         <w:t>من الذين طلب هامان أن يُهلك؟</w:t>
@@ -2382,32 +2986,42 @@
       </w:pPr>
       <w:r>
         <w:rPr>
-          <w:lang w:val="ar_AE" w:bidi="ar_AE"/>
-        </w:rPr>
-      </w:r>
-      <w:r>
-        <w:rPr>
+          <w:rtl/>
+          <w:cs/>
+          <w:lang w:val="ar_AE" w:bidi="ar_AE"/>
+        </w:rPr>
+      </w:r>
+      <w:r>
+        <w:rPr>
+          <w:rtl/>
+          <w:cs/>
           <w:lang w:val="ar_AE" w:bidi="ar_AE"/>
         </w:rPr>
         <w:t>طلب هامان أن يُهلك جميع اليهود، شعب مردخاي، الذين في كل مملكة أحشويروش.</w:t>
       </w:r>
       <w:r>
         <w:rPr>
-          <w:lang w:val="ar_AE" w:bidi="ar_AE"/>
-        </w:rPr>
-      </w:r>
-      <w:r>
-        <w:rPr>
-          <w:lang w:val="ar_AE" w:bidi="ar_AE"/>
-        </w:rPr>
-      </w:r>
-    </w:p>
-    <w:p>
-      <w:pPr>
-        <w:bidi/>
-      </w:pPr>
-      <w:r>
-        <w:rPr>
+          <w:rtl/>
+          <w:cs/>
+          <w:lang w:val="ar_AE" w:bidi="ar_AE"/>
+        </w:rPr>
+      </w:r>
+      <w:r>
+        <w:rPr>
+          <w:rtl/>
+          <w:cs/>
+          <w:lang w:val="ar_AE" w:bidi="ar_AE"/>
+        </w:rPr>
+      </w:r>
+    </w:p>
+    <w:p>
+      <w:pPr>
+        <w:bidi/>
+      </w:pPr>
+      <w:r>
+        <w:rPr>
+          <w:rtl/>
+          <w:cs/>
           <w:lang w:val="ar_AE" w:bidi="ar_AE"/>
         </w:rPr>
       </w:r>
@@ -2419,28 +3033,36 @@
       </w:pPr>
       <w:r>
         <w:rPr>
+          <w:rtl/>
+          <w:cs/>
           <w:lang w:val="ar_AE" w:bidi="ar_AE"/>
         </w:rPr>
         <w:t>أَسْتِير 3: 8</w:t>
       </w:r>
       <w:r>
         <w:rPr>
-          <w:lang w:val="ar_AE" w:bidi="ar_AE"/>
-        </w:rPr>
-      </w:r>
-    </w:p>
-    <w:p>
-      <w:pPr>
-        <w:bidi/>
-      </w:pPr>
-      <w:r>
-        <w:rPr>
+          <w:rtl/>
+          <w:cs/>
+          <w:lang w:val="ar_AE" w:bidi="ar_AE"/>
+        </w:rPr>
+      </w:r>
+    </w:p>
+    <w:p>
+      <w:pPr>
+        <w:bidi/>
+      </w:pPr>
+      <w:r>
+        <w:rPr>
+          <w:rtl/>
+          <w:cs/>
           <w:lang w:val="ar_AE" w:bidi="ar_AE"/>
         </w:rPr>
       </w:r>
       <w:r>
         <w:rPr>
           <w:b/>
+          <w:rtl/>
+          <w:cs/>
           <w:lang w:val="ar_AE" w:bidi="ar_AE"/>
         </w:rPr>
         <w:t>متى كانوا يُلقون القرعة، أي شهر اختاروا؟</w:t>
@@ -2452,32 +3074,42 @@
       </w:pPr>
       <w:r>
         <w:rPr>
-          <w:lang w:val="ar_AE" w:bidi="ar_AE"/>
-        </w:rPr>
-      </w:r>
-      <w:r>
-        <w:rPr>
+          <w:rtl/>
+          <w:cs/>
+          <w:lang w:val="ar_AE" w:bidi="ar_AE"/>
+        </w:rPr>
+      </w:r>
+      <w:r>
+        <w:rPr>
+          <w:rtl/>
+          <w:cs/>
           <w:lang w:val="ar_AE" w:bidi="ar_AE"/>
         </w:rPr>
         <w:t>في الشهر الأول، أي شهر نيسان، في السنة الثانية عشرة للملك أَحَشْوِيروش، كانوا يلقون فورًا ( أي "قُرعة") أمام هَامَان من يوم إلى يوم ومن شهر إلى شهر: إلى الثاني عشر، أي شهر آذار.</w:t>
       </w:r>
       <w:r>
         <w:rPr>
-          <w:lang w:val="ar_AE" w:bidi="ar_AE"/>
-        </w:rPr>
-      </w:r>
-      <w:r>
-        <w:rPr>
-          <w:lang w:val="ar_AE" w:bidi="ar_AE"/>
-        </w:rPr>
-      </w:r>
-    </w:p>
-    <w:p>
-      <w:pPr>
-        <w:bidi/>
-      </w:pPr>
-      <w:r>
-        <w:rPr>
+          <w:rtl/>
+          <w:cs/>
+          <w:lang w:val="ar_AE" w:bidi="ar_AE"/>
+        </w:rPr>
+      </w:r>
+      <w:r>
+        <w:rPr>
+          <w:rtl/>
+          <w:cs/>
+          <w:lang w:val="ar_AE" w:bidi="ar_AE"/>
+        </w:rPr>
+      </w:r>
+    </w:p>
+    <w:p>
+      <w:pPr>
+        <w:bidi/>
+      </w:pPr>
+      <w:r>
+        <w:rPr>
+          <w:rtl/>
+          <w:cs/>
           <w:lang w:val="ar_AE" w:bidi="ar_AE"/>
         </w:rPr>
       </w:r>
@@ -2489,28 +3121,36 @@
       </w:pPr>
       <w:r>
         <w:rPr>
+          <w:rtl/>
+          <w:cs/>
           <w:lang w:val="ar_AE" w:bidi="ar_AE"/>
         </w:rPr>
         <w:t>أَسْتِير 3: 9</w:t>
       </w:r>
       <w:r>
         <w:rPr>
-          <w:lang w:val="ar_AE" w:bidi="ar_AE"/>
-        </w:rPr>
-      </w:r>
-    </w:p>
-    <w:p>
-      <w:pPr>
-        <w:bidi/>
-      </w:pPr>
-      <w:r>
-        <w:rPr>
+          <w:rtl/>
+          <w:cs/>
+          <w:lang w:val="ar_AE" w:bidi="ar_AE"/>
+        </w:rPr>
+      </w:r>
+    </w:p>
+    <w:p>
+      <w:pPr>
+        <w:bidi/>
+      </w:pPr>
+      <w:r>
+        <w:rPr>
+          <w:rtl/>
+          <w:cs/>
           <w:lang w:val="ar_AE" w:bidi="ar_AE"/>
         </w:rPr>
       </w:r>
       <w:r>
         <w:rPr>
           <w:b/>
+          <w:rtl/>
+          <w:cs/>
           <w:lang w:val="ar_AE" w:bidi="ar_AE"/>
         </w:rPr>
         <w:t>كم من المال كان هامان مستعدًا أن يأتي به إلى خزائن الملك إذا كتب الملك أن يُباد اليهود؟</w:t>
@@ -2522,32 +3162,42 @@
       </w:pPr>
       <w:r>
         <w:rPr>
-          <w:lang w:val="ar_AE" w:bidi="ar_AE"/>
-        </w:rPr>
-      </w:r>
-      <w:r>
-        <w:rPr>
+          <w:rtl/>
+          <w:cs/>
+          <w:lang w:val="ar_AE" w:bidi="ar_AE"/>
+        </w:rPr>
+      </w:r>
+      <w:r>
+        <w:rPr>
+          <w:rtl/>
+          <w:cs/>
           <w:lang w:val="ar_AE" w:bidi="ar_AE"/>
         </w:rPr>
         <w:t>ذكر هامان أنه سوف يقدم 10,000 وزنة من الفضة في أيدي الذين يعملون العمل، ليؤتى بها إلى خزائن الملك.</w:t>
       </w:r>
       <w:r>
         <w:rPr>
-          <w:lang w:val="ar_AE" w:bidi="ar_AE"/>
-        </w:rPr>
-      </w:r>
-      <w:r>
-        <w:rPr>
-          <w:lang w:val="ar_AE" w:bidi="ar_AE"/>
-        </w:rPr>
-      </w:r>
-    </w:p>
-    <w:p>
-      <w:pPr>
-        <w:bidi/>
-      </w:pPr>
-      <w:r>
-        <w:rPr>
+          <w:rtl/>
+          <w:cs/>
+          <w:lang w:val="ar_AE" w:bidi="ar_AE"/>
+        </w:rPr>
+      </w:r>
+      <w:r>
+        <w:rPr>
+          <w:rtl/>
+          <w:cs/>
+          <w:lang w:val="ar_AE" w:bidi="ar_AE"/>
+        </w:rPr>
+      </w:r>
+    </w:p>
+    <w:p>
+      <w:pPr>
+        <w:bidi/>
+      </w:pPr>
+      <w:r>
+        <w:rPr>
+          <w:rtl/>
+          <w:cs/>
           <w:lang w:val="ar_AE" w:bidi="ar_AE"/>
         </w:rPr>
       </w:r>
@@ -2559,28 +3209,36 @@
       </w:pPr>
       <w:r>
         <w:rPr>
+          <w:rtl/>
+          <w:cs/>
           <w:lang w:val="ar_AE" w:bidi="ar_AE"/>
         </w:rPr>
         <w:t>أستير 3: 13</w:t>
       </w:r>
       <w:r>
         <w:rPr>
-          <w:lang w:val="ar_AE" w:bidi="ar_AE"/>
-        </w:rPr>
-      </w:r>
-    </w:p>
-    <w:p>
-      <w:pPr>
-        <w:bidi/>
-      </w:pPr>
-      <w:r>
-        <w:rPr>
+          <w:rtl/>
+          <w:cs/>
+          <w:lang w:val="ar_AE" w:bidi="ar_AE"/>
+        </w:rPr>
+      </w:r>
+    </w:p>
+    <w:p>
+      <w:pPr>
+        <w:bidi/>
+      </w:pPr>
+      <w:r>
+        <w:rPr>
+          <w:rtl/>
+          <w:cs/>
           <w:lang w:val="ar_AE" w:bidi="ar_AE"/>
         </w:rPr>
       </w:r>
       <w:r>
         <w:rPr>
           <w:b/>
+          <w:rtl/>
+          <w:cs/>
           <w:lang w:val="ar_AE" w:bidi="ar_AE"/>
         </w:rPr>
         <w:t>كيف تم إرسال الكتابات إلى كل بلدان الملك؟</w:t>
@@ -2592,32 +3250,42 @@
       </w:pPr>
       <w:r>
         <w:rPr>
-          <w:lang w:val="ar_AE" w:bidi="ar_AE"/>
-        </w:rPr>
-      </w:r>
-      <w:r>
-        <w:rPr>
+          <w:rtl/>
+          <w:cs/>
+          <w:lang w:val="ar_AE" w:bidi="ar_AE"/>
+        </w:rPr>
+      </w:r>
+      <w:r>
+        <w:rPr>
+          <w:rtl/>
+          <w:cs/>
           <w:lang w:val="ar_AE" w:bidi="ar_AE"/>
         </w:rPr>
         <w:t>تم إرسال الكتابات بيد السعاة إلى كل بلدان الملك.</w:t>
       </w:r>
       <w:r>
         <w:rPr>
-          <w:lang w:val="ar_AE" w:bidi="ar_AE"/>
-        </w:rPr>
-      </w:r>
-      <w:r>
-        <w:rPr>
-          <w:lang w:val="ar_AE" w:bidi="ar_AE"/>
-        </w:rPr>
-      </w:r>
-    </w:p>
-    <w:p>
-      <w:pPr>
-        <w:bidi/>
-      </w:pPr>
-      <w:r>
-        <w:rPr>
+          <w:rtl/>
+          <w:cs/>
+          <w:lang w:val="ar_AE" w:bidi="ar_AE"/>
+        </w:rPr>
+      </w:r>
+      <w:r>
+        <w:rPr>
+          <w:rtl/>
+          <w:cs/>
+          <w:lang w:val="ar_AE" w:bidi="ar_AE"/>
+        </w:rPr>
+      </w:r>
+    </w:p>
+    <w:p>
+      <w:pPr>
+        <w:bidi/>
+      </w:pPr>
+      <w:r>
+        <w:rPr>
+          <w:rtl/>
+          <w:cs/>
           <w:lang w:val="ar_AE" w:bidi="ar_AE"/>
         </w:rPr>
       </w:r>
@@ -2629,28 +3297,36 @@
       </w:pPr>
       <w:r>
         <w:rPr>
+          <w:rtl/>
+          <w:cs/>
           <w:lang w:val="ar_AE" w:bidi="ar_AE"/>
         </w:rPr>
         <w:t>أَسْتِير 3: 15</w:t>
       </w:r>
       <w:r>
         <w:rPr>
-          <w:lang w:val="ar_AE" w:bidi="ar_AE"/>
-        </w:rPr>
-      </w:r>
-    </w:p>
-    <w:p>
-      <w:pPr>
-        <w:bidi/>
-      </w:pPr>
-      <w:r>
-        <w:rPr>
+          <w:rtl/>
+          <w:cs/>
+          <w:lang w:val="ar_AE" w:bidi="ar_AE"/>
+        </w:rPr>
+      </w:r>
+    </w:p>
+    <w:p>
+      <w:pPr>
+        <w:bidi/>
+      </w:pPr>
+      <w:r>
+        <w:rPr>
+          <w:rtl/>
+          <w:cs/>
           <w:lang w:val="ar_AE" w:bidi="ar_AE"/>
         </w:rPr>
       </w:r>
       <w:r>
         <w:rPr>
           <w:b/>
+          <w:rtl/>
+          <w:cs/>
           <w:lang w:val="ar_AE" w:bidi="ar_AE"/>
         </w:rPr>
         <w:t>كيف كانت استجابة شوشن لأمر الملك؟</w:t>
@@ -2662,32 +3338,42 @@
       </w:pPr>
       <w:r>
         <w:rPr>
-          <w:lang w:val="ar_AE" w:bidi="ar_AE"/>
-        </w:rPr>
-      </w:r>
-      <w:r>
-        <w:rPr>
+          <w:rtl/>
+          <w:cs/>
+          <w:lang w:val="ar_AE" w:bidi="ar_AE"/>
+        </w:rPr>
+      </w:r>
+      <w:r>
+        <w:rPr>
+          <w:rtl/>
+          <w:cs/>
           <w:lang w:val="ar_AE" w:bidi="ar_AE"/>
         </w:rPr>
         <w:t>كانت المدينة في حالة من الإرتباك.</w:t>
       </w:r>
       <w:r>
         <w:rPr>
-          <w:lang w:val="ar_AE" w:bidi="ar_AE"/>
-        </w:rPr>
-      </w:r>
-      <w:r>
-        <w:rPr>
-          <w:lang w:val="ar_AE" w:bidi="ar_AE"/>
-        </w:rPr>
-      </w:r>
-    </w:p>
-    <w:p>
-      <w:pPr>
-        <w:bidi/>
-      </w:pPr>
-      <w:r>
-        <w:rPr>
+          <w:rtl/>
+          <w:cs/>
+          <w:lang w:val="ar_AE" w:bidi="ar_AE"/>
+        </w:rPr>
+      </w:r>
+      <w:r>
+        <w:rPr>
+          <w:rtl/>
+          <w:cs/>
+          <w:lang w:val="ar_AE" w:bidi="ar_AE"/>
+        </w:rPr>
+      </w:r>
+    </w:p>
+    <w:p>
+      <w:pPr>
+        <w:bidi/>
+      </w:pPr>
+      <w:r>
+        <w:rPr>
+          <w:rtl/>
+          <w:cs/>
           <w:lang w:val="ar_AE" w:bidi="ar_AE"/>
         </w:rPr>
       </w:r>
@@ -2699,28 +3385,36 @@
       </w:pPr>
       <w:r>
         <w:rPr>
+          <w:rtl/>
+          <w:cs/>
           <w:lang w:val="ar_AE" w:bidi="ar_AE"/>
         </w:rPr>
         <w:t>أَسْتِير 4: 2</w:t>
       </w:r>
       <w:r>
         <w:rPr>
-          <w:lang w:val="ar_AE" w:bidi="ar_AE"/>
-        </w:rPr>
-      </w:r>
-    </w:p>
-    <w:p>
-      <w:pPr>
-        <w:bidi/>
-      </w:pPr>
-      <w:r>
-        <w:rPr>
+          <w:rtl/>
+          <w:cs/>
+          <w:lang w:val="ar_AE" w:bidi="ar_AE"/>
+        </w:rPr>
+      </w:r>
+    </w:p>
+    <w:p>
+      <w:pPr>
+        <w:bidi/>
+      </w:pPr>
+      <w:r>
+        <w:rPr>
+          <w:rtl/>
+          <w:cs/>
           <w:lang w:val="ar_AE" w:bidi="ar_AE"/>
         </w:rPr>
       </w:r>
       <w:r>
         <w:rPr>
           <w:b/>
+          <w:rtl/>
+          <w:cs/>
           <w:lang w:val="ar_AE" w:bidi="ar_AE"/>
         </w:rPr>
         <w:t>إلى أي مدى وصل مردخاي؟ ولماذا؟</w:t>
@@ -2732,32 +3426,42 @@
       </w:pPr>
       <w:r>
         <w:rPr>
-          <w:lang w:val="ar_AE" w:bidi="ar_AE"/>
-        </w:rPr>
-      </w:r>
-      <w:r>
-        <w:rPr>
+          <w:rtl/>
+          <w:cs/>
+          <w:lang w:val="ar_AE" w:bidi="ar_AE"/>
+        </w:rPr>
+      </w:r>
+      <w:r>
+        <w:rPr>
+          <w:rtl/>
+          <w:cs/>
           <w:lang w:val="ar_AE" w:bidi="ar_AE"/>
         </w:rPr>
         <w:t>جاء إلى قدام باب الملك، لأنه لا يدخل أحد باب الملك وهو لابس مسحًا.</w:t>
       </w:r>
       <w:r>
         <w:rPr>
-          <w:lang w:val="ar_AE" w:bidi="ar_AE"/>
-        </w:rPr>
-      </w:r>
-      <w:r>
-        <w:rPr>
-          <w:lang w:val="ar_AE" w:bidi="ar_AE"/>
-        </w:rPr>
-      </w:r>
-    </w:p>
-    <w:p>
-      <w:pPr>
-        <w:bidi/>
-      </w:pPr>
-      <w:r>
-        <w:rPr>
+          <w:rtl/>
+          <w:cs/>
+          <w:lang w:val="ar_AE" w:bidi="ar_AE"/>
+        </w:rPr>
+      </w:r>
+      <w:r>
+        <w:rPr>
+          <w:rtl/>
+          <w:cs/>
+          <w:lang w:val="ar_AE" w:bidi="ar_AE"/>
+        </w:rPr>
+      </w:r>
+    </w:p>
+    <w:p>
+      <w:pPr>
+        <w:bidi/>
+      </w:pPr>
+      <w:r>
+        <w:rPr>
+          <w:rtl/>
+          <w:cs/>
           <w:lang w:val="ar_AE" w:bidi="ar_AE"/>
         </w:rPr>
       </w:r>
@@ -2769,28 +3473,36 @@
       </w:pPr>
       <w:r>
         <w:rPr>
+          <w:rtl/>
+          <w:cs/>
           <w:lang w:val="ar_AE" w:bidi="ar_AE"/>
         </w:rPr>
         <w:t>أَسْتِير 4: 4</w:t>
       </w:r>
       <w:r>
         <w:rPr>
-          <w:lang w:val="ar_AE" w:bidi="ar_AE"/>
-        </w:rPr>
-      </w:r>
-    </w:p>
-    <w:p>
-      <w:pPr>
-        <w:bidi/>
-      </w:pPr>
-      <w:r>
-        <w:rPr>
+          <w:rtl/>
+          <w:cs/>
+          <w:lang w:val="ar_AE" w:bidi="ar_AE"/>
+        </w:rPr>
+      </w:r>
+    </w:p>
+    <w:p>
+      <w:pPr>
+        <w:bidi/>
+      </w:pPr>
+      <w:r>
+        <w:rPr>
+          <w:rtl/>
+          <w:cs/>
           <w:lang w:val="ar_AE" w:bidi="ar_AE"/>
         </w:rPr>
       </w:r>
       <w:r>
         <w:rPr>
           <w:b/>
+          <w:rtl/>
+          <w:cs/>
           <w:lang w:val="ar_AE" w:bidi="ar_AE"/>
         </w:rPr>
         <w:t>ماذا كان رد مردخاي عندما أرسلت أستير ثيابًا لإلباسه؟</w:t>
@@ -2802,32 +3514,42 @@
       </w:pPr>
       <w:r>
         <w:rPr>
-          <w:lang w:val="ar_AE" w:bidi="ar_AE"/>
-        </w:rPr>
-      </w:r>
-      <w:r>
-        <w:rPr>
+          <w:rtl/>
+          <w:cs/>
+          <w:lang w:val="ar_AE" w:bidi="ar_AE"/>
+        </w:rPr>
+      </w:r>
+      <w:r>
+        <w:rPr>
+          <w:rtl/>
+          <w:cs/>
           <w:lang w:val="ar_AE" w:bidi="ar_AE"/>
         </w:rPr>
         <w:t>أرسلت أستير ثيابًا لإلباس مردخاي، ولأجل نزع مسحه عنه، فلم يقبل.</w:t>
       </w:r>
       <w:r>
         <w:rPr>
-          <w:lang w:val="ar_AE" w:bidi="ar_AE"/>
-        </w:rPr>
-      </w:r>
-      <w:r>
-        <w:rPr>
-          <w:lang w:val="ar_AE" w:bidi="ar_AE"/>
-        </w:rPr>
-      </w:r>
-    </w:p>
-    <w:p>
-      <w:pPr>
-        <w:bidi/>
-      </w:pPr>
-      <w:r>
-        <w:rPr>
+          <w:rtl/>
+          <w:cs/>
+          <w:lang w:val="ar_AE" w:bidi="ar_AE"/>
+        </w:rPr>
+      </w:r>
+      <w:r>
+        <w:rPr>
+          <w:rtl/>
+          <w:cs/>
+          <w:lang w:val="ar_AE" w:bidi="ar_AE"/>
+        </w:rPr>
+      </w:r>
+    </w:p>
+    <w:p>
+      <w:pPr>
+        <w:bidi/>
+      </w:pPr>
+      <w:r>
+        <w:rPr>
+          <w:rtl/>
+          <w:cs/>
           <w:lang w:val="ar_AE" w:bidi="ar_AE"/>
         </w:rPr>
       </w:r>
@@ -2839,28 +3561,36 @@
       </w:pPr>
       <w:r>
         <w:rPr>
+          <w:rtl/>
+          <w:cs/>
           <w:lang w:val="ar_AE" w:bidi="ar_AE"/>
         </w:rPr>
         <w:t>أَسْتِير 4: 7</w:t>
       </w:r>
       <w:r>
         <w:rPr>
-          <w:lang w:val="ar_AE" w:bidi="ar_AE"/>
-        </w:rPr>
-      </w:r>
-    </w:p>
-    <w:p>
-      <w:pPr>
-        <w:bidi/>
-      </w:pPr>
-      <w:r>
-        <w:rPr>
+          <w:rtl/>
+          <w:cs/>
+          <w:lang w:val="ar_AE" w:bidi="ar_AE"/>
+        </w:rPr>
+      </w:r>
+    </w:p>
+    <w:p>
+      <w:pPr>
+        <w:bidi/>
+      </w:pPr>
+      <w:r>
+        <w:rPr>
+          <w:rtl/>
+          <w:cs/>
           <w:lang w:val="ar_AE" w:bidi="ar_AE"/>
         </w:rPr>
       </w:r>
       <w:r>
         <w:rPr>
           <w:b/>
+          <w:rtl/>
+          <w:cs/>
           <w:lang w:val="ar_AE" w:bidi="ar_AE"/>
         </w:rPr>
         <w:t xml:space="preserve">بماذا أخبر مردخاي </w:t>
@@ -2868,6 +3598,8 @@
       <w:r>
         <w:rPr>
           <w:b/>
+          <w:rtl/>
+          <w:cs/>
           <w:lang w:val="ar_AE" w:bidi="ar_AE"/>
         </w:rPr>
         <w:t>هَتَاخُ</w:t>
@@ -2875,6 +3607,8 @@
       <w:r>
         <w:rPr>
           <w:b/>
+          <w:rtl/>
+          <w:cs/>
           <w:lang w:val="ar_AE" w:bidi="ar_AE"/>
         </w:rPr>
         <w:t>؟</w:t>
@@ -2886,32 +3620,42 @@
       </w:pPr>
       <w:r>
         <w:rPr>
-          <w:lang w:val="ar_AE" w:bidi="ar_AE"/>
-        </w:rPr>
-      </w:r>
-      <w:r>
-        <w:rPr>
+          <w:rtl/>
+          <w:cs/>
+          <w:lang w:val="ar_AE" w:bidi="ar_AE"/>
+        </w:rPr>
+      </w:r>
+      <w:r>
+        <w:rPr>
+          <w:rtl/>
+          <w:cs/>
           <w:lang w:val="ar_AE" w:bidi="ar_AE"/>
         </w:rPr>
         <w:t>أخبره مرْدَخَاي بكل ما أصابه، وعن مبلغ الفضة الذي وعد هَامَان بوزنه لخزائن الملك عن اليهود لإبادتهم.</w:t>
       </w:r>
       <w:r>
         <w:rPr>
-          <w:lang w:val="ar_AE" w:bidi="ar_AE"/>
-        </w:rPr>
-      </w:r>
-      <w:r>
-        <w:rPr>
-          <w:lang w:val="ar_AE" w:bidi="ar_AE"/>
-        </w:rPr>
-      </w:r>
-    </w:p>
-    <w:p>
-      <w:pPr>
-        <w:bidi/>
-      </w:pPr>
-      <w:r>
-        <w:rPr>
+          <w:rtl/>
+          <w:cs/>
+          <w:lang w:val="ar_AE" w:bidi="ar_AE"/>
+        </w:rPr>
+      </w:r>
+      <w:r>
+        <w:rPr>
+          <w:rtl/>
+          <w:cs/>
+          <w:lang w:val="ar_AE" w:bidi="ar_AE"/>
+        </w:rPr>
+      </w:r>
+    </w:p>
+    <w:p>
+      <w:pPr>
+        <w:bidi/>
+      </w:pPr>
+      <w:r>
+        <w:rPr>
+          <w:rtl/>
+          <w:cs/>
           <w:lang w:val="ar_AE" w:bidi="ar_AE"/>
         </w:rPr>
       </w:r>
@@ -2923,28 +3667,36 @@
       </w:pPr>
       <w:r>
         <w:rPr>
+          <w:rtl/>
+          <w:cs/>
           <w:lang w:val="ar_AE" w:bidi="ar_AE"/>
         </w:rPr>
         <w:t>أَسْتِير 4: 8</w:t>
       </w:r>
       <w:r>
         <w:rPr>
-          <w:lang w:val="ar_AE" w:bidi="ar_AE"/>
-        </w:rPr>
-      </w:r>
-    </w:p>
-    <w:p>
-      <w:pPr>
-        <w:bidi/>
-      </w:pPr>
-      <w:r>
-        <w:rPr>
+          <w:rtl/>
+          <w:cs/>
+          <w:lang w:val="ar_AE" w:bidi="ar_AE"/>
+        </w:rPr>
+      </w:r>
+    </w:p>
+    <w:p>
+      <w:pPr>
+        <w:bidi/>
+      </w:pPr>
+      <w:r>
+        <w:rPr>
+          <w:rtl/>
+          <w:cs/>
           <w:lang w:val="ar_AE" w:bidi="ar_AE"/>
         </w:rPr>
       </w:r>
       <w:r>
         <w:rPr>
           <w:b/>
+          <w:rtl/>
+          <w:cs/>
           <w:lang w:val="ar_AE" w:bidi="ar_AE"/>
         </w:rPr>
         <w:t>لماذا أعطى مردخاي هتاق صورة كتابة الأمر الذي أُعطي في شوشن لإهلاكهم؟</w:t>
@@ -2956,32 +3708,42 @@
       </w:pPr>
       <w:r>
         <w:rPr>
-          <w:lang w:val="ar_AE" w:bidi="ar_AE"/>
-        </w:rPr>
-      </w:r>
-      <w:r>
-        <w:rPr>
+          <w:rtl/>
+          <w:cs/>
+          <w:lang w:val="ar_AE" w:bidi="ar_AE"/>
+        </w:rPr>
+      </w:r>
+      <w:r>
+        <w:rPr>
+          <w:rtl/>
+          <w:cs/>
           <w:lang w:val="ar_AE" w:bidi="ar_AE"/>
         </w:rPr>
         <w:t>أعطاه صورة كتابة الأمر الذي أُعطي لإهلاكهم، لكي يُريها لأستير، ويُخبرها، ويوصيها أن تدخل إلى الملك وتتضرع إليه، وتطلب منه لأجل شعبها.</w:t>
       </w:r>
       <w:r>
         <w:rPr>
-          <w:lang w:val="ar_AE" w:bidi="ar_AE"/>
-        </w:rPr>
-      </w:r>
-      <w:r>
-        <w:rPr>
-          <w:lang w:val="ar_AE" w:bidi="ar_AE"/>
-        </w:rPr>
-      </w:r>
-    </w:p>
-    <w:p>
-      <w:pPr>
-        <w:bidi/>
-      </w:pPr>
-      <w:r>
-        <w:rPr>
+          <w:rtl/>
+          <w:cs/>
+          <w:lang w:val="ar_AE" w:bidi="ar_AE"/>
+        </w:rPr>
+      </w:r>
+      <w:r>
+        <w:rPr>
+          <w:rtl/>
+          <w:cs/>
+          <w:lang w:val="ar_AE" w:bidi="ar_AE"/>
+        </w:rPr>
+      </w:r>
+    </w:p>
+    <w:p>
+      <w:pPr>
+        <w:bidi/>
+      </w:pPr>
+      <w:r>
+        <w:rPr>
+          <w:rtl/>
+          <w:cs/>
           <w:lang w:val="ar_AE" w:bidi="ar_AE"/>
         </w:rPr>
       </w:r>
@@ -2993,28 +3755,36 @@
       </w:pPr>
       <w:r>
         <w:rPr>
+          <w:rtl/>
+          <w:cs/>
           <w:lang w:val="ar_AE" w:bidi="ar_AE"/>
         </w:rPr>
         <w:t>أَسْتِير 4: 11</w:t>
       </w:r>
       <w:r>
         <w:rPr>
-          <w:lang w:val="ar_AE" w:bidi="ar_AE"/>
-        </w:rPr>
-      </w:r>
-    </w:p>
-    <w:p>
-      <w:pPr>
-        <w:bidi/>
-      </w:pPr>
-      <w:r>
-        <w:rPr>
+          <w:rtl/>
+          <w:cs/>
+          <w:lang w:val="ar_AE" w:bidi="ar_AE"/>
+        </w:rPr>
+      </w:r>
+    </w:p>
+    <w:p>
+      <w:pPr>
+        <w:bidi/>
+      </w:pPr>
+      <w:r>
+        <w:rPr>
+          <w:rtl/>
+          <w:cs/>
           <w:lang w:val="ar_AE" w:bidi="ar_AE"/>
         </w:rPr>
       </w:r>
       <w:r>
         <w:rPr>
           <w:b/>
+          <w:rtl/>
+          <w:cs/>
           <w:lang w:val="ar_AE" w:bidi="ar_AE"/>
         </w:rPr>
         <w:t>ماذا يحدث إذا دخل أي رجل أو امرأة إلى الملك، إلى الدار الداخلية، ولم يُدعَ؟</w:t>
@@ -3026,32 +3796,42 @@
       </w:pPr>
       <w:r>
         <w:rPr>
-          <w:lang w:val="ar_AE" w:bidi="ar_AE"/>
-        </w:rPr>
-      </w:r>
-      <w:r>
-        <w:rPr>
+          <w:rtl/>
+          <w:cs/>
+          <w:lang w:val="ar_AE" w:bidi="ar_AE"/>
+        </w:rPr>
+      </w:r>
+      <w:r>
+        <w:rPr>
+          <w:rtl/>
+          <w:cs/>
           <w:lang w:val="ar_AE" w:bidi="ar_AE"/>
         </w:rPr>
         <w:t>كانت الوصية تنص على أن أي رجل دخل أو امرأة إلى الملك، إلى الدار الداخلية، ولم يُدعَ، فإنه يُقتل، إلا الذي يمد له الملك قضيب الذهب، وفي هذه الحالة فإنه يحيا.</w:t>
       </w:r>
       <w:r>
         <w:rPr>
-          <w:lang w:val="ar_AE" w:bidi="ar_AE"/>
-        </w:rPr>
-      </w:r>
-      <w:r>
-        <w:rPr>
-          <w:lang w:val="ar_AE" w:bidi="ar_AE"/>
-        </w:rPr>
-      </w:r>
-    </w:p>
-    <w:p>
-      <w:pPr>
-        <w:bidi/>
-      </w:pPr>
-      <w:r>
-        <w:rPr>
+          <w:rtl/>
+          <w:cs/>
+          <w:lang w:val="ar_AE" w:bidi="ar_AE"/>
+        </w:rPr>
+      </w:r>
+      <w:r>
+        <w:rPr>
+          <w:rtl/>
+          <w:cs/>
+          <w:lang w:val="ar_AE" w:bidi="ar_AE"/>
+        </w:rPr>
+      </w:r>
+    </w:p>
+    <w:p>
+      <w:pPr>
+        <w:bidi/>
+      </w:pPr>
+      <w:r>
+        <w:rPr>
+          <w:rtl/>
+          <w:cs/>
           <w:lang w:val="ar_AE" w:bidi="ar_AE"/>
         </w:rPr>
       </w:r>
@@ -3063,28 +3843,36 @@
       </w:pPr>
       <w:r>
         <w:rPr>
+          <w:rtl/>
+          <w:cs/>
           <w:lang w:val="ar_AE" w:bidi="ar_AE"/>
         </w:rPr>
         <w:t>أَسْتِير 4: 14</w:t>
       </w:r>
       <w:r>
         <w:rPr>
-          <w:lang w:val="ar_AE" w:bidi="ar_AE"/>
-        </w:rPr>
-      </w:r>
-    </w:p>
-    <w:p>
-      <w:pPr>
-        <w:bidi/>
-      </w:pPr>
-      <w:r>
-        <w:rPr>
+          <w:rtl/>
+          <w:cs/>
+          <w:lang w:val="ar_AE" w:bidi="ar_AE"/>
+        </w:rPr>
+      </w:r>
+    </w:p>
+    <w:p>
+      <w:pPr>
+        <w:bidi/>
+      </w:pPr>
+      <w:r>
+        <w:rPr>
+          <w:rtl/>
+          <w:cs/>
           <w:lang w:val="ar_AE" w:bidi="ar_AE"/>
         </w:rPr>
       </w:r>
       <w:r>
         <w:rPr>
           <w:b/>
+          <w:rtl/>
+          <w:cs/>
           <w:lang w:val="ar_AE" w:bidi="ar_AE"/>
         </w:rPr>
         <w:t>ماذا قال مرْدَخَاي أنه سيحدث إذا ظلت أَسْتِير ساكتة في هذا الوقت؟</w:t>
@@ -3096,38 +3884,50 @@
       </w:pPr>
       <w:r>
         <w:rPr>
-          <w:lang w:val="ar_AE" w:bidi="ar_AE"/>
-        </w:rPr>
-      </w:r>
-      <w:r>
-        <w:rPr>
+          <w:rtl/>
+          <w:cs/>
+          <w:lang w:val="ar_AE" w:bidi="ar_AE"/>
+        </w:rPr>
+      </w:r>
+      <w:r>
+        <w:rPr>
+          <w:rtl/>
+          <w:cs/>
           <w:lang w:val="ar_AE" w:bidi="ar_AE"/>
         </w:rPr>
         <w:t>لِأَنَّكِ إِنْ سَكَتِّ سُكُوتًا فِي هَذَا ٱلْوَقْتِ يَكُونُ ٱلْفَرَجُ وَٱلنَّجَاةُ لِلْيَهُودِ مِنْ مَكَانٍ آخَرَ، وَأَمَّا أَنْتِ وَبَيْتُ أَبِيكِ فَتَبِيدُونَ</w:t>
       </w:r>
       <w:r>
         <w:rPr>
+          <w:rtl/>
+          <w:cs/>
           <w:lang w:val="ar_AE" w:bidi="ar_AE"/>
         </w:rPr>
         <w:t>.</w:t>
       </w:r>
       <w:r>
         <w:rPr>
-          <w:lang w:val="ar_AE" w:bidi="ar_AE"/>
-        </w:rPr>
-      </w:r>
-      <w:r>
-        <w:rPr>
-          <w:lang w:val="ar_AE" w:bidi="ar_AE"/>
-        </w:rPr>
-      </w:r>
-    </w:p>
-    <w:p>
-      <w:pPr>
-        <w:bidi/>
-      </w:pPr>
-      <w:r>
-        <w:rPr>
+          <w:rtl/>
+          <w:cs/>
+          <w:lang w:val="ar_AE" w:bidi="ar_AE"/>
+        </w:rPr>
+      </w:r>
+      <w:r>
+        <w:rPr>
+          <w:rtl/>
+          <w:cs/>
+          <w:lang w:val="ar_AE" w:bidi="ar_AE"/>
+        </w:rPr>
+      </w:r>
+    </w:p>
+    <w:p>
+      <w:pPr>
+        <w:bidi/>
+      </w:pPr>
+      <w:r>
+        <w:rPr>
+          <w:rtl/>
+          <w:cs/>
           <w:lang w:val="ar_AE" w:bidi="ar_AE"/>
         </w:rPr>
       </w:r>
@@ -3139,28 +3939,36 @@
       </w:pPr>
       <w:r>
         <w:rPr>
+          <w:rtl/>
+          <w:cs/>
           <w:lang w:val="ar_AE" w:bidi="ar_AE"/>
         </w:rPr>
         <w:t>أَسْتِير 4: 16</w:t>
       </w:r>
       <w:r>
         <w:rPr>
-          <w:lang w:val="ar_AE" w:bidi="ar_AE"/>
-        </w:rPr>
-      </w:r>
-    </w:p>
-    <w:p>
-      <w:pPr>
-        <w:bidi/>
-      </w:pPr>
-      <w:r>
-        <w:rPr>
+          <w:rtl/>
+          <w:cs/>
+          <w:lang w:val="ar_AE" w:bidi="ar_AE"/>
+        </w:rPr>
+      </w:r>
+    </w:p>
+    <w:p>
+      <w:pPr>
+        <w:bidi/>
+      </w:pPr>
+      <w:r>
+        <w:rPr>
+          <w:rtl/>
+          <w:cs/>
           <w:lang w:val="ar_AE" w:bidi="ar_AE"/>
         </w:rPr>
       </w:r>
       <w:r>
         <w:rPr>
           <w:b/>
+          <w:rtl/>
+          <w:cs/>
           <w:lang w:val="ar_AE" w:bidi="ar_AE"/>
         </w:rPr>
         <w:t>ماذا طلبت أستير من مردخاي أن يفعل؟</w:t>
@@ -3172,32 +3980,42 @@
       </w:pPr>
       <w:r>
         <w:rPr>
-          <w:lang w:val="ar_AE" w:bidi="ar_AE"/>
-        </w:rPr>
-      </w:r>
-      <w:r>
-        <w:rPr>
+          <w:rtl/>
+          <w:cs/>
+          <w:lang w:val="ar_AE" w:bidi="ar_AE"/>
+        </w:rPr>
+      </w:r>
+      <w:r>
+        <w:rPr>
+          <w:rtl/>
+          <w:cs/>
           <w:lang w:val="ar_AE" w:bidi="ar_AE"/>
         </w:rPr>
         <w:t>ٱذْهَبِ ٱجْمَعْ جَمِيعَ ٱلْيَهُودِ ٱلْمَوْجُودِينَ فِي شُوشَنَ وَصُومُوا مِنْ جِهَتِي وَلَا تَأْكُلُوا وَلَا تَشْرَبُوا ثَلَاثَةَ أَيَّامٍ لَيْلًا وَنَهَارًا. وَأَنَا أَيْضًا وَجَوَارِيَّ نَصُومُ كَذَلِكَ. وَهَكَذَا أَدْخُلُ إِلَى ٱلْمَلِكِ خِلَافَ ٱلسُّنَّةِ. فَإِذَا هَلَكْتُ، هَلَكْتُ».</w:t>
       </w:r>
       <w:r>
         <w:rPr>
-          <w:lang w:val="ar_AE" w:bidi="ar_AE"/>
-        </w:rPr>
-      </w:r>
-      <w:r>
-        <w:rPr>
-          <w:lang w:val="ar_AE" w:bidi="ar_AE"/>
-        </w:rPr>
-      </w:r>
-    </w:p>
-    <w:p>
-      <w:pPr>
-        <w:bidi/>
-      </w:pPr>
-      <w:r>
-        <w:rPr>
+          <w:rtl/>
+          <w:cs/>
+          <w:lang w:val="ar_AE" w:bidi="ar_AE"/>
+        </w:rPr>
+      </w:r>
+      <w:r>
+        <w:rPr>
+          <w:rtl/>
+          <w:cs/>
+          <w:lang w:val="ar_AE" w:bidi="ar_AE"/>
+        </w:rPr>
+      </w:r>
+    </w:p>
+    <w:p>
+      <w:pPr>
+        <w:bidi/>
+      </w:pPr>
+      <w:r>
+        <w:rPr>
+          <w:rtl/>
+          <w:cs/>
           <w:lang w:val="ar_AE" w:bidi="ar_AE"/>
         </w:rPr>
       </w:r>
@@ -3209,28 +4027,36 @@
       </w:pPr>
       <w:r>
         <w:rPr>
+          <w:rtl/>
+          <w:cs/>
           <w:lang w:val="ar_AE" w:bidi="ar_AE"/>
         </w:rPr>
         <w:t>أَسْتِير 5: 1</w:t>
       </w:r>
       <w:r>
         <w:rPr>
-          <w:lang w:val="ar_AE" w:bidi="ar_AE"/>
-        </w:rPr>
-      </w:r>
-    </w:p>
-    <w:p>
-      <w:pPr>
-        <w:bidi/>
-      </w:pPr>
-      <w:r>
-        <w:rPr>
+          <w:rtl/>
+          <w:cs/>
+          <w:lang w:val="ar_AE" w:bidi="ar_AE"/>
+        </w:rPr>
+      </w:r>
+    </w:p>
+    <w:p>
+      <w:pPr>
+        <w:bidi/>
+      </w:pPr>
+      <w:r>
+        <w:rPr>
+          <w:rtl/>
+          <w:cs/>
           <w:lang w:val="ar_AE" w:bidi="ar_AE"/>
         </w:rPr>
       </w:r>
       <w:r>
         <w:rPr>
           <w:b/>
+          <w:rtl/>
+          <w:cs/>
           <w:lang w:val="ar_AE" w:bidi="ar_AE"/>
         </w:rPr>
         <w:t>أين توجد دار بيت الملك الداخلية؟</w:t>
@@ -3242,44 +4068,58 @@
       </w:pPr>
       <w:r>
         <w:rPr>
-          <w:lang w:val="ar_AE" w:bidi="ar_AE"/>
-        </w:rPr>
-      </w:r>
-      <w:r>
-        <w:rPr>
+          <w:rtl/>
+          <w:cs/>
+          <w:lang w:val="ar_AE" w:bidi="ar_AE"/>
+        </w:rPr>
+      </w:r>
+      <w:r>
+        <w:rPr>
+          <w:rtl/>
+          <w:cs/>
           <w:lang w:val="ar_AE" w:bidi="ar_AE"/>
         </w:rPr>
         <w:t xml:space="preserve">كانت </w:t>
       </w:r>
       <w:r>
         <w:rPr>
+          <w:rtl/>
+          <w:cs/>
           <w:lang w:val="ar_AE" w:bidi="ar_AE"/>
         </w:rPr>
         <w:t>دَارِ بَيْتِ ٱلْمَلِكِ ٱلدَّاخِلِيَّةِ مُقَابِلَ بَيْتِ ٱلْمَلِكِ</w:t>
       </w:r>
       <w:r>
         <w:rPr>
+          <w:rtl/>
+          <w:cs/>
           <w:lang w:val="ar_AE" w:bidi="ar_AE"/>
         </w:rPr>
         <w:t>.</w:t>
       </w:r>
       <w:r>
         <w:rPr>
-          <w:lang w:val="ar_AE" w:bidi="ar_AE"/>
-        </w:rPr>
-      </w:r>
-      <w:r>
-        <w:rPr>
-          <w:lang w:val="ar_AE" w:bidi="ar_AE"/>
-        </w:rPr>
-      </w:r>
-    </w:p>
-    <w:p>
-      <w:pPr>
-        <w:bidi/>
-      </w:pPr>
-      <w:r>
-        <w:rPr>
+          <w:rtl/>
+          <w:cs/>
+          <w:lang w:val="ar_AE" w:bidi="ar_AE"/>
+        </w:rPr>
+      </w:r>
+      <w:r>
+        <w:rPr>
+          <w:rtl/>
+          <w:cs/>
+          <w:lang w:val="ar_AE" w:bidi="ar_AE"/>
+        </w:rPr>
+      </w:r>
+    </w:p>
+    <w:p>
+      <w:pPr>
+        <w:bidi/>
+      </w:pPr>
+      <w:r>
+        <w:rPr>
+          <w:rtl/>
+          <w:cs/>
           <w:lang w:val="ar_AE" w:bidi="ar_AE"/>
         </w:rPr>
       </w:r>
@@ -3291,28 +4131,36 @@
       </w:pPr>
       <w:r>
         <w:rPr>
+          <w:rtl/>
+          <w:cs/>
           <w:lang w:val="ar_AE" w:bidi="ar_AE"/>
         </w:rPr>
         <w:t>أَسْتِير 5: 2</w:t>
       </w:r>
       <w:r>
         <w:rPr>
-          <w:lang w:val="ar_AE" w:bidi="ar_AE"/>
-        </w:rPr>
-      </w:r>
-    </w:p>
-    <w:p>
-      <w:pPr>
-        <w:bidi/>
-      </w:pPr>
-      <w:r>
-        <w:rPr>
+          <w:rtl/>
+          <w:cs/>
+          <w:lang w:val="ar_AE" w:bidi="ar_AE"/>
+        </w:rPr>
+      </w:r>
+    </w:p>
+    <w:p>
+      <w:pPr>
+        <w:bidi/>
+      </w:pPr>
+      <w:r>
+        <w:rPr>
+          <w:rtl/>
+          <w:cs/>
           <w:lang w:val="ar_AE" w:bidi="ar_AE"/>
         </w:rPr>
       </w:r>
       <w:r>
         <w:rPr>
           <w:b/>
+          <w:rtl/>
+          <w:cs/>
           <w:lang w:val="ar_AE" w:bidi="ar_AE"/>
         </w:rPr>
         <w:t>لماذا مدّ الملك لأستير قضيب الذهب عندما رآها واقفة في الدار؟</w:t>
@@ -3324,38 +4172,50 @@
       </w:pPr>
       <w:r>
         <w:rPr>
-          <w:lang w:val="ar_AE" w:bidi="ar_AE"/>
-        </w:rPr>
-      </w:r>
-      <w:r>
-        <w:rPr>
+          <w:rtl/>
+          <w:cs/>
+          <w:lang w:val="ar_AE" w:bidi="ar_AE"/>
+        </w:rPr>
+      </w:r>
+      <w:r>
+        <w:rPr>
+          <w:rtl/>
+          <w:cs/>
           <w:lang w:val="ar_AE" w:bidi="ar_AE"/>
         </w:rPr>
         <w:t>لَمَّا رَأَى ٱلْمَلِكُ أَسْتِيرَ ٱلْمَلِكَةَ وَاقِفَةً فِي ٱلدَّارِ نَالَتْ نِعْمَةً فِي عَيْنَيْهِ</w:t>
       </w:r>
       <w:r>
         <w:rPr>
+          <w:rtl/>
+          <w:cs/>
           <w:lang w:val="ar_AE" w:bidi="ar_AE"/>
         </w:rPr>
         <w:t>.</w:t>
       </w:r>
       <w:r>
         <w:rPr>
-          <w:lang w:val="ar_AE" w:bidi="ar_AE"/>
-        </w:rPr>
-      </w:r>
-      <w:r>
-        <w:rPr>
-          <w:lang w:val="ar_AE" w:bidi="ar_AE"/>
-        </w:rPr>
-      </w:r>
-    </w:p>
-    <w:p>
-      <w:pPr>
-        <w:bidi/>
-      </w:pPr>
-      <w:r>
-        <w:rPr>
+          <w:rtl/>
+          <w:cs/>
+          <w:lang w:val="ar_AE" w:bidi="ar_AE"/>
+        </w:rPr>
+      </w:r>
+      <w:r>
+        <w:rPr>
+          <w:rtl/>
+          <w:cs/>
+          <w:lang w:val="ar_AE" w:bidi="ar_AE"/>
+        </w:rPr>
+      </w:r>
+    </w:p>
+    <w:p>
+      <w:pPr>
+        <w:bidi/>
+      </w:pPr>
+      <w:r>
+        <w:rPr>
+          <w:rtl/>
+          <w:cs/>
           <w:lang w:val="ar_AE" w:bidi="ar_AE"/>
         </w:rPr>
       </w:r>
@@ -3367,28 +4227,36 @@
       </w:pPr>
       <w:r>
         <w:rPr>
+          <w:rtl/>
+          <w:cs/>
           <w:lang w:val="ar_AE" w:bidi="ar_AE"/>
         </w:rPr>
         <w:t>أستير 5: 4</w:t>
       </w:r>
       <w:r>
         <w:rPr>
-          <w:lang w:val="ar_AE" w:bidi="ar_AE"/>
-        </w:rPr>
-      </w:r>
-    </w:p>
-    <w:p>
-      <w:pPr>
-        <w:bidi/>
-      </w:pPr>
-      <w:r>
-        <w:rPr>
+          <w:rtl/>
+          <w:cs/>
+          <w:lang w:val="ar_AE" w:bidi="ar_AE"/>
+        </w:rPr>
+      </w:r>
+    </w:p>
+    <w:p>
+      <w:pPr>
+        <w:bidi/>
+      </w:pPr>
+      <w:r>
+        <w:rPr>
+          <w:rtl/>
+          <w:cs/>
           <w:lang w:val="ar_AE" w:bidi="ar_AE"/>
         </w:rPr>
       </w:r>
       <w:r>
         <w:rPr>
           <w:b/>
+          <w:rtl/>
+          <w:cs/>
           <w:lang w:val="ar_AE" w:bidi="ar_AE"/>
         </w:rPr>
         <w:t>ما الذي طلبته أستير من الملك؟</w:t>
@@ -3400,38 +4268,50 @@
       </w:pPr>
       <w:r>
         <w:rPr>
-          <w:lang w:val="ar_AE" w:bidi="ar_AE"/>
-        </w:rPr>
-      </w:r>
-      <w:r>
-        <w:rPr>
+          <w:rtl/>
+          <w:cs/>
+          <w:lang w:val="ar_AE" w:bidi="ar_AE"/>
+        </w:rPr>
+      </w:r>
+      <w:r>
+        <w:rPr>
+          <w:rtl/>
+          <w:cs/>
           <w:lang w:val="ar_AE" w:bidi="ar_AE"/>
         </w:rPr>
         <w:t>إِنْ حَسُنَ عِنْدَ ٱلْمَلِكِ فَلْيَأْتِ ٱلْمَلِكُ وَهَامَانُ ٱلْيَوْمَ إِلَى ٱلْوَلِيمَةِ ٱلَّتِي عَمِلْتُهَا لَهُ</w:t>
       </w:r>
       <w:r>
         <w:rPr>
+          <w:rtl/>
+          <w:cs/>
           <w:lang w:val="ar_AE" w:bidi="ar_AE"/>
         </w:rPr>
         <w:t>.</w:t>
       </w:r>
       <w:r>
         <w:rPr>
-          <w:lang w:val="ar_AE" w:bidi="ar_AE"/>
-        </w:rPr>
-      </w:r>
-      <w:r>
-        <w:rPr>
-          <w:lang w:val="ar_AE" w:bidi="ar_AE"/>
-        </w:rPr>
-      </w:r>
-    </w:p>
-    <w:p>
-      <w:pPr>
-        <w:bidi/>
-      </w:pPr>
-      <w:r>
-        <w:rPr>
+          <w:rtl/>
+          <w:cs/>
+          <w:lang w:val="ar_AE" w:bidi="ar_AE"/>
+        </w:rPr>
+      </w:r>
+      <w:r>
+        <w:rPr>
+          <w:rtl/>
+          <w:cs/>
+          <w:lang w:val="ar_AE" w:bidi="ar_AE"/>
+        </w:rPr>
+      </w:r>
+    </w:p>
+    <w:p>
+      <w:pPr>
+        <w:bidi/>
+      </w:pPr>
+      <w:r>
+        <w:rPr>
+          <w:rtl/>
+          <w:cs/>
           <w:lang w:val="ar_AE" w:bidi="ar_AE"/>
         </w:rPr>
       </w:r>
@@ -3443,28 +4323,36 @@
       </w:pPr>
       <w:r>
         <w:rPr>
+          <w:rtl/>
+          <w:cs/>
           <w:lang w:val="ar_AE" w:bidi="ar_AE"/>
         </w:rPr>
         <w:t>أَسْتِير 5: 8</w:t>
       </w:r>
       <w:r>
         <w:rPr>
-          <w:lang w:val="ar_AE" w:bidi="ar_AE"/>
-        </w:rPr>
-      </w:r>
-    </w:p>
-    <w:p>
-      <w:pPr>
-        <w:bidi/>
-      </w:pPr>
-      <w:r>
-        <w:rPr>
+          <w:rtl/>
+          <w:cs/>
+          <w:lang w:val="ar_AE" w:bidi="ar_AE"/>
+        </w:rPr>
+      </w:r>
+    </w:p>
+    <w:p>
+      <w:pPr>
+        <w:bidi/>
+      </w:pPr>
+      <w:r>
+        <w:rPr>
+          <w:rtl/>
+          <w:cs/>
           <w:lang w:val="ar_AE" w:bidi="ar_AE"/>
         </w:rPr>
       </w:r>
       <w:r>
         <w:rPr>
           <w:b/>
+          <w:rtl/>
+          <w:cs/>
           <w:lang w:val="ar_AE" w:bidi="ar_AE"/>
         </w:rPr>
         <w:t>ما الذي طلبته أستير من الملك في المرة الثانية؟</w:t>
@@ -3476,32 +4364,42 @@
       </w:pPr>
       <w:r>
         <w:rPr>
-          <w:lang w:val="ar_AE" w:bidi="ar_AE"/>
-        </w:rPr>
-      </w:r>
-      <w:r>
-        <w:rPr>
+          <w:rtl/>
+          <w:cs/>
+          <w:lang w:val="ar_AE" w:bidi="ar_AE"/>
+        </w:rPr>
+      </w:r>
+      <w:r>
+        <w:rPr>
+          <w:rtl/>
+          <w:cs/>
           <w:lang w:val="ar_AE" w:bidi="ar_AE"/>
         </w:rPr>
         <w:t>إِنْ وَجَدْتُ نِعْمَةً فِي عَيْنَيِ ٱلْمَلِكِ، وَإِذَا حَسُنَ عِنْدَ ٱلْمَلِكِ أَنْ يُعْطَى سُؤْلِي وَتُقْضَى طِلْبَتِي، أَنْ يَأْتِيَ ٱلْمَلِكُ وَهَامَانُ إِلَى ٱلْوَلِيمَةِ ٱلَّتِي أَعْمَلُهَا لَهُمَا، وَغَدًا أَفْعَلُ حَسَبَ أَمْرِ ٱلْمَلِكِ.</w:t>
       </w:r>
       <w:r>
         <w:rPr>
-          <w:lang w:val="ar_AE" w:bidi="ar_AE"/>
-        </w:rPr>
-      </w:r>
-      <w:r>
-        <w:rPr>
-          <w:lang w:val="ar_AE" w:bidi="ar_AE"/>
-        </w:rPr>
-      </w:r>
-    </w:p>
-    <w:p>
-      <w:pPr>
-        <w:bidi/>
-      </w:pPr>
-      <w:r>
-        <w:rPr>
+          <w:rtl/>
+          <w:cs/>
+          <w:lang w:val="ar_AE" w:bidi="ar_AE"/>
+        </w:rPr>
+      </w:r>
+      <w:r>
+        <w:rPr>
+          <w:rtl/>
+          <w:cs/>
+          <w:lang w:val="ar_AE" w:bidi="ar_AE"/>
+        </w:rPr>
+      </w:r>
+    </w:p>
+    <w:p>
+      <w:pPr>
+        <w:bidi/>
+      </w:pPr>
+      <w:r>
+        <w:rPr>
+          <w:rtl/>
+          <w:cs/>
           <w:lang w:val="ar_AE" w:bidi="ar_AE"/>
         </w:rPr>
       </w:r>
@@ -3513,28 +4411,36 @@
       </w:pPr>
       <w:r>
         <w:rPr>
+          <w:rtl/>
+          <w:cs/>
           <w:lang w:val="ar_AE" w:bidi="ar_AE"/>
         </w:rPr>
         <w:t>أَسْتِير 5: 11</w:t>
       </w:r>
       <w:r>
         <w:rPr>
-          <w:lang w:val="ar_AE" w:bidi="ar_AE"/>
-        </w:rPr>
-      </w:r>
-    </w:p>
-    <w:p>
-      <w:pPr>
-        <w:bidi/>
-      </w:pPr>
-      <w:r>
-        <w:rPr>
+          <w:rtl/>
+          <w:cs/>
+          <w:lang w:val="ar_AE" w:bidi="ar_AE"/>
+        </w:rPr>
+      </w:r>
+    </w:p>
+    <w:p>
+      <w:pPr>
+        <w:bidi/>
+      </w:pPr>
+      <w:r>
+        <w:rPr>
+          <w:rtl/>
+          <w:cs/>
           <w:lang w:val="ar_AE" w:bidi="ar_AE"/>
         </w:rPr>
       </w:r>
       <w:r>
         <w:rPr>
           <w:b/>
+          <w:rtl/>
+          <w:cs/>
           <w:lang w:val="ar_AE" w:bidi="ar_AE"/>
         </w:rPr>
         <w:t>ماذا عَدَّد هامان لعائلته؟</w:t>
@@ -3546,38 +4452,50 @@
       </w:pPr>
       <w:r>
         <w:rPr>
-          <w:lang w:val="ar_AE" w:bidi="ar_AE"/>
-        </w:rPr>
-      </w:r>
-      <w:r>
-        <w:rPr>
+          <w:rtl/>
+          <w:cs/>
+          <w:lang w:val="ar_AE" w:bidi="ar_AE"/>
+        </w:rPr>
+      </w:r>
+      <w:r>
+        <w:rPr>
+          <w:rtl/>
+          <w:cs/>
           <w:lang w:val="ar_AE" w:bidi="ar_AE"/>
         </w:rPr>
         <w:t>عَدَّدَ لَهُمْ هَامَانُ عَظَمَةَ غِنَاهُ وَكَثْرَةَ بَنِيهِ، وَكُلَّ مَا عَظَّمَهُ ٱلْمَلِكُ بِهِ وَرَقَّاهُ عَلَى ٱلرُّؤَسَاءِ وَعَبِيدِ ٱلْمَلِكِ</w:t>
       </w:r>
       <w:r>
         <w:rPr>
+          <w:rtl/>
+          <w:cs/>
           <w:lang w:val="ar_AE" w:bidi="ar_AE"/>
         </w:rPr>
         <w:t>.</w:t>
       </w:r>
       <w:r>
         <w:rPr>
-          <w:lang w:val="ar_AE" w:bidi="ar_AE"/>
-        </w:rPr>
-      </w:r>
-      <w:r>
-        <w:rPr>
-          <w:lang w:val="ar_AE" w:bidi="ar_AE"/>
-        </w:rPr>
-      </w:r>
-    </w:p>
-    <w:p>
-      <w:pPr>
-        <w:bidi/>
-      </w:pPr>
-      <w:r>
-        <w:rPr>
+          <w:rtl/>
+          <w:cs/>
+          <w:lang w:val="ar_AE" w:bidi="ar_AE"/>
+        </w:rPr>
+      </w:r>
+      <w:r>
+        <w:rPr>
+          <w:rtl/>
+          <w:cs/>
+          <w:lang w:val="ar_AE" w:bidi="ar_AE"/>
+        </w:rPr>
+      </w:r>
+    </w:p>
+    <w:p>
+      <w:pPr>
+        <w:bidi/>
+      </w:pPr>
+      <w:r>
+        <w:rPr>
+          <w:rtl/>
+          <w:cs/>
           <w:lang w:val="ar_AE" w:bidi="ar_AE"/>
         </w:rPr>
       </w:r>
@@ -3589,28 +4507,36 @@
       </w:pPr>
       <w:r>
         <w:rPr>
+          <w:rtl/>
+          <w:cs/>
           <w:lang w:val="ar_AE" w:bidi="ar_AE"/>
         </w:rPr>
         <w:t>أَسْتِير 5: 13</w:t>
       </w:r>
       <w:r>
         <w:rPr>
-          <w:lang w:val="ar_AE" w:bidi="ar_AE"/>
-        </w:rPr>
-      </w:r>
-    </w:p>
-    <w:p>
-      <w:pPr>
-        <w:bidi/>
-      </w:pPr>
-      <w:r>
-        <w:rPr>
+          <w:rtl/>
+          <w:cs/>
+          <w:lang w:val="ar_AE" w:bidi="ar_AE"/>
+        </w:rPr>
+      </w:r>
+    </w:p>
+    <w:p>
+      <w:pPr>
+        <w:bidi/>
+      </w:pPr>
+      <w:r>
+        <w:rPr>
+          <w:rtl/>
+          <w:cs/>
           <w:lang w:val="ar_AE" w:bidi="ar_AE"/>
         </w:rPr>
       </w:r>
       <w:r>
         <w:rPr>
           <w:b/>
+          <w:rtl/>
+          <w:cs/>
           <w:lang w:val="ar_AE" w:bidi="ar_AE"/>
         </w:rPr>
         <w:t>ما الذي شعر هامان أنه أكثر أهمية بالنسبة له من حضور الولائم؟</w:t>
@@ -3622,38 +4548,50 @@
       </w:pPr>
       <w:r>
         <w:rPr>
-          <w:lang w:val="ar_AE" w:bidi="ar_AE"/>
-        </w:rPr>
-      </w:r>
-      <w:r>
-        <w:rPr>
+          <w:rtl/>
+          <w:cs/>
+          <w:lang w:val="ar_AE" w:bidi="ar_AE"/>
+        </w:rPr>
+      </w:r>
+      <w:r>
+        <w:rPr>
+          <w:rtl/>
+          <w:cs/>
           <w:lang w:val="ar_AE" w:bidi="ar_AE"/>
         </w:rPr>
         <w:t>كُلُّ هَذَا لَا يُسَاوِي عِنْدِي شَيْئًا كُلَّمَا أَرَى مُرْدَخَايَ ٱلْيَهُودِيَّ جَالِسًا فِي بَابِ ٱلْمَلِكِ</w:t>
       </w:r>
       <w:r>
         <w:rPr>
+          <w:rtl/>
+          <w:cs/>
           <w:lang w:val="ar_AE" w:bidi="ar_AE"/>
         </w:rPr>
         <w:t>.</w:t>
       </w:r>
       <w:r>
         <w:rPr>
-          <w:lang w:val="ar_AE" w:bidi="ar_AE"/>
-        </w:rPr>
-      </w:r>
-      <w:r>
-        <w:rPr>
-          <w:lang w:val="ar_AE" w:bidi="ar_AE"/>
-        </w:rPr>
-      </w:r>
-    </w:p>
-    <w:p>
-      <w:pPr>
-        <w:bidi/>
-      </w:pPr>
-      <w:r>
-        <w:rPr>
+          <w:rtl/>
+          <w:cs/>
+          <w:lang w:val="ar_AE" w:bidi="ar_AE"/>
+        </w:rPr>
+      </w:r>
+      <w:r>
+        <w:rPr>
+          <w:rtl/>
+          <w:cs/>
+          <w:lang w:val="ar_AE" w:bidi="ar_AE"/>
+        </w:rPr>
+      </w:r>
+    </w:p>
+    <w:p>
+      <w:pPr>
+        <w:bidi/>
+      </w:pPr>
+      <w:r>
+        <w:rPr>
+          <w:rtl/>
+          <w:cs/>
           <w:lang w:val="ar_AE" w:bidi="ar_AE"/>
         </w:rPr>
       </w:r>
@@ -3665,28 +4603,36 @@
       </w:pPr>
       <w:r>
         <w:rPr>
+          <w:rtl/>
+          <w:cs/>
           <w:lang w:val="ar_AE" w:bidi="ar_AE"/>
         </w:rPr>
         <w:t>أَسْتِير 5: 14</w:t>
       </w:r>
       <w:r>
         <w:rPr>
-          <w:lang w:val="ar_AE" w:bidi="ar_AE"/>
-        </w:rPr>
-      </w:r>
-    </w:p>
-    <w:p>
-      <w:pPr>
-        <w:bidi/>
-      </w:pPr>
-      <w:r>
-        <w:rPr>
+          <w:rtl/>
+          <w:cs/>
+          <w:lang w:val="ar_AE" w:bidi="ar_AE"/>
+        </w:rPr>
+      </w:r>
+    </w:p>
+    <w:p>
+      <w:pPr>
+        <w:bidi/>
+      </w:pPr>
+      <w:r>
+        <w:rPr>
+          <w:rtl/>
+          <w:cs/>
           <w:lang w:val="ar_AE" w:bidi="ar_AE"/>
         </w:rPr>
       </w:r>
       <w:r>
         <w:rPr>
           <w:b/>
+          <w:rtl/>
+          <w:cs/>
           <w:lang w:val="ar_AE" w:bidi="ar_AE"/>
         </w:rPr>
         <w:t>ماذا طلبت زَرَشَ من هَامَان أن يفعل؟ ولماذا؟</w:t>
@@ -3698,38 +4644,50 @@
       </w:pPr>
       <w:r>
         <w:rPr>
-          <w:lang w:val="ar_AE" w:bidi="ar_AE"/>
-        </w:rPr>
-      </w:r>
-      <w:r>
-        <w:rPr>
+          <w:rtl/>
+          <w:cs/>
+          <w:lang w:val="ar_AE" w:bidi="ar_AE"/>
+        </w:rPr>
+      </w:r>
+      <w:r>
+        <w:rPr>
+          <w:rtl/>
+          <w:cs/>
           <w:lang w:val="ar_AE" w:bidi="ar_AE"/>
         </w:rPr>
         <w:t>فَلْيَعْمَلُوا خَشَبَةً ٱرْتِفَاعُهَا خَمْسُونَ ذِرَاعًا، وَفِي ٱلصَّبَاحِ قُلْ لِلْمَلِكِ أَنْ يَصْلِبُوا مُرْدَخَايَ عَلَيْهَا</w:t>
       </w:r>
       <w:r>
         <w:rPr>
+          <w:rtl/>
+          <w:cs/>
           <w:lang w:val="ar_AE" w:bidi="ar_AE"/>
         </w:rPr>
         <w:t>.</w:t>
       </w:r>
       <w:r>
         <w:rPr>
-          <w:lang w:val="ar_AE" w:bidi="ar_AE"/>
-        </w:rPr>
-      </w:r>
-      <w:r>
-        <w:rPr>
-          <w:lang w:val="ar_AE" w:bidi="ar_AE"/>
-        </w:rPr>
-      </w:r>
-    </w:p>
-    <w:p>
-      <w:pPr>
-        <w:bidi/>
-      </w:pPr>
-      <w:r>
-        <w:rPr>
+          <w:rtl/>
+          <w:cs/>
+          <w:lang w:val="ar_AE" w:bidi="ar_AE"/>
+        </w:rPr>
+      </w:r>
+      <w:r>
+        <w:rPr>
+          <w:rtl/>
+          <w:cs/>
+          <w:lang w:val="ar_AE" w:bidi="ar_AE"/>
+        </w:rPr>
+      </w:r>
+    </w:p>
+    <w:p>
+      <w:pPr>
+        <w:bidi/>
+      </w:pPr>
+      <w:r>
+        <w:rPr>
+          <w:rtl/>
+          <w:cs/>
           <w:lang w:val="ar_AE" w:bidi="ar_AE"/>
         </w:rPr>
       </w:r>
@@ -3741,28 +4699,36 @@
       </w:pPr>
       <w:r>
         <w:rPr>
+          <w:rtl/>
+          <w:cs/>
           <w:lang w:val="ar_AE" w:bidi="ar_AE"/>
         </w:rPr>
         <w:t>أَسْتِير 6: 1</w:t>
       </w:r>
       <w:r>
         <w:rPr>
-          <w:lang w:val="ar_AE" w:bidi="ar_AE"/>
-        </w:rPr>
-      </w:r>
-    </w:p>
-    <w:p>
-      <w:pPr>
-        <w:bidi/>
-      </w:pPr>
-      <w:r>
-        <w:rPr>
+          <w:rtl/>
+          <w:cs/>
+          <w:lang w:val="ar_AE" w:bidi="ar_AE"/>
+        </w:rPr>
+      </w:r>
+    </w:p>
+    <w:p>
+      <w:pPr>
+        <w:bidi/>
+      </w:pPr>
+      <w:r>
+        <w:rPr>
+          <w:rtl/>
+          <w:cs/>
           <w:lang w:val="ar_AE" w:bidi="ar_AE"/>
         </w:rPr>
       </w:r>
       <w:r>
         <w:rPr>
           <w:b/>
+          <w:rtl/>
+          <w:cs/>
           <w:lang w:val="ar_AE" w:bidi="ar_AE"/>
         </w:rPr>
         <w:t>لماذا طلب الملك من الغلمان أن يؤتى بسفر تذكار أخبار الأيام خلال فترة حكمه؟</w:t>
@@ -3774,38 +4740,50 @@
       </w:pPr>
       <w:r>
         <w:rPr>
-          <w:lang w:val="ar_AE" w:bidi="ar_AE"/>
-        </w:rPr>
-      </w:r>
-      <w:r>
-        <w:rPr>
+          <w:rtl/>
+          <w:cs/>
+          <w:lang w:val="ar_AE" w:bidi="ar_AE"/>
+        </w:rPr>
+      </w:r>
+      <w:r>
+        <w:rPr>
+          <w:rtl/>
+          <w:cs/>
           <w:lang w:val="ar_AE" w:bidi="ar_AE"/>
         </w:rPr>
         <w:t>فِي تِلْكَ ٱللَّيْلَةِ طَارَ نَوْمُ ٱلْمَلِكِ، فَأَمَرَ بِأَنْ يُؤْتَى بِسِفْرِ تَذْكَارِ أَخْبَارِ ٱلْأَيَّامِ</w:t>
       </w:r>
       <w:r>
         <w:rPr>
+          <w:rtl/>
+          <w:cs/>
           <w:lang w:val="ar_AE" w:bidi="ar_AE"/>
         </w:rPr>
         <w:t>.</w:t>
       </w:r>
       <w:r>
         <w:rPr>
-          <w:lang w:val="ar_AE" w:bidi="ar_AE"/>
-        </w:rPr>
-      </w:r>
-      <w:r>
-        <w:rPr>
-          <w:lang w:val="ar_AE" w:bidi="ar_AE"/>
-        </w:rPr>
-      </w:r>
-    </w:p>
-    <w:p>
-      <w:pPr>
-        <w:bidi/>
-      </w:pPr>
-      <w:r>
-        <w:rPr>
+          <w:rtl/>
+          <w:cs/>
+          <w:lang w:val="ar_AE" w:bidi="ar_AE"/>
+        </w:rPr>
+      </w:r>
+      <w:r>
+        <w:rPr>
+          <w:rtl/>
+          <w:cs/>
+          <w:lang w:val="ar_AE" w:bidi="ar_AE"/>
+        </w:rPr>
+      </w:r>
+    </w:p>
+    <w:p>
+      <w:pPr>
+        <w:bidi/>
+      </w:pPr>
+      <w:r>
+        <w:rPr>
+          <w:rtl/>
+          <w:cs/>
           <w:lang w:val="ar_AE" w:bidi="ar_AE"/>
         </w:rPr>
       </w:r>
@@ -3817,28 +4795,36 @@
       </w:pPr>
       <w:r>
         <w:rPr>
+          <w:rtl/>
+          <w:cs/>
           <w:lang w:val="ar_AE" w:bidi="ar_AE"/>
         </w:rPr>
         <w:t>أَسْتِير 6: 2</w:t>
       </w:r>
       <w:r>
         <w:rPr>
-          <w:lang w:val="ar_AE" w:bidi="ar_AE"/>
-        </w:rPr>
-      </w:r>
-    </w:p>
-    <w:p>
-      <w:pPr>
-        <w:bidi/>
-      </w:pPr>
-      <w:r>
-        <w:rPr>
+          <w:rtl/>
+          <w:cs/>
+          <w:lang w:val="ar_AE" w:bidi="ar_AE"/>
+        </w:rPr>
+      </w:r>
+    </w:p>
+    <w:p>
+      <w:pPr>
+        <w:bidi/>
+      </w:pPr>
+      <w:r>
+        <w:rPr>
+          <w:rtl/>
+          <w:cs/>
           <w:lang w:val="ar_AE" w:bidi="ar_AE"/>
         </w:rPr>
       </w:r>
       <w:r>
         <w:rPr>
           <w:b/>
+          <w:rtl/>
+          <w:cs/>
           <w:lang w:val="ar_AE" w:bidi="ar_AE"/>
         </w:rPr>
         <w:t>ما الذي كان مكتوبًا في سفر أخبار الأيام التي قُرئت أمام الملك؟</w:t>
@@ -3850,32 +4836,42 @@
       </w:pPr>
       <w:r>
         <w:rPr>
-          <w:lang w:val="ar_AE" w:bidi="ar_AE"/>
-        </w:rPr>
-      </w:r>
-      <w:r>
-        <w:rPr>
+          <w:rtl/>
+          <w:cs/>
+          <w:lang w:val="ar_AE" w:bidi="ar_AE"/>
+        </w:rPr>
+      </w:r>
+      <w:r>
+        <w:rPr>
+          <w:rtl/>
+          <w:cs/>
           <w:lang w:val="ar_AE" w:bidi="ar_AE"/>
         </w:rPr>
         <w:t>فَوُجِدَ مَكْتُوبًا مَا أَخْبَرَ بِهِ مُرْدَخَايُ عَنْ بِغْثَانَا وَتَرَشَ خَصِيَّيِ ٱلْمَلِكِ حَارِسَيِ ٱلْبَابِ، ٱللَّذَيْنِ طَلَبَا أَنْ يَمُدَّا أَيْدِيَهُمَا إِلَى ٱلْمَلِكِ.</w:t>
       </w:r>
       <w:r>
         <w:rPr>
-          <w:lang w:val="ar_AE" w:bidi="ar_AE"/>
-        </w:rPr>
-      </w:r>
-      <w:r>
-        <w:rPr>
-          <w:lang w:val="ar_AE" w:bidi="ar_AE"/>
-        </w:rPr>
-      </w:r>
-    </w:p>
-    <w:p>
-      <w:pPr>
-        <w:bidi/>
-      </w:pPr>
-      <w:r>
-        <w:rPr>
+          <w:rtl/>
+          <w:cs/>
+          <w:lang w:val="ar_AE" w:bidi="ar_AE"/>
+        </w:rPr>
+      </w:r>
+      <w:r>
+        <w:rPr>
+          <w:rtl/>
+          <w:cs/>
+          <w:lang w:val="ar_AE" w:bidi="ar_AE"/>
+        </w:rPr>
+      </w:r>
+    </w:p>
+    <w:p>
+      <w:pPr>
+        <w:bidi/>
+      </w:pPr>
+      <w:r>
+        <w:rPr>
+          <w:rtl/>
+          <w:cs/>
           <w:lang w:val="ar_AE" w:bidi="ar_AE"/>
         </w:rPr>
       </w:r>
@@ -3887,28 +4883,36 @@
       </w:pPr>
       <w:r>
         <w:rPr>
+          <w:rtl/>
+          <w:cs/>
           <w:lang w:val="ar_AE" w:bidi="ar_AE"/>
         </w:rPr>
         <w:t>أَسْتِير 6: 3</w:t>
       </w:r>
       <w:r>
         <w:rPr>
-          <w:lang w:val="ar_AE" w:bidi="ar_AE"/>
-        </w:rPr>
-      </w:r>
-    </w:p>
-    <w:p>
-      <w:pPr>
-        <w:bidi/>
-      </w:pPr>
-      <w:r>
-        <w:rPr>
+          <w:rtl/>
+          <w:cs/>
+          <w:lang w:val="ar_AE" w:bidi="ar_AE"/>
+        </w:rPr>
+      </w:r>
+    </w:p>
+    <w:p>
+      <w:pPr>
+        <w:bidi/>
+      </w:pPr>
+      <w:r>
+        <w:rPr>
+          <w:rtl/>
+          <w:cs/>
           <w:lang w:val="ar_AE" w:bidi="ar_AE"/>
         </w:rPr>
       </w:r>
       <w:r>
         <w:rPr>
           <w:b/>
+          <w:rtl/>
+          <w:cs/>
           <w:lang w:val="ar_AE" w:bidi="ar_AE"/>
         </w:rPr>
         <w:t xml:space="preserve">ما الذي تم فعله لتكريم مردخاي أو تقديره لأنه أبلغ الملك عن </w:t>
@@ -3916,6 +4920,8 @@
       <w:r>
         <w:rPr>
           <w:b/>
+          <w:rtl/>
+          <w:cs/>
           <w:lang w:val="ar_AE" w:bidi="ar_AE"/>
         </w:rPr>
         <w:t>بِغْثَانَا وَتَرَشَ</w:t>
@@ -3923,6 +4929,8 @@
       <w:r>
         <w:rPr>
           <w:b/>
+          <w:rtl/>
+          <w:cs/>
           <w:lang w:val="ar_AE" w:bidi="ar_AE"/>
         </w:rPr>
         <w:t>؟</w:t>
@@ -3934,44 +4942,58 @@
       </w:pPr>
       <w:r>
         <w:rPr>
-          <w:lang w:val="ar_AE" w:bidi="ar_AE"/>
-        </w:rPr>
-      </w:r>
-      <w:r>
-        <w:rPr>
+          <w:rtl/>
+          <w:cs/>
+          <w:lang w:val="ar_AE" w:bidi="ar_AE"/>
+        </w:rPr>
+      </w:r>
+      <w:r>
+        <w:rPr>
+          <w:rtl/>
+          <w:cs/>
           <w:lang w:val="ar_AE" w:bidi="ar_AE"/>
         </w:rPr>
         <w:t xml:space="preserve">لم يُعمل أي شيء لتكريم مردخاي أو تقديره لأنه أبلغ الملك عن </w:t>
       </w:r>
       <w:r>
         <w:rPr>
+          <w:rtl/>
+          <w:cs/>
           <w:lang w:val="ar_AE" w:bidi="ar_AE"/>
         </w:rPr>
         <w:t>بِغْثَانَا وَتَرَشَ</w:t>
       </w:r>
       <w:r>
         <w:rPr>
+          <w:rtl/>
+          <w:cs/>
           <w:lang w:val="ar_AE" w:bidi="ar_AE"/>
         </w:rPr>
         <w:t>.</w:t>
       </w:r>
       <w:r>
         <w:rPr>
-          <w:lang w:val="ar_AE" w:bidi="ar_AE"/>
-        </w:rPr>
-      </w:r>
-      <w:r>
-        <w:rPr>
-          <w:lang w:val="ar_AE" w:bidi="ar_AE"/>
-        </w:rPr>
-      </w:r>
-    </w:p>
-    <w:p>
-      <w:pPr>
-        <w:bidi/>
-      </w:pPr>
-      <w:r>
-        <w:rPr>
+          <w:rtl/>
+          <w:cs/>
+          <w:lang w:val="ar_AE" w:bidi="ar_AE"/>
+        </w:rPr>
+      </w:r>
+      <w:r>
+        <w:rPr>
+          <w:rtl/>
+          <w:cs/>
+          <w:lang w:val="ar_AE" w:bidi="ar_AE"/>
+        </w:rPr>
+      </w:r>
+    </w:p>
+    <w:p>
+      <w:pPr>
+        <w:bidi/>
+      </w:pPr>
+      <w:r>
+        <w:rPr>
+          <w:rtl/>
+          <w:cs/>
           <w:lang w:val="ar_AE" w:bidi="ar_AE"/>
         </w:rPr>
       </w:r>
@@ -3983,28 +5005,36 @@
       </w:pPr>
       <w:r>
         <w:rPr>
+          <w:rtl/>
+          <w:cs/>
           <w:lang w:val="ar_AE" w:bidi="ar_AE"/>
         </w:rPr>
         <w:t>أستير 6: 6</w:t>
       </w:r>
       <w:r>
         <w:rPr>
-          <w:lang w:val="ar_AE" w:bidi="ar_AE"/>
-        </w:rPr>
-      </w:r>
-    </w:p>
-    <w:p>
-      <w:pPr>
-        <w:bidi/>
-      </w:pPr>
-      <w:r>
-        <w:rPr>
+          <w:rtl/>
+          <w:cs/>
+          <w:lang w:val="ar_AE" w:bidi="ar_AE"/>
+        </w:rPr>
+      </w:r>
+    </w:p>
+    <w:p>
+      <w:pPr>
+        <w:bidi/>
+      </w:pPr>
+      <w:r>
+        <w:rPr>
+          <w:rtl/>
+          <w:cs/>
           <w:lang w:val="ar_AE" w:bidi="ar_AE"/>
         </w:rPr>
       </w:r>
       <w:r>
         <w:rPr>
           <w:b/>
+          <w:rtl/>
+          <w:cs/>
           <w:lang w:val="ar_AE" w:bidi="ar_AE"/>
         </w:rPr>
         <w:t xml:space="preserve">عندما سأل الملك هامان عن </w:t>
@@ -4012,6 +5042,8 @@
       <w:r>
         <w:rPr>
           <w:b/>
+          <w:rtl/>
+          <w:cs/>
           <w:lang w:val="ar_AE" w:bidi="ar_AE"/>
         </w:rPr>
         <w:t>مَاذَا يُعْمَلُ لِرَجُلٍ يُسَرُّ ٱلْمَلِكُ بِأَنْ يُكْرِمَهُ؟</w:t>
@@ -4019,6 +5051,8 @@
       <w:r>
         <w:rPr>
           <w:b/>
+          <w:rtl/>
+          <w:cs/>
           <w:lang w:val="ar_AE" w:bidi="ar_AE"/>
         </w:rPr>
         <w:t>، من كان هامان يظن أن الملك يتحدث عنه؟</w:t>
@@ -4030,32 +5064,42 @@
       </w:pPr>
       <w:r>
         <w:rPr>
-          <w:lang w:val="ar_AE" w:bidi="ar_AE"/>
-        </w:rPr>
-      </w:r>
-      <w:r>
-        <w:rPr>
+          <w:rtl/>
+          <w:cs/>
+          <w:lang w:val="ar_AE" w:bidi="ar_AE"/>
+        </w:rPr>
+      </w:r>
+      <w:r>
+        <w:rPr>
+          <w:rtl/>
+          <w:cs/>
           <w:lang w:val="ar_AE" w:bidi="ar_AE"/>
         </w:rPr>
         <w:t>فَقَالَ هَامَانُ فِي قَلْبِهِ: «مَنْ يُسَرُّ ٱلْمَلِكُ بِأَنْ يُكْرِمَهُ أَكْثَرَ مِنِّي؟»</w:t>
       </w:r>
       <w:r>
         <w:rPr>
-          <w:lang w:val="ar_AE" w:bidi="ar_AE"/>
-        </w:rPr>
-      </w:r>
-      <w:r>
-        <w:rPr>
-          <w:lang w:val="ar_AE" w:bidi="ar_AE"/>
-        </w:rPr>
-      </w:r>
-    </w:p>
-    <w:p>
-      <w:pPr>
-        <w:bidi/>
-      </w:pPr>
-      <w:r>
-        <w:rPr>
+          <w:rtl/>
+          <w:cs/>
+          <w:lang w:val="ar_AE" w:bidi="ar_AE"/>
+        </w:rPr>
+      </w:r>
+      <w:r>
+        <w:rPr>
+          <w:rtl/>
+          <w:cs/>
+          <w:lang w:val="ar_AE" w:bidi="ar_AE"/>
+        </w:rPr>
+      </w:r>
+    </w:p>
+    <w:p>
+      <w:pPr>
+        <w:bidi/>
+      </w:pPr>
+      <w:r>
+        <w:rPr>
+          <w:rtl/>
+          <w:cs/>
           <w:lang w:val="ar_AE" w:bidi="ar_AE"/>
         </w:rPr>
       </w:r>
@@ -4067,28 +5111,36 @@
       </w:pPr>
       <w:r>
         <w:rPr>
+          <w:rtl/>
+          <w:cs/>
           <w:lang w:val="ar_AE" w:bidi="ar_AE"/>
         </w:rPr>
         <w:t>أَسْتِير 6: 9</w:t>
       </w:r>
       <w:r>
         <w:rPr>
-          <w:lang w:val="ar_AE" w:bidi="ar_AE"/>
-        </w:rPr>
-      </w:r>
-    </w:p>
-    <w:p>
-      <w:pPr>
-        <w:bidi/>
-      </w:pPr>
-      <w:r>
-        <w:rPr>
+          <w:rtl/>
+          <w:cs/>
+          <w:lang w:val="ar_AE" w:bidi="ar_AE"/>
+        </w:rPr>
+      </w:r>
+    </w:p>
+    <w:p>
+      <w:pPr>
+        <w:bidi/>
+      </w:pPr>
+      <w:r>
+        <w:rPr>
+          <w:rtl/>
+          <w:cs/>
           <w:lang w:val="ar_AE" w:bidi="ar_AE"/>
         </w:rPr>
       </w:r>
       <w:r>
         <w:rPr>
           <w:b/>
+          <w:rtl/>
+          <w:cs/>
           <w:lang w:val="ar_AE" w:bidi="ar_AE"/>
         </w:rPr>
         <w:t>من كان سيُلبس الرجل الذي سُرَّ الملك بأن يكرمه، ويُركبه على الفرس في ساحة المدينة؟</w:t>
@@ -4100,32 +5152,42 @@
       </w:pPr>
       <w:r>
         <w:rPr>
-          <w:lang w:val="ar_AE" w:bidi="ar_AE"/>
-        </w:rPr>
-      </w:r>
-      <w:r>
-        <w:rPr>
+          <w:rtl/>
+          <w:cs/>
+          <w:lang w:val="ar_AE" w:bidi="ar_AE"/>
+        </w:rPr>
+      </w:r>
+      <w:r>
+        <w:rPr>
+          <w:rtl/>
+          <w:cs/>
           <w:lang w:val="ar_AE" w:bidi="ar_AE"/>
         </w:rPr>
         <w:t>كان رجل من رؤساء الملك الأشراف هو الذي قام بهذه الأمور.</w:t>
       </w:r>
       <w:r>
         <w:rPr>
-          <w:lang w:val="ar_AE" w:bidi="ar_AE"/>
-        </w:rPr>
-      </w:r>
-      <w:r>
-        <w:rPr>
-          <w:lang w:val="ar_AE" w:bidi="ar_AE"/>
-        </w:rPr>
-      </w:r>
-    </w:p>
-    <w:p>
-      <w:pPr>
-        <w:bidi/>
-      </w:pPr>
-      <w:r>
-        <w:rPr>
+          <w:rtl/>
+          <w:cs/>
+          <w:lang w:val="ar_AE" w:bidi="ar_AE"/>
+        </w:rPr>
+      </w:r>
+      <w:r>
+        <w:rPr>
+          <w:rtl/>
+          <w:cs/>
+          <w:lang w:val="ar_AE" w:bidi="ar_AE"/>
+        </w:rPr>
+      </w:r>
+    </w:p>
+    <w:p>
+      <w:pPr>
+        <w:bidi/>
+      </w:pPr>
+      <w:r>
+        <w:rPr>
+          <w:rtl/>
+          <w:cs/>
           <w:lang w:val="ar_AE" w:bidi="ar_AE"/>
         </w:rPr>
       </w:r>
@@ -4137,28 +5199,36 @@
       </w:pPr>
       <w:r>
         <w:rPr>
+          <w:rtl/>
+          <w:cs/>
           <w:lang w:val="ar_AE" w:bidi="ar_AE"/>
         </w:rPr>
         <w:t>أستير 6: 11</w:t>
       </w:r>
       <w:r>
         <w:rPr>
-          <w:lang w:val="ar_AE" w:bidi="ar_AE"/>
-        </w:rPr>
-      </w:r>
-    </w:p>
-    <w:p>
-      <w:pPr>
-        <w:bidi/>
-      </w:pPr>
-      <w:r>
-        <w:rPr>
+          <w:rtl/>
+          <w:cs/>
+          <w:lang w:val="ar_AE" w:bidi="ar_AE"/>
+        </w:rPr>
+      </w:r>
+    </w:p>
+    <w:p>
+      <w:pPr>
+        <w:bidi/>
+      </w:pPr>
+      <w:r>
+        <w:rPr>
+          <w:rtl/>
+          <w:cs/>
           <w:lang w:val="ar_AE" w:bidi="ar_AE"/>
         </w:rPr>
       </w:r>
       <w:r>
         <w:rPr>
           <w:b/>
+          <w:rtl/>
+          <w:cs/>
           <w:lang w:val="ar_AE" w:bidi="ar_AE"/>
         </w:rPr>
         <w:t>من هو الذي ألبَس مردخاي وأركبه على الحصان في ساحة المدينة؟</w:t>
@@ -4170,32 +5240,42 @@
       </w:pPr>
       <w:r>
         <w:rPr>
-          <w:lang w:val="ar_AE" w:bidi="ar_AE"/>
-        </w:rPr>
-      </w:r>
-      <w:r>
-        <w:rPr>
+          <w:rtl/>
+          <w:cs/>
+          <w:lang w:val="ar_AE" w:bidi="ar_AE"/>
+        </w:rPr>
+      </w:r>
+      <w:r>
+        <w:rPr>
+          <w:rtl/>
+          <w:cs/>
           <w:lang w:val="ar_AE" w:bidi="ar_AE"/>
         </w:rPr>
         <w:t>فَأَخَذَ هَامَانُ ٱللِّبَاسَ وَٱلْفَرَسَ وَأَلْبَسَ مُرْدَخَايَ وَأَرْكَبَهُ فِي سَاحَةِ ٱلْمَدِينَةِ، وَنَادَى قُدَّامَهُ: «هَكَذَا يُصْنَعُ لِلرَّجُلِ ٱلَّذِي يُسَرُّ ٱلْمَلِكُ بِأَنْ يُكْرِمَهُ».</w:t>
       </w:r>
       <w:r>
         <w:rPr>
-          <w:lang w:val="ar_AE" w:bidi="ar_AE"/>
-        </w:rPr>
-      </w:r>
-      <w:r>
-        <w:rPr>
-          <w:lang w:val="ar_AE" w:bidi="ar_AE"/>
-        </w:rPr>
-      </w:r>
-    </w:p>
-    <w:p>
-      <w:pPr>
-        <w:bidi/>
-      </w:pPr>
-      <w:r>
-        <w:rPr>
+          <w:rtl/>
+          <w:cs/>
+          <w:lang w:val="ar_AE" w:bidi="ar_AE"/>
+        </w:rPr>
+      </w:r>
+      <w:r>
+        <w:rPr>
+          <w:rtl/>
+          <w:cs/>
+          <w:lang w:val="ar_AE" w:bidi="ar_AE"/>
+        </w:rPr>
+      </w:r>
+    </w:p>
+    <w:p>
+      <w:pPr>
+        <w:bidi/>
+      </w:pPr>
+      <w:r>
+        <w:rPr>
+          <w:rtl/>
+          <w:cs/>
           <w:lang w:val="ar_AE" w:bidi="ar_AE"/>
         </w:rPr>
       </w:r>
@@ -4207,28 +5287,36 @@
       </w:pPr>
       <w:r>
         <w:rPr>
+          <w:rtl/>
+          <w:cs/>
           <w:lang w:val="ar_AE" w:bidi="ar_AE"/>
         </w:rPr>
         <w:t>أَسْتِير 6: 13</w:t>
       </w:r>
       <w:r>
         <w:rPr>
-          <w:lang w:val="ar_AE" w:bidi="ar_AE"/>
-        </w:rPr>
-      </w:r>
-    </w:p>
-    <w:p>
-      <w:pPr>
-        <w:bidi/>
-      </w:pPr>
-      <w:r>
-        <w:rPr>
+          <w:rtl/>
+          <w:cs/>
+          <w:lang w:val="ar_AE" w:bidi="ar_AE"/>
+        </w:rPr>
+      </w:r>
+    </w:p>
+    <w:p>
+      <w:pPr>
+        <w:bidi/>
+      </w:pPr>
+      <w:r>
+        <w:rPr>
+          <w:rtl/>
+          <w:cs/>
           <w:lang w:val="ar_AE" w:bidi="ar_AE"/>
         </w:rPr>
       </w:r>
       <w:r>
         <w:rPr>
           <w:b/>
+          <w:rtl/>
+          <w:cs/>
           <w:lang w:val="ar_AE" w:bidi="ar_AE"/>
         </w:rPr>
         <w:t>ما الذي حذر هامان منه حكماؤه وزوجته؟</w:t>
@@ -4240,32 +5328,42 @@
       </w:pPr>
       <w:r>
         <w:rPr>
-          <w:lang w:val="ar_AE" w:bidi="ar_AE"/>
-        </w:rPr>
-      </w:r>
-      <w:r>
-        <w:rPr>
+          <w:rtl/>
+          <w:cs/>
+          <w:lang w:val="ar_AE" w:bidi="ar_AE"/>
+        </w:rPr>
+      </w:r>
+      <w:r>
+        <w:rPr>
+          <w:rtl/>
+          <w:cs/>
           <w:lang w:val="ar_AE" w:bidi="ar_AE"/>
         </w:rPr>
         <w:t>إِذَا كَانَ مُرْدَخَايُ ٱلَّذِي ٱبْتَدَأْتَ تَسْقُطُ قُدَّامَهُ مِنْ نَسْلِ ٱلْيَهُودِ، فَلَا تَقْدِرُ عَلَيْهِ، بَلْ تَسْقُطُ قُدَّامَهُ سُقُوطًا.</w:t>
       </w:r>
       <w:r>
         <w:rPr>
-          <w:lang w:val="ar_AE" w:bidi="ar_AE"/>
-        </w:rPr>
-      </w:r>
-      <w:r>
-        <w:rPr>
-          <w:lang w:val="ar_AE" w:bidi="ar_AE"/>
-        </w:rPr>
-      </w:r>
-    </w:p>
-    <w:p>
-      <w:pPr>
-        <w:bidi/>
-      </w:pPr>
-      <w:r>
-        <w:rPr>
+          <w:rtl/>
+          <w:cs/>
+          <w:lang w:val="ar_AE" w:bidi="ar_AE"/>
+        </w:rPr>
+      </w:r>
+      <w:r>
+        <w:rPr>
+          <w:rtl/>
+          <w:cs/>
+          <w:lang w:val="ar_AE" w:bidi="ar_AE"/>
+        </w:rPr>
+      </w:r>
+    </w:p>
+    <w:p>
+      <w:pPr>
+        <w:bidi/>
+      </w:pPr>
+      <w:r>
+        <w:rPr>
+          <w:rtl/>
+          <w:cs/>
           <w:lang w:val="ar_AE" w:bidi="ar_AE"/>
         </w:rPr>
       </w:r>
@@ -4277,28 +5375,36 @@
       </w:pPr>
       <w:r>
         <w:rPr>
+          <w:rtl/>
+          <w:cs/>
           <w:lang w:val="ar_AE" w:bidi="ar_AE"/>
         </w:rPr>
         <w:t>أَسْتِير 7: 3</w:t>
       </w:r>
       <w:r>
         <w:rPr>
-          <w:lang w:val="ar_AE" w:bidi="ar_AE"/>
-        </w:rPr>
-      </w:r>
-    </w:p>
-    <w:p>
-      <w:pPr>
-        <w:bidi/>
-      </w:pPr>
-      <w:r>
-        <w:rPr>
+          <w:rtl/>
+          <w:cs/>
+          <w:lang w:val="ar_AE" w:bidi="ar_AE"/>
+        </w:rPr>
+      </w:r>
+    </w:p>
+    <w:p>
+      <w:pPr>
+        <w:bidi/>
+      </w:pPr>
+      <w:r>
+        <w:rPr>
+          <w:rtl/>
+          <w:cs/>
           <w:lang w:val="ar_AE" w:bidi="ar_AE"/>
         </w:rPr>
       </w:r>
       <w:r>
         <w:rPr>
           <w:b/>
+          <w:rtl/>
+          <w:cs/>
           <w:lang w:val="ar_AE" w:bidi="ar_AE"/>
         </w:rPr>
         <w:t>ماذا طلبت أستير من الملك أحشويروش؟</w:t>
@@ -4310,32 +5416,42 @@
       </w:pPr>
       <w:r>
         <w:rPr>
-          <w:lang w:val="ar_AE" w:bidi="ar_AE"/>
-        </w:rPr>
-      </w:r>
-      <w:r>
-        <w:rPr>
+          <w:rtl/>
+          <w:cs/>
+          <w:lang w:val="ar_AE" w:bidi="ar_AE"/>
+        </w:rPr>
+      </w:r>
+      <w:r>
+        <w:rPr>
+          <w:rtl/>
+          <w:cs/>
           <w:lang w:val="ar_AE" w:bidi="ar_AE"/>
         </w:rPr>
         <w:t>فَلْتُعْطَ لِي نَفْسِي بِسُؤْلِي، وَشَعْبِي بِطِلْبَتِي.</w:t>
       </w:r>
       <w:r>
         <w:rPr>
-          <w:lang w:val="ar_AE" w:bidi="ar_AE"/>
-        </w:rPr>
-      </w:r>
-      <w:r>
-        <w:rPr>
-          <w:lang w:val="ar_AE" w:bidi="ar_AE"/>
-        </w:rPr>
-      </w:r>
-    </w:p>
-    <w:p>
-      <w:pPr>
-        <w:bidi/>
-      </w:pPr>
-      <w:r>
-        <w:rPr>
+          <w:rtl/>
+          <w:cs/>
+          <w:lang w:val="ar_AE" w:bidi="ar_AE"/>
+        </w:rPr>
+      </w:r>
+      <w:r>
+        <w:rPr>
+          <w:rtl/>
+          <w:cs/>
+          <w:lang w:val="ar_AE" w:bidi="ar_AE"/>
+        </w:rPr>
+      </w:r>
+    </w:p>
+    <w:p>
+      <w:pPr>
+        <w:bidi/>
+      </w:pPr>
+      <w:r>
+        <w:rPr>
+          <w:rtl/>
+          <w:cs/>
           <w:lang w:val="ar_AE" w:bidi="ar_AE"/>
         </w:rPr>
       </w:r>
@@ -4347,28 +5463,36 @@
       </w:pPr>
       <w:r>
         <w:rPr>
+          <w:rtl/>
+          <w:cs/>
           <w:lang w:val="ar_AE" w:bidi="ar_AE"/>
         </w:rPr>
         <w:t>أَسْتِير 7: 4</w:t>
       </w:r>
       <w:r>
         <w:rPr>
-          <w:lang w:val="ar_AE" w:bidi="ar_AE"/>
-        </w:rPr>
-      </w:r>
-    </w:p>
-    <w:p>
-      <w:pPr>
-        <w:bidi/>
-      </w:pPr>
-      <w:r>
-        <w:rPr>
+          <w:rtl/>
+          <w:cs/>
+          <w:lang w:val="ar_AE" w:bidi="ar_AE"/>
+        </w:rPr>
+      </w:r>
+    </w:p>
+    <w:p>
+      <w:pPr>
+        <w:bidi/>
+      </w:pPr>
+      <w:r>
+        <w:rPr>
+          <w:rtl/>
+          <w:cs/>
           <w:lang w:val="ar_AE" w:bidi="ar_AE"/>
         </w:rPr>
       </w:r>
       <w:r>
         <w:rPr>
           <w:b/>
+          <w:rtl/>
+          <w:cs/>
           <w:lang w:val="ar_AE" w:bidi="ar_AE"/>
         </w:rPr>
         <w:t>ماذا قالت أَسْتِير أنها كانت لتفعل لو أن شعبها بيع فقط للعبودية؟</w:t>
@@ -4380,32 +5504,42 @@
       </w:pPr>
       <w:r>
         <w:rPr>
-          <w:lang w:val="ar_AE" w:bidi="ar_AE"/>
-        </w:rPr>
-      </w:r>
-      <w:r>
-        <w:rPr>
+          <w:rtl/>
+          <w:cs/>
+          <w:lang w:val="ar_AE" w:bidi="ar_AE"/>
+        </w:rPr>
+      </w:r>
+      <w:r>
+        <w:rPr>
+          <w:rtl/>
+          <w:cs/>
           <w:lang w:val="ar_AE" w:bidi="ar_AE"/>
         </w:rPr>
         <w:t>لَوْ بِعْنَا عَبِيدًا وَإِمَاءً لَكُنْتُ سَكَتُّ.</w:t>
       </w:r>
       <w:r>
         <w:rPr>
-          <w:lang w:val="ar_AE" w:bidi="ar_AE"/>
-        </w:rPr>
-      </w:r>
-      <w:r>
-        <w:rPr>
-          <w:lang w:val="ar_AE" w:bidi="ar_AE"/>
-        </w:rPr>
-      </w:r>
-    </w:p>
-    <w:p>
-      <w:pPr>
-        <w:bidi/>
-      </w:pPr>
-      <w:r>
-        <w:rPr>
+          <w:rtl/>
+          <w:cs/>
+          <w:lang w:val="ar_AE" w:bidi="ar_AE"/>
+        </w:rPr>
+      </w:r>
+      <w:r>
+        <w:rPr>
+          <w:rtl/>
+          <w:cs/>
+          <w:lang w:val="ar_AE" w:bidi="ar_AE"/>
+        </w:rPr>
+      </w:r>
+    </w:p>
+    <w:p>
+      <w:pPr>
+        <w:bidi/>
+      </w:pPr>
+      <w:r>
+        <w:rPr>
+          <w:rtl/>
+          <w:cs/>
           <w:lang w:val="ar_AE" w:bidi="ar_AE"/>
         </w:rPr>
       </w:r>
@@ -4417,28 +5551,36 @@
       </w:pPr>
       <w:r>
         <w:rPr>
+          <w:rtl/>
+          <w:cs/>
           <w:lang w:val="ar_AE" w:bidi="ar_AE"/>
         </w:rPr>
         <w:t>أَسْتِير 7: 6</w:t>
       </w:r>
       <w:r>
         <w:rPr>
-          <w:lang w:val="ar_AE" w:bidi="ar_AE"/>
-        </w:rPr>
-      </w:r>
-    </w:p>
-    <w:p>
-      <w:pPr>
-        <w:bidi/>
-      </w:pPr>
-      <w:r>
-        <w:rPr>
+          <w:rtl/>
+          <w:cs/>
+          <w:lang w:val="ar_AE" w:bidi="ar_AE"/>
+        </w:rPr>
+      </w:r>
+    </w:p>
+    <w:p>
+      <w:pPr>
+        <w:bidi/>
+      </w:pPr>
+      <w:r>
+        <w:rPr>
+          <w:rtl/>
+          <w:cs/>
           <w:lang w:val="ar_AE" w:bidi="ar_AE"/>
         </w:rPr>
       </w:r>
       <w:r>
         <w:rPr>
           <w:b/>
+          <w:rtl/>
+          <w:cs/>
           <w:lang w:val="ar_AE" w:bidi="ar_AE"/>
         </w:rPr>
         <w:t>من هو الذي وصفته أستير بأنه "خصم" و"عدو"؟</w:t>
@@ -4450,32 +5592,42 @@
       </w:pPr>
       <w:r>
         <w:rPr>
-          <w:lang w:val="ar_AE" w:bidi="ar_AE"/>
-        </w:rPr>
-      </w:r>
-      <w:r>
-        <w:rPr>
+          <w:rtl/>
+          <w:cs/>
+          <w:lang w:val="ar_AE" w:bidi="ar_AE"/>
+        </w:rPr>
+      </w:r>
+      <w:r>
+        <w:rPr>
+          <w:rtl/>
+          <w:cs/>
           <w:lang w:val="ar_AE" w:bidi="ar_AE"/>
         </w:rPr>
         <w:t>هُوَ رَجُلٌ خَصْمٌ وَعَدُوٌّ، هَذَا هَامَانُ ٱلرَّدِيءُ!</w:t>
       </w:r>
       <w:r>
         <w:rPr>
-          <w:lang w:val="ar_AE" w:bidi="ar_AE"/>
-        </w:rPr>
-      </w:r>
-      <w:r>
-        <w:rPr>
-          <w:lang w:val="ar_AE" w:bidi="ar_AE"/>
-        </w:rPr>
-      </w:r>
-    </w:p>
-    <w:p>
-      <w:pPr>
-        <w:bidi/>
-      </w:pPr>
-      <w:r>
-        <w:rPr>
+          <w:rtl/>
+          <w:cs/>
+          <w:lang w:val="ar_AE" w:bidi="ar_AE"/>
+        </w:rPr>
+      </w:r>
+      <w:r>
+        <w:rPr>
+          <w:rtl/>
+          <w:cs/>
+          <w:lang w:val="ar_AE" w:bidi="ar_AE"/>
+        </w:rPr>
+      </w:r>
+    </w:p>
+    <w:p>
+      <w:pPr>
+        <w:bidi/>
+      </w:pPr>
+      <w:r>
+        <w:rPr>
+          <w:rtl/>
+          <w:cs/>
           <w:lang w:val="ar_AE" w:bidi="ar_AE"/>
         </w:rPr>
       </w:r>
@@ -4487,28 +5639,36 @@
       </w:pPr>
       <w:r>
         <w:rPr>
+          <w:rtl/>
+          <w:cs/>
           <w:lang w:val="ar_AE" w:bidi="ar_AE"/>
         </w:rPr>
         <w:t>أَسْتِير 7: 7</w:t>
       </w:r>
       <w:r>
         <w:rPr>
-          <w:lang w:val="ar_AE" w:bidi="ar_AE"/>
-        </w:rPr>
-      </w:r>
-    </w:p>
-    <w:p>
-      <w:pPr>
-        <w:bidi/>
-      </w:pPr>
-      <w:r>
-        <w:rPr>
+          <w:rtl/>
+          <w:cs/>
+          <w:lang w:val="ar_AE" w:bidi="ar_AE"/>
+        </w:rPr>
+      </w:r>
+    </w:p>
+    <w:p>
+      <w:pPr>
+        <w:bidi/>
+      </w:pPr>
+      <w:r>
+        <w:rPr>
+          <w:rtl/>
+          <w:cs/>
           <w:lang w:val="ar_AE" w:bidi="ar_AE"/>
         </w:rPr>
       </w:r>
       <w:r>
         <w:rPr>
           <w:b/>
+          <w:rtl/>
+          <w:cs/>
           <w:lang w:val="ar_AE" w:bidi="ar_AE"/>
         </w:rPr>
         <w:t>ماذا فعل هامان عندما قام الملك بغيظه عن شُرب الخمر؟</w:t>
@@ -4520,32 +5680,42 @@
       </w:pPr>
       <w:r>
         <w:rPr>
-          <w:lang w:val="ar_AE" w:bidi="ar_AE"/>
-        </w:rPr>
-      </w:r>
-      <w:r>
-        <w:rPr>
+          <w:rtl/>
+          <w:cs/>
+          <w:lang w:val="ar_AE" w:bidi="ar_AE"/>
+        </w:rPr>
+      </w:r>
+      <w:r>
+        <w:rPr>
+          <w:rtl/>
+          <w:cs/>
           <w:lang w:val="ar_AE" w:bidi="ar_AE"/>
         </w:rPr>
         <w:t>وَقَفَ هَامَانُ لِيَتَوَسَّلَ عَنْ نَفْسِهِ إِلَى أَسْتِيرَ ٱلْمَلِكَةِ.</w:t>
       </w:r>
       <w:r>
         <w:rPr>
-          <w:lang w:val="ar_AE" w:bidi="ar_AE"/>
-        </w:rPr>
-      </w:r>
-      <w:r>
-        <w:rPr>
-          <w:lang w:val="ar_AE" w:bidi="ar_AE"/>
-        </w:rPr>
-      </w:r>
-    </w:p>
-    <w:p>
-      <w:pPr>
-        <w:bidi/>
-      </w:pPr>
-      <w:r>
-        <w:rPr>
+          <w:rtl/>
+          <w:cs/>
+          <w:lang w:val="ar_AE" w:bidi="ar_AE"/>
+        </w:rPr>
+      </w:r>
+      <w:r>
+        <w:rPr>
+          <w:rtl/>
+          <w:cs/>
+          <w:lang w:val="ar_AE" w:bidi="ar_AE"/>
+        </w:rPr>
+      </w:r>
+    </w:p>
+    <w:p>
+      <w:pPr>
+        <w:bidi/>
+      </w:pPr>
+      <w:r>
+        <w:rPr>
+          <w:rtl/>
+          <w:cs/>
           <w:lang w:val="ar_AE" w:bidi="ar_AE"/>
         </w:rPr>
       </w:r>
@@ -4557,27 +5727,35 @@
       </w:pPr>
       <w:r>
         <w:rPr>
+          <w:rtl/>
+          <w:cs/>
           <w:lang w:val="ar_AE" w:bidi="ar_AE"/>
         </w:rPr>
         <w:t>أَسْتِير 7: 8</w:t>
       </w:r>
       <w:r>
         <w:rPr>
-          <w:lang w:val="ar_AE" w:bidi="ar_AE"/>
-        </w:rPr>
-      </w:r>
-    </w:p>
-    <w:p>
-      <w:pPr>
-        <w:bidi/>
-      </w:pPr>
-      <w:r>
-        <w:rPr>
-          <w:lang w:val="ar_AE" w:bidi="ar_AE"/>
-        </w:rPr>
-      </w:r>
-      <w:r>
-        <w:rPr>
+          <w:rtl/>
+          <w:cs/>
+          <w:lang w:val="ar_AE" w:bidi="ar_AE"/>
+        </w:rPr>
+      </w:r>
+    </w:p>
+    <w:p>
+      <w:pPr>
+        <w:bidi/>
+      </w:pPr>
+      <w:r>
+        <w:rPr>
+          <w:rtl/>
+          <w:cs/>
+          <w:lang w:val="ar_AE" w:bidi="ar_AE"/>
+        </w:rPr>
+      </w:r>
+      <w:r>
+        <w:rPr>
+          <w:rtl/>
+          <w:cs/>
           <w:lang w:val="ar_AE" w:bidi="ar_AE"/>
         </w:rPr>
         <w:t>بعد أن وقع هامان على الأريكة حيث كانت أستير، ماذا ظن الملك أن هامان كان يفعل؟</w:t>
@@ -4589,32 +5767,42 @@
       </w:pPr>
       <w:r>
         <w:rPr>
-          <w:lang w:val="ar_AE" w:bidi="ar_AE"/>
-        </w:rPr>
-      </w:r>
-      <w:r>
-        <w:rPr>
+          <w:rtl/>
+          <w:cs/>
+          <w:lang w:val="ar_AE" w:bidi="ar_AE"/>
+        </w:rPr>
+      </w:r>
+      <w:r>
+        <w:rPr>
+          <w:rtl/>
+          <w:cs/>
           <w:lang w:val="ar_AE" w:bidi="ar_AE"/>
         </w:rPr>
         <w:t>ظن الملك أن هَامَان كان يحاول إخضاع الملكة له. وهذا يعني أنه ظن أنه كان يحاول الاعتداء عليها.</w:t>
       </w:r>
       <w:r>
         <w:rPr>
-          <w:lang w:val="ar_AE" w:bidi="ar_AE"/>
-        </w:rPr>
-      </w:r>
-      <w:r>
-        <w:rPr>
-          <w:lang w:val="ar_AE" w:bidi="ar_AE"/>
-        </w:rPr>
-      </w:r>
-    </w:p>
-    <w:p>
-      <w:pPr>
-        <w:bidi/>
-      </w:pPr>
-      <w:r>
-        <w:rPr>
+          <w:rtl/>
+          <w:cs/>
+          <w:lang w:val="ar_AE" w:bidi="ar_AE"/>
+        </w:rPr>
+      </w:r>
+      <w:r>
+        <w:rPr>
+          <w:rtl/>
+          <w:cs/>
+          <w:lang w:val="ar_AE" w:bidi="ar_AE"/>
+        </w:rPr>
+      </w:r>
+    </w:p>
+    <w:p>
+      <w:pPr>
+        <w:bidi/>
+      </w:pPr>
+      <w:r>
+        <w:rPr>
+          <w:rtl/>
+          <w:cs/>
           <w:lang w:val="ar_AE" w:bidi="ar_AE"/>
         </w:rPr>
       </w:r>
@@ -4626,28 +5814,36 @@
       </w:pPr>
       <w:r>
         <w:rPr>
+          <w:rtl/>
+          <w:cs/>
           <w:lang w:val="ar_AE" w:bidi="ar_AE"/>
         </w:rPr>
         <w:t>أستير 7: 9</w:t>
       </w:r>
       <w:r>
         <w:rPr>
-          <w:lang w:val="ar_AE" w:bidi="ar_AE"/>
-        </w:rPr>
-      </w:r>
-    </w:p>
-    <w:p>
-      <w:pPr>
-        <w:bidi/>
-      </w:pPr>
-      <w:r>
-        <w:rPr>
+          <w:rtl/>
+          <w:cs/>
+          <w:lang w:val="ar_AE" w:bidi="ar_AE"/>
+        </w:rPr>
+      </w:r>
+    </w:p>
+    <w:p>
+      <w:pPr>
+        <w:bidi/>
+      </w:pPr>
+      <w:r>
+        <w:rPr>
+          <w:rtl/>
+          <w:cs/>
           <w:lang w:val="ar_AE" w:bidi="ar_AE"/>
         </w:rPr>
       </w:r>
       <w:r>
         <w:rPr>
           <w:b/>
+          <w:rtl/>
+          <w:cs/>
           <w:lang w:val="ar_AE" w:bidi="ar_AE"/>
         </w:rPr>
         <w:t>أين أمر الملك بأن يُصلب هامان؟</w:t>
@@ -4659,32 +5855,42 @@
       </w:pPr>
       <w:r>
         <w:rPr>
-          <w:lang w:val="ar_AE" w:bidi="ar_AE"/>
-        </w:rPr>
-      </w:r>
-      <w:r>
-        <w:rPr>
+          <w:rtl/>
+          <w:cs/>
+          <w:lang w:val="ar_AE" w:bidi="ar_AE"/>
+        </w:rPr>
+      </w:r>
+      <w:r>
+        <w:rPr>
+          <w:rtl/>
+          <w:cs/>
           <w:lang w:val="ar_AE" w:bidi="ar_AE"/>
         </w:rPr>
         <w:t>أمر الملك بأن يُصلب هامان على الخشبة التي عملها هامان لمردخاي، والتي كانت قائمة في بيت هامان وارتفاعها خمسون ذراعًا.</w:t>
       </w:r>
       <w:r>
         <w:rPr>
-          <w:lang w:val="ar_AE" w:bidi="ar_AE"/>
-        </w:rPr>
-      </w:r>
-      <w:r>
-        <w:rPr>
-          <w:lang w:val="ar_AE" w:bidi="ar_AE"/>
-        </w:rPr>
-      </w:r>
-    </w:p>
-    <w:p>
-      <w:pPr>
-        <w:bidi/>
-      </w:pPr>
-      <w:r>
-        <w:rPr>
+          <w:rtl/>
+          <w:cs/>
+          <w:lang w:val="ar_AE" w:bidi="ar_AE"/>
+        </w:rPr>
+      </w:r>
+      <w:r>
+        <w:rPr>
+          <w:rtl/>
+          <w:cs/>
+          <w:lang w:val="ar_AE" w:bidi="ar_AE"/>
+        </w:rPr>
+      </w:r>
+    </w:p>
+    <w:p>
+      <w:pPr>
+        <w:bidi/>
+      </w:pPr>
+      <w:r>
+        <w:rPr>
+          <w:rtl/>
+          <w:cs/>
           <w:lang w:val="ar_AE" w:bidi="ar_AE"/>
         </w:rPr>
       </w:r>
@@ -4696,28 +5902,36 @@
       </w:pPr>
       <w:r>
         <w:rPr>
+          <w:rtl/>
+          <w:cs/>
           <w:lang w:val="ar_AE" w:bidi="ar_AE"/>
         </w:rPr>
         <w:t>أَسْتِير 8: 1</w:t>
       </w:r>
       <w:r>
         <w:rPr>
-          <w:lang w:val="ar_AE" w:bidi="ar_AE"/>
-        </w:rPr>
-      </w:r>
-    </w:p>
-    <w:p>
-      <w:pPr>
-        <w:bidi/>
-      </w:pPr>
-      <w:r>
-        <w:rPr>
+          <w:rtl/>
+          <w:cs/>
+          <w:lang w:val="ar_AE" w:bidi="ar_AE"/>
+        </w:rPr>
+      </w:r>
+    </w:p>
+    <w:p>
+      <w:pPr>
+        <w:bidi/>
+      </w:pPr>
+      <w:r>
+        <w:rPr>
+          <w:rtl/>
+          <w:cs/>
           <w:lang w:val="ar_AE" w:bidi="ar_AE"/>
         </w:rPr>
       </w:r>
       <w:r>
         <w:rPr>
           <w:b/>
+          <w:rtl/>
+          <w:cs/>
           <w:lang w:val="ar_AE" w:bidi="ar_AE"/>
         </w:rPr>
         <w:t>لماذا بدأ مردخاي في العمل أمام الملك؟</w:t>
@@ -4729,38 +5943,50 @@
       </w:pPr>
       <w:r>
         <w:rPr>
-          <w:lang w:val="ar_AE" w:bidi="ar_AE"/>
-        </w:rPr>
-      </w:r>
-      <w:r>
-        <w:rPr>
+          <w:rtl/>
+          <w:cs/>
+          <w:lang w:val="ar_AE" w:bidi="ar_AE"/>
+        </w:rPr>
+      </w:r>
+      <w:r>
+        <w:rPr>
+          <w:rtl/>
+          <w:cs/>
           <w:lang w:val="ar_AE" w:bidi="ar_AE"/>
         </w:rPr>
         <w:t>وَأَتَى مُرْدَخَايُ إِلَى أَمَامِ ٱلْمَلِكِ لِأَنَّ أَسْتِيرَ أَخْبَرَتْهُ بِمَا هُوَ لَهَا</w:t>
       </w:r>
       <w:r>
         <w:rPr>
+          <w:rtl/>
+          <w:cs/>
           <w:lang w:val="ar_AE" w:bidi="ar_AE"/>
         </w:rPr>
         <w:t>.</w:t>
       </w:r>
       <w:r>
         <w:rPr>
-          <w:lang w:val="ar_AE" w:bidi="ar_AE"/>
-        </w:rPr>
-      </w:r>
-      <w:r>
-        <w:rPr>
-          <w:lang w:val="ar_AE" w:bidi="ar_AE"/>
-        </w:rPr>
-      </w:r>
-    </w:p>
-    <w:p>
-      <w:pPr>
-        <w:bidi/>
-      </w:pPr>
-      <w:r>
-        <w:rPr>
+          <w:rtl/>
+          <w:cs/>
+          <w:lang w:val="ar_AE" w:bidi="ar_AE"/>
+        </w:rPr>
+      </w:r>
+      <w:r>
+        <w:rPr>
+          <w:rtl/>
+          <w:cs/>
+          <w:lang w:val="ar_AE" w:bidi="ar_AE"/>
+        </w:rPr>
+      </w:r>
+    </w:p>
+    <w:p>
+      <w:pPr>
+        <w:bidi/>
+      </w:pPr>
+      <w:r>
+        <w:rPr>
+          <w:rtl/>
+          <w:cs/>
           <w:lang w:val="ar_AE" w:bidi="ar_AE"/>
         </w:rPr>
       </w:r>
@@ -4772,28 +5998,36 @@
       </w:pPr>
       <w:r>
         <w:rPr>
+          <w:rtl/>
+          <w:cs/>
           <w:lang w:val="ar_AE" w:bidi="ar_AE"/>
         </w:rPr>
         <w:t>أَسْتِير 8: 2</w:t>
       </w:r>
       <w:r>
         <w:rPr>
-          <w:lang w:val="ar_AE" w:bidi="ar_AE"/>
-        </w:rPr>
-      </w:r>
-    </w:p>
-    <w:p>
-      <w:pPr>
-        <w:bidi/>
-      </w:pPr>
-      <w:r>
-        <w:rPr>
+          <w:rtl/>
+          <w:cs/>
+          <w:lang w:val="ar_AE" w:bidi="ar_AE"/>
+        </w:rPr>
+      </w:r>
+    </w:p>
+    <w:p>
+      <w:pPr>
+        <w:bidi/>
+      </w:pPr>
+      <w:r>
+        <w:rPr>
+          <w:rtl/>
+          <w:cs/>
           <w:lang w:val="ar_AE" w:bidi="ar_AE"/>
         </w:rPr>
       </w:r>
       <w:r>
         <w:rPr>
           <w:b/>
+          <w:rtl/>
+          <w:cs/>
           <w:lang w:val="ar_AE" w:bidi="ar_AE"/>
         </w:rPr>
         <w:t>لماذا كان مردخاي مسؤولاً عن بيت هامان؟</w:t>
@@ -4805,32 +6039,42 @@
       </w:pPr>
       <w:r>
         <w:rPr>
-          <w:lang w:val="ar_AE" w:bidi="ar_AE"/>
-        </w:rPr>
-      </w:r>
-      <w:r>
-        <w:rPr>
+          <w:rtl/>
+          <w:cs/>
+          <w:lang w:val="ar_AE" w:bidi="ar_AE"/>
+        </w:rPr>
+      </w:r>
+      <w:r>
+        <w:rPr>
+          <w:rtl/>
+          <w:cs/>
           <w:lang w:val="ar_AE" w:bidi="ar_AE"/>
         </w:rPr>
         <w:t>وَأَقَامَتْ أَسْتِيرُ مُرْدَخَايَ عَلَى بَيْتِ هَامَانَ.</w:t>
       </w:r>
       <w:r>
         <w:rPr>
-          <w:lang w:val="ar_AE" w:bidi="ar_AE"/>
-        </w:rPr>
-      </w:r>
-      <w:r>
-        <w:rPr>
-          <w:lang w:val="ar_AE" w:bidi="ar_AE"/>
-        </w:rPr>
-      </w:r>
-    </w:p>
-    <w:p>
-      <w:pPr>
-        <w:bidi/>
-      </w:pPr>
-      <w:r>
-        <w:rPr>
+          <w:rtl/>
+          <w:cs/>
+          <w:lang w:val="ar_AE" w:bidi="ar_AE"/>
+        </w:rPr>
+      </w:r>
+      <w:r>
+        <w:rPr>
+          <w:rtl/>
+          <w:cs/>
+          <w:lang w:val="ar_AE" w:bidi="ar_AE"/>
+        </w:rPr>
+      </w:r>
+    </w:p>
+    <w:p>
+      <w:pPr>
+        <w:bidi/>
+      </w:pPr>
+      <w:r>
+        <w:rPr>
+          <w:rtl/>
+          <w:cs/>
           <w:lang w:val="ar_AE" w:bidi="ar_AE"/>
         </w:rPr>
       </w:r>
@@ -4842,28 +6086,36 @@
       </w:pPr>
       <w:r>
         <w:rPr>
+          <w:rtl/>
+          <w:cs/>
           <w:lang w:val="ar_AE" w:bidi="ar_AE"/>
         </w:rPr>
         <w:t>أَسْتِير 8: 4</w:t>
       </w:r>
       <w:r>
         <w:rPr>
-          <w:lang w:val="ar_AE" w:bidi="ar_AE"/>
-        </w:rPr>
-      </w:r>
-    </w:p>
-    <w:p>
-      <w:pPr>
-        <w:bidi/>
-      </w:pPr>
-      <w:r>
-        <w:rPr>
+          <w:rtl/>
+          <w:cs/>
+          <w:lang w:val="ar_AE" w:bidi="ar_AE"/>
+        </w:rPr>
+      </w:r>
+    </w:p>
+    <w:p>
+      <w:pPr>
+        <w:bidi/>
+      </w:pPr>
+      <w:r>
+        <w:rPr>
+          <w:rtl/>
+          <w:cs/>
           <w:lang w:val="ar_AE" w:bidi="ar_AE"/>
         </w:rPr>
       </w:r>
       <w:r>
         <w:rPr>
           <w:b/>
+          <w:rtl/>
+          <w:cs/>
           <w:lang w:val="ar_AE" w:bidi="ar_AE"/>
         </w:rPr>
         <w:t>ماذا فعل الملك لأستير حتى تقوم وتقف أمامه؟</w:t>
@@ -4875,32 +6127,42 @@
       </w:pPr>
       <w:r>
         <w:rPr>
-          <w:lang w:val="ar_AE" w:bidi="ar_AE"/>
-        </w:rPr>
-      </w:r>
-      <w:r>
-        <w:rPr>
+          <w:rtl/>
+          <w:cs/>
+          <w:lang w:val="ar_AE" w:bidi="ar_AE"/>
+        </w:rPr>
+      </w:r>
+      <w:r>
+        <w:rPr>
+          <w:rtl/>
+          <w:cs/>
           <w:lang w:val="ar_AE" w:bidi="ar_AE"/>
         </w:rPr>
         <w:t>فَمَدَّ ٱلْمَلِكُ لِأَسْتِيرَ قَضِيبَ ٱلذَّهَبِ، فَقَامَتْ أَسْتِيرُ وَوَقَفَتْ أَمَامَ ٱلْمَلِكِ.</w:t>
       </w:r>
       <w:r>
         <w:rPr>
-          <w:lang w:val="ar_AE" w:bidi="ar_AE"/>
-        </w:rPr>
-      </w:r>
-      <w:r>
-        <w:rPr>
-          <w:lang w:val="ar_AE" w:bidi="ar_AE"/>
-        </w:rPr>
-      </w:r>
-    </w:p>
-    <w:p>
-      <w:pPr>
-        <w:bidi/>
-      </w:pPr>
-      <w:r>
-        <w:rPr>
+          <w:rtl/>
+          <w:cs/>
+          <w:lang w:val="ar_AE" w:bidi="ar_AE"/>
+        </w:rPr>
+      </w:r>
+      <w:r>
+        <w:rPr>
+          <w:rtl/>
+          <w:cs/>
+          <w:lang w:val="ar_AE" w:bidi="ar_AE"/>
+        </w:rPr>
+      </w:r>
+    </w:p>
+    <w:p>
+      <w:pPr>
+        <w:bidi/>
+      </w:pPr>
+      <w:r>
+        <w:rPr>
+          <w:rtl/>
+          <w:cs/>
           <w:lang w:val="ar_AE" w:bidi="ar_AE"/>
         </w:rPr>
       </w:r>
@@ -4912,28 +6174,36 @@
       </w:pPr>
       <w:r>
         <w:rPr>
+          <w:rtl/>
+          <w:cs/>
           <w:lang w:val="ar_AE" w:bidi="ar_AE"/>
         </w:rPr>
         <w:t>أستير 8: 5</w:t>
       </w:r>
       <w:r>
         <w:rPr>
-          <w:lang w:val="ar_AE" w:bidi="ar_AE"/>
-        </w:rPr>
-      </w:r>
-    </w:p>
-    <w:p>
-      <w:pPr>
-        <w:bidi/>
-      </w:pPr>
-      <w:r>
-        <w:rPr>
+          <w:rtl/>
+          <w:cs/>
+          <w:lang w:val="ar_AE" w:bidi="ar_AE"/>
+        </w:rPr>
+      </w:r>
+    </w:p>
+    <w:p>
+      <w:pPr>
+        <w:bidi/>
+      </w:pPr>
+      <w:r>
+        <w:rPr>
+          <w:rtl/>
+          <w:cs/>
           <w:lang w:val="ar_AE" w:bidi="ar_AE"/>
         </w:rPr>
       </w:r>
       <w:r>
         <w:rPr>
           <w:b/>
+          <w:rtl/>
+          <w:cs/>
           <w:lang w:val="ar_AE" w:bidi="ar_AE"/>
         </w:rPr>
         <w:t>ما هي الكتابات التي كتبها هامان؟</w:t>
@@ -4945,38 +6215,50 @@
       </w:pPr>
       <w:r>
         <w:rPr>
-          <w:lang w:val="ar_AE" w:bidi="ar_AE"/>
-        </w:rPr>
-      </w:r>
-      <w:r>
-        <w:rPr>
+          <w:rtl/>
+          <w:cs/>
+          <w:lang w:val="ar_AE" w:bidi="ar_AE"/>
+        </w:rPr>
+      </w:r>
+      <w:r>
+        <w:rPr>
+          <w:rtl/>
+          <w:cs/>
           <w:lang w:val="ar_AE" w:bidi="ar_AE"/>
         </w:rPr>
         <w:t xml:space="preserve">كتب هامان كتابات </w:t>
       </w:r>
       <w:r>
         <w:rPr>
+          <w:rtl/>
+          <w:cs/>
           <w:lang w:val="ar_AE" w:bidi="ar_AE"/>
         </w:rPr>
         <w:t>لِإِبَادَةِ ٱلْيَهُودِ ٱلَّذِينَ فِي كُلِّ بِلَادِ ٱلْمَلِكِ.</w:t>
       </w:r>
       <w:r>
         <w:rPr>
-          <w:lang w:val="ar_AE" w:bidi="ar_AE"/>
-        </w:rPr>
-      </w:r>
-      <w:r>
-        <w:rPr>
-          <w:lang w:val="ar_AE" w:bidi="ar_AE"/>
-        </w:rPr>
-      </w:r>
-    </w:p>
-    <w:p>
-      <w:pPr>
-        <w:bidi/>
-      </w:pPr>
-      <w:r>
-        <w:rPr>
+          <w:rtl/>
+          <w:cs/>
+          <w:lang w:val="ar_AE" w:bidi="ar_AE"/>
+        </w:rPr>
+      </w:r>
+      <w:r>
+        <w:rPr>
+          <w:rtl/>
+          <w:cs/>
+          <w:lang w:val="ar_AE" w:bidi="ar_AE"/>
+        </w:rPr>
+      </w:r>
+    </w:p>
+    <w:p>
+      <w:pPr>
+        <w:bidi/>
+      </w:pPr>
+      <w:r>
+        <w:rPr>
+          <w:rtl/>
+          <w:cs/>
           <w:lang w:val="ar_AE" w:bidi="ar_AE"/>
         </w:rPr>
       </w:r>
@@ -4988,27 +6270,35 @@
       </w:pPr>
       <w:r>
         <w:rPr>
+          <w:rtl/>
+          <w:cs/>
           <w:lang w:val="ar_AE" w:bidi="ar_AE"/>
         </w:rPr>
         <w:t>أَسْتِير 8: 8</w:t>
       </w:r>
       <w:r>
         <w:rPr>
-          <w:lang w:val="ar_AE" w:bidi="ar_AE"/>
-        </w:rPr>
-      </w:r>
-    </w:p>
-    <w:p>
-      <w:pPr>
-        <w:bidi/>
-      </w:pPr>
-      <w:r>
-        <w:rPr>
-          <w:lang w:val="ar_AE" w:bidi="ar_AE"/>
-        </w:rPr>
-      </w:r>
-      <w:r>
-        <w:rPr>
+          <w:rtl/>
+          <w:cs/>
+          <w:lang w:val="ar_AE" w:bidi="ar_AE"/>
+        </w:rPr>
+      </w:r>
+    </w:p>
+    <w:p>
+      <w:pPr>
+        <w:bidi/>
+      </w:pPr>
+      <w:r>
+        <w:rPr>
+          <w:rtl/>
+          <w:cs/>
+          <w:lang w:val="ar_AE" w:bidi="ar_AE"/>
+        </w:rPr>
+      </w:r>
+      <w:r>
+        <w:rPr>
+          <w:rtl/>
+          <w:cs/>
           <w:lang w:val="ar_AE" w:bidi="ar_AE"/>
         </w:rPr>
         <w:t>لماذا احتاجت أستير إلى كتابة مرسوم آخر لليهود باسم الملك؟</w:t>
@@ -5020,44 +6310,58 @@
       </w:pPr>
       <w:r>
         <w:rPr>
-          <w:lang w:val="ar_AE" w:bidi="ar_AE"/>
-        </w:rPr>
-      </w:r>
-      <w:r>
-        <w:rPr>
+          <w:rtl/>
+          <w:cs/>
+          <w:lang w:val="ar_AE" w:bidi="ar_AE"/>
+        </w:rPr>
+      </w:r>
+      <w:r>
+        <w:rPr>
+          <w:rtl/>
+          <w:cs/>
           <w:lang w:val="ar_AE" w:bidi="ar_AE"/>
         </w:rPr>
         <w:t xml:space="preserve">كانت أستير بحاجة إلى أن تكتب لليهود مرة أخرى، </w:t>
       </w:r>
       <w:r>
         <w:rPr>
+          <w:rtl/>
+          <w:cs/>
           <w:lang w:val="ar_AE" w:bidi="ar_AE"/>
         </w:rPr>
         <w:t>لِأَنَّ ٱلْكِتَابَةَ ٱلَّتِي تُكْتَبُ بِٱسْمِ ٱلْمَلِكِ وَتُخْتَمُ بِخَاتِمِهِ لَا تُرَدُّ</w:t>
       </w:r>
       <w:r>
         <w:rPr>
+          <w:rtl/>
+          <w:cs/>
           <w:lang w:val="ar_AE" w:bidi="ar_AE"/>
         </w:rPr>
         <w:t>.</w:t>
       </w:r>
       <w:r>
         <w:rPr>
-          <w:lang w:val="ar_AE" w:bidi="ar_AE"/>
-        </w:rPr>
-      </w:r>
-      <w:r>
-        <w:rPr>
-          <w:lang w:val="ar_AE" w:bidi="ar_AE"/>
-        </w:rPr>
-      </w:r>
-    </w:p>
-    <w:p>
-      <w:pPr>
-        <w:bidi/>
-      </w:pPr>
-      <w:r>
-        <w:rPr>
+          <w:rtl/>
+          <w:cs/>
+          <w:lang w:val="ar_AE" w:bidi="ar_AE"/>
+        </w:rPr>
+      </w:r>
+      <w:r>
+        <w:rPr>
+          <w:rtl/>
+          <w:cs/>
+          <w:lang w:val="ar_AE" w:bidi="ar_AE"/>
+        </w:rPr>
+      </w:r>
+    </w:p>
+    <w:p>
+      <w:pPr>
+        <w:bidi/>
+      </w:pPr>
+      <w:r>
+        <w:rPr>
+          <w:rtl/>
+          <w:cs/>
           <w:lang w:val="ar_AE" w:bidi="ar_AE"/>
         </w:rPr>
       </w:r>
@@ -5069,28 +6373,36 @@
       </w:pPr>
       <w:r>
         <w:rPr>
+          <w:rtl/>
+          <w:cs/>
           <w:lang w:val="ar_AE" w:bidi="ar_AE"/>
         </w:rPr>
         <w:t>أَسْتِير 8: 9</w:t>
       </w:r>
       <w:r>
         <w:rPr>
-          <w:lang w:val="ar_AE" w:bidi="ar_AE"/>
-        </w:rPr>
-      </w:r>
-    </w:p>
-    <w:p>
-      <w:pPr>
-        <w:bidi/>
-      </w:pPr>
-      <w:r>
-        <w:rPr>
+          <w:rtl/>
+          <w:cs/>
+          <w:lang w:val="ar_AE" w:bidi="ar_AE"/>
+        </w:rPr>
+      </w:r>
+    </w:p>
+    <w:p>
+      <w:pPr>
+        <w:bidi/>
+      </w:pPr>
+      <w:r>
+        <w:rPr>
+          <w:rtl/>
+          <w:cs/>
           <w:lang w:val="ar_AE" w:bidi="ar_AE"/>
         </w:rPr>
       </w:r>
       <w:r>
         <w:rPr>
           <w:b/>
+          <w:rtl/>
+          <w:cs/>
           <w:lang w:val="ar_AE" w:bidi="ar_AE"/>
         </w:rPr>
         <w:t>متى دُعي كتّاب الملك؟</w:t>
@@ -5102,32 +6414,42 @@
       </w:pPr>
       <w:r>
         <w:rPr>
-          <w:lang w:val="ar_AE" w:bidi="ar_AE"/>
-        </w:rPr>
-      </w:r>
-      <w:r>
-        <w:rPr>
+          <w:rtl/>
+          <w:cs/>
+          <w:lang w:val="ar_AE" w:bidi="ar_AE"/>
+        </w:rPr>
+      </w:r>
+      <w:r>
+        <w:rPr>
+          <w:rtl/>
+          <w:cs/>
           <w:lang w:val="ar_AE" w:bidi="ar_AE"/>
         </w:rPr>
         <w:t>فَدُعِيَ كُتَّابُ ٱلْمَلِكِ فِي ذَلِكَ ٱلْوَقْتِ فِي ٱلشَّهْرِ ٱلثَّالِثِ، أَيْ شَهْرِ سِيوَانَ، فِي ٱلثَّالِثِ وَٱلْعِشْرِينَ مِنْهُ.</w:t>
       </w:r>
       <w:r>
         <w:rPr>
-          <w:lang w:val="ar_AE" w:bidi="ar_AE"/>
-        </w:rPr>
-      </w:r>
-      <w:r>
-        <w:rPr>
-          <w:lang w:val="ar_AE" w:bidi="ar_AE"/>
-        </w:rPr>
-      </w:r>
-    </w:p>
-    <w:p>
-      <w:pPr>
-        <w:bidi/>
-      </w:pPr>
-      <w:r>
-        <w:rPr>
+          <w:rtl/>
+          <w:cs/>
+          <w:lang w:val="ar_AE" w:bidi="ar_AE"/>
+        </w:rPr>
+      </w:r>
+      <w:r>
+        <w:rPr>
+          <w:rtl/>
+          <w:cs/>
+          <w:lang w:val="ar_AE" w:bidi="ar_AE"/>
+        </w:rPr>
+      </w:r>
+    </w:p>
+    <w:p>
+      <w:pPr>
+        <w:bidi/>
+      </w:pPr>
+      <w:r>
+        <w:rPr>
+          <w:rtl/>
+          <w:cs/>
           <w:lang w:val="ar_AE" w:bidi="ar_AE"/>
         </w:rPr>
       </w:r>
@@ -5139,27 +6461,35 @@
       </w:pPr>
       <w:r>
         <w:rPr>
+          <w:rtl/>
+          <w:cs/>
           <w:lang w:val="ar_AE" w:bidi="ar_AE"/>
         </w:rPr>
         <w:t>أَسْتِير 8: 11</w:t>
       </w:r>
       <w:r>
         <w:rPr>
-          <w:lang w:val="ar_AE" w:bidi="ar_AE"/>
-        </w:rPr>
-      </w:r>
-    </w:p>
-    <w:p>
-      <w:pPr>
-        <w:bidi/>
-      </w:pPr>
-      <w:r>
-        <w:rPr>
-          <w:lang w:val="ar_AE" w:bidi="ar_AE"/>
-        </w:rPr>
-      </w:r>
-      <w:r>
-        <w:rPr>
+          <w:rtl/>
+          <w:cs/>
+          <w:lang w:val="ar_AE" w:bidi="ar_AE"/>
+        </w:rPr>
+      </w:r>
+    </w:p>
+    <w:p>
+      <w:pPr>
+        <w:bidi/>
+      </w:pPr>
+      <w:r>
+        <w:rPr>
+          <w:rtl/>
+          <w:cs/>
+          <w:lang w:val="ar_AE" w:bidi="ar_AE"/>
+        </w:rPr>
+      </w:r>
+      <w:r>
+        <w:rPr>
+          <w:rtl/>
+          <w:cs/>
           <w:lang w:val="ar_AE" w:bidi="ar_AE"/>
         </w:rPr>
         <w:t>ماذا سمح الملك لليهود أن يفعلوا؟</w:t>
@@ -5171,32 +6501,42 @@
       </w:pPr>
       <w:r>
         <w:rPr>
-          <w:lang w:val="ar_AE" w:bidi="ar_AE"/>
-        </w:rPr>
-      </w:r>
-      <w:r>
-        <w:rPr>
+          <w:rtl/>
+          <w:cs/>
+          <w:lang w:val="ar_AE" w:bidi="ar_AE"/>
+        </w:rPr>
+      </w:r>
+      <w:r>
+        <w:rPr>
+          <w:rtl/>
+          <w:cs/>
           <w:lang w:val="ar_AE" w:bidi="ar_AE"/>
         </w:rPr>
         <w:t>أَعْطَى ٱلْمَلِكُ ٱلْيَهُودَ فِي مَدِينَةٍ فَمَدِينَةٍ أَنْ يَجْتَمِعُوا وَيَقِفُوا لِأَجْلِ أَنْفُسِهِمْ، وَيُهْلِكُوا وَيَقْتُلُوا وَيُبِيدُوا قُوَّةَ كُلِّ شَعْبٍ وَكُورَةٍ تُضَادُّهُمْ حَتَّى ٱلْأَطْفَالَ وَٱلنِّسَاءَ، وَأَنْ يَسْلُبُوا غَنِيمَتَهُمْ.</w:t>
       </w:r>
       <w:r>
         <w:rPr>
-          <w:lang w:val="ar_AE" w:bidi="ar_AE"/>
-        </w:rPr>
-      </w:r>
-      <w:r>
-        <w:rPr>
-          <w:lang w:val="ar_AE" w:bidi="ar_AE"/>
-        </w:rPr>
-      </w:r>
-    </w:p>
-    <w:p>
-      <w:pPr>
-        <w:bidi/>
-      </w:pPr>
-      <w:r>
-        <w:rPr>
+          <w:rtl/>
+          <w:cs/>
+          <w:lang w:val="ar_AE" w:bidi="ar_AE"/>
+        </w:rPr>
+      </w:r>
+      <w:r>
+        <w:rPr>
+          <w:rtl/>
+          <w:cs/>
+          <w:lang w:val="ar_AE" w:bidi="ar_AE"/>
+        </w:rPr>
+      </w:r>
+    </w:p>
+    <w:p>
+      <w:pPr>
+        <w:bidi/>
+      </w:pPr>
+      <w:r>
+        <w:rPr>
+          <w:rtl/>
+          <w:cs/>
           <w:lang w:val="ar_AE" w:bidi="ar_AE"/>
         </w:rPr>
       </w:r>
@@ -5208,28 +6548,36 @@
       </w:pPr>
       <w:r>
         <w:rPr>
+          <w:rtl/>
+          <w:cs/>
           <w:lang w:val="ar_AE" w:bidi="ar_AE"/>
         </w:rPr>
         <w:t>أَسْتِير 8: 17</w:t>
       </w:r>
       <w:r>
         <w:rPr>
-          <w:lang w:val="ar_AE" w:bidi="ar_AE"/>
-        </w:rPr>
-      </w:r>
-    </w:p>
-    <w:p>
-      <w:pPr>
-        <w:bidi/>
-      </w:pPr>
-      <w:r>
-        <w:rPr>
+          <w:rtl/>
+          <w:cs/>
+          <w:lang w:val="ar_AE" w:bidi="ar_AE"/>
+        </w:rPr>
+      </w:r>
+    </w:p>
+    <w:p>
+      <w:pPr>
+        <w:bidi/>
+      </w:pPr>
+      <w:r>
+        <w:rPr>
+          <w:rtl/>
+          <w:cs/>
           <w:lang w:val="ar_AE" w:bidi="ar_AE"/>
         </w:rPr>
       </w:r>
       <w:r>
         <w:rPr>
           <w:b/>
+          <w:rtl/>
+          <w:cs/>
           <w:lang w:val="ar_AE" w:bidi="ar_AE"/>
         </w:rPr>
         <w:t>لماذا تهوَّد كثيرون من شعوب الأرض؟</w:t>
@@ -5241,32 +6589,42 @@
       </w:pPr>
       <w:r>
         <w:rPr>
-          <w:lang w:val="ar_AE" w:bidi="ar_AE"/>
-        </w:rPr>
-      </w:r>
-      <w:r>
-        <w:rPr>
+          <w:rtl/>
+          <w:cs/>
+          <w:lang w:val="ar_AE" w:bidi="ar_AE"/>
+        </w:rPr>
+      </w:r>
+      <w:r>
+        <w:rPr>
+          <w:rtl/>
+          <w:cs/>
           <w:lang w:val="ar_AE" w:bidi="ar_AE"/>
         </w:rPr>
         <w:t>وَكَثِيرُونَ مِنْ شُعُوبِ ٱلْأَرْضِ تَهَوَّدُوا لِأَنَّ رُعْبَ ٱلْيَهُودِ وَقَعَ عَلَيْهِمْ.</w:t>
       </w:r>
       <w:r>
         <w:rPr>
-          <w:lang w:val="ar_AE" w:bidi="ar_AE"/>
-        </w:rPr>
-      </w:r>
-      <w:r>
-        <w:rPr>
-          <w:lang w:val="ar_AE" w:bidi="ar_AE"/>
-        </w:rPr>
-      </w:r>
-    </w:p>
-    <w:p>
-      <w:pPr>
-        <w:bidi/>
-      </w:pPr>
-      <w:r>
-        <w:rPr>
+          <w:rtl/>
+          <w:cs/>
+          <w:lang w:val="ar_AE" w:bidi="ar_AE"/>
+        </w:rPr>
+      </w:r>
+      <w:r>
+        <w:rPr>
+          <w:rtl/>
+          <w:cs/>
+          <w:lang w:val="ar_AE" w:bidi="ar_AE"/>
+        </w:rPr>
+      </w:r>
+    </w:p>
+    <w:p>
+      <w:pPr>
+        <w:bidi/>
+      </w:pPr>
+      <w:r>
+        <w:rPr>
+          <w:rtl/>
+          <w:cs/>
           <w:lang w:val="ar_AE" w:bidi="ar_AE"/>
         </w:rPr>
       </w:r>
@@ -5278,28 +6636,36 @@
       </w:pPr>
       <w:r>
         <w:rPr>
+          <w:rtl/>
+          <w:cs/>
           <w:lang w:val="ar_AE" w:bidi="ar_AE"/>
         </w:rPr>
         <w:t>أَسْتِير 9: 2</w:t>
       </w:r>
       <w:r>
         <w:rPr>
-          <w:lang w:val="ar_AE" w:bidi="ar_AE"/>
-        </w:rPr>
-      </w:r>
-    </w:p>
-    <w:p>
-      <w:pPr>
-        <w:bidi/>
-      </w:pPr>
-      <w:r>
-        <w:rPr>
+          <w:rtl/>
+          <w:cs/>
+          <w:lang w:val="ar_AE" w:bidi="ar_AE"/>
+        </w:rPr>
+      </w:r>
+    </w:p>
+    <w:p>
+      <w:pPr>
+        <w:bidi/>
+      </w:pPr>
+      <w:r>
+        <w:rPr>
+          <w:rtl/>
+          <w:cs/>
           <w:lang w:val="ar_AE" w:bidi="ar_AE"/>
         </w:rPr>
       </w:r>
       <w:r>
         <w:rPr>
           <w:b/>
+          <w:rtl/>
+          <w:cs/>
           <w:lang w:val="ar_AE" w:bidi="ar_AE"/>
         </w:rPr>
         <w:t>لماذا لم يقف أحد قدام اليهود؟</w:t>
@@ -5311,32 +6677,42 @@
       </w:pPr>
       <w:r>
         <w:rPr>
-          <w:lang w:val="ar_AE" w:bidi="ar_AE"/>
-        </w:rPr>
-      </w:r>
-      <w:r>
-        <w:rPr>
+          <w:rtl/>
+          <w:cs/>
+          <w:lang w:val="ar_AE" w:bidi="ar_AE"/>
+        </w:rPr>
+      </w:r>
+      <w:r>
+        <w:rPr>
+          <w:rtl/>
+          <w:cs/>
           <w:lang w:val="ar_AE" w:bidi="ar_AE"/>
         </w:rPr>
         <w:t>لَمْ يَقِفْ أَحَدٌ قُدَّامَهُمْ لِأَنَّ رُعْبَهُمْ سَقَطَ عَلَى جَمِيعِ ٱلشُّعُوبِ&gt;</w:t>
       </w:r>
       <w:r>
         <w:rPr>
-          <w:lang w:val="ar_AE" w:bidi="ar_AE"/>
-        </w:rPr>
-      </w:r>
-      <w:r>
-        <w:rPr>
-          <w:lang w:val="ar_AE" w:bidi="ar_AE"/>
-        </w:rPr>
-      </w:r>
-    </w:p>
-    <w:p>
-      <w:pPr>
-        <w:bidi/>
-      </w:pPr>
-      <w:r>
-        <w:rPr>
+          <w:rtl/>
+          <w:cs/>
+          <w:lang w:val="ar_AE" w:bidi="ar_AE"/>
+        </w:rPr>
+      </w:r>
+      <w:r>
+        <w:rPr>
+          <w:rtl/>
+          <w:cs/>
+          <w:lang w:val="ar_AE" w:bidi="ar_AE"/>
+        </w:rPr>
+      </w:r>
+    </w:p>
+    <w:p>
+      <w:pPr>
+        <w:bidi/>
+      </w:pPr>
+      <w:r>
+        <w:rPr>
+          <w:rtl/>
+          <w:cs/>
           <w:lang w:val="ar_AE" w:bidi="ar_AE"/>
         </w:rPr>
       </w:r>
@@ -5348,28 +6724,36 @@
       </w:pPr>
       <w:r>
         <w:rPr>
+          <w:rtl/>
+          <w:cs/>
           <w:lang w:val="ar_AE" w:bidi="ar_AE"/>
         </w:rPr>
         <w:t>أَسْتِير 9: 5</w:t>
       </w:r>
       <w:r>
         <w:rPr>
-          <w:lang w:val="ar_AE" w:bidi="ar_AE"/>
-        </w:rPr>
-      </w:r>
-    </w:p>
-    <w:p>
-      <w:pPr>
-        <w:bidi/>
-      </w:pPr>
-      <w:r>
-        <w:rPr>
+          <w:rtl/>
+          <w:cs/>
+          <w:lang w:val="ar_AE" w:bidi="ar_AE"/>
+        </w:rPr>
+      </w:r>
+    </w:p>
+    <w:p>
+      <w:pPr>
+        <w:bidi/>
+      </w:pPr>
+      <w:r>
+        <w:rPr>
+          <w:rtl/>
+          <w:cs/>
           <w:lang w:val="ar_AE" w:bidi="ar_AE"/>
         </w:rPr>
       </w:r>
       <w:r>
         <w:rPr>
           <w:b/>
+          <w:rtl/>
+          <w:cs/>
           <w:lang w:val="ar_AE" w:bidi="ar_AE"/>
         </w:rPr>
         <w:t>ماذا فعل اليهود بأعدائهم؟</w:t>
@@ -5381,32 +6765,42 @@
       </w:pPr>
       <w:r>
         <w:rPr>
-          <w:lang w:val="ar_AE" w:bidi="ar_AE"/>
-        </w:rPr>
-      </w:r>
-      <w:r>
-        <w:rPr>
+          <w:rtl/>
+          <w:cs/>
+          <w:lang w:val="ar_AE" w:bidi="ar_AE"/>
+        </w:rPr>
+      </w:r>
+      <w:r>
+        <w:rPr>
+          <w:rtl/>
+          <w:cs/>
           <w:lang w:val="ar_AE" w:bidi="ar_AE"/>
         </w:rPr>
         <w:t>ضَرَبَ ٱلْيَهُودُ جَمِيعَ أَعْدَائِهِمْ ضَرْبَةَ سَيْفٍ وَقَتْلٍ وَهَلَاكٍ، وَعَمِلُوا بِمُبْغِضِيهِمْ مَا أَرَادُوا.</w:t>
       </w:r>
       <w:r>
         <w:rPr>
-          <w:lang w:val="ar_AE" w:bidi="ar_AE"/>
-        </w:rPr>
-      </w:r>
-      <w:r>
-        <w:rPr>
-          <w:lang w:val="ar_AE" w:bidi="ar_AE"/>
-        </w:rPr>
-      </w:r>
-    </w:p>
-    <w:p>
-      <w:pPr>
-        <w:bidi/>
-      </w:pPr>
-      <w:r>
-        <w:rPr>
+          <w:rtl/>
+          <w:cs/>
+          <w:lang w:val="ar_AE" w:bidi="ar_AE"/>
+        </w:rPr>
+      </w:r>
+      <w:r>
+        <w:rPr>
+          <w:rtl/>
+          <w:cs/>
+          <w:lang w:val="ar_AE" w:bidi="ar_AE"/>
+        </w:rPr>
+      </w:r>
+    </w:p>
+    <w:p>
+      <w:pPr>
+        <w:bidi/>
+      </w:pPr>
+      <w:r>
+        <w:rPr>
+          <w:rtl/>
+          <w:cs/>
           <w:lang w:val="ar_AE" w:bidi="ar_AE"/>
         </w:rPr>
       </w:r>
@@ -5418,28 +6812,36 @@
       </w:pPr>
       <w:r>
         <w:rPr>
+          <w:rtl/>
+          <w:cs/>
           <w:lang w:val="ar_AE" w:bidi="ar_AE"/>
         </w:rPr>
         <w:t>أستير 9: 12</w:t>
       </w:r>
       <w:r>
         <w:rPr>
-          <w:lang w:val="ar_AE" w:bidi="ar_AE"/>
-        </w:rPr>
-      </w:r>
-    </w:p>
-    <w:p>
-      <w:pPr>
-        <w:bidi/>
-      </w:pPr>
-      <w:r>
-        <w:rPr>
+          <w:rtl/>
+          <w:cs/>
+          <w:lang w:val="ar_AE" w:bidi="ar_AE"/>
+        </w:rPr>
+      </w:r>
+    </w:p>
+    <w:p>
+      <w:pPr>
+        <w:bidi/>
+      </w:pPr>
+      <w:r>
+        <w:rPr>
+          <w:rtl/>
+          <w:cs/>
           <w:lang w:val="ar_AE" w:bidi="ar_AE"/>
         </w:rPr>
       </w:r>
       <w:r>
         <w:rPr>
           <w:b/>
+          <w:rtl/>
+          <w:cs/>
           <w:lang w:val="ar_AE" w:bidi="ar_AE"/>
         </w:rPr>
         <w:t>من هم أولئك الذين قتلهم اليهود؟</w:t>
@@ -5451,32 +6853,42 @@
       </w:pPr>
       <w:r>
         <w:rPr>
-          <w:lang w:val="ar_AE" w:bidi="ar_AE"/>
-        </w:rPr>
-      </w:r>
-      <w:r>
-        <w:rPr>
+          <w:rtl/>
+          <w:cs/>
+          <w:lang w:val="ar_AE" w:bidi="ar_AE"/>
+        </w:rPr>
+      </w:r>
+      <w:r>
+        <w:rPr>
+          <w:rtl/>
+          <w:cs/>
           <w:lang w:val="ar_AE" w:bidi="ar_AE"/>
         </w:rPr>
         <w:t>فِي شُوشَنَ ٱلْقَصْرِ: «قَدْ قَتَلَ ٱلْيَهُودُ وَأَهْلَكُوا خَمْسَ مِئَةِ رَجُلٍ، وَبَنِي هَامَانَ ٱلْعَشَرَةَ.</w:t>
       </w:r>
       <w:r>
         <w:rPr>
-          <w:lang w:val="ar_AE" w:bidi="ar_AE"/>
-        </w:rPr>
-      </w:r>
-      <w:r>
-        <w:rPr>
-          <w:lang w:val="ar_AE" w:bidi="ar_AE"/>
-        </w:rPr>
-      </w:r>
-    </w:p>
-    <w:p>
-      <w:pPr>
-        <w:bidi/>
-      </w:pPr>
-      <w:r>
-        <w:rPr>
+          <w:rtl/>
+          <w:cs/>
+          <w:lang w:val="ar_AE" w:bidi="ar_AE"/>
+        </w:rPr>
+      </w:r>
+      <w:r>
+        <w:rPr>
+          <w:rtl/>
+          <w:cs/>
+          <w:lang w:val="ar_AE" w:bidi="ar_AE"/>
+        </w:rPr>
+      </w:r>
+    </w:p>
+    <w:p>
+      <w:pPr>
+        <w:bidi/>
+      </w:pPr>
+      <w:r>
+        <w:rPr>
+          <w:rtl/>
+          <w:cs/>
           <w:lang w:val="ar_AE" w:bidi="ar_AE"/>
         </w:rPr>
       </w:r>
@@ -5488,28 +6900,36 @@
       </w:pPr>
       <w:r>
         <w:rPr>
+          <w:rtl/>
+          <w:cs/>
           <w:lang w:val="ar_AE" w:bidi="ar_AE"/>
         </w:rPr>
         <w:t>أَسْتِير 9: 13</w:t>
       </w:r>
       <w:r>
         <w:rPr>
-          <w:lang w:val="ar_AE" w:bidi="ar_AE"/>
-        </w:rPr>
-      </w:r>
-    </w:p>
-    <w:p>
-      <w:pPr>
-        <w:bidi/>
-      </w:pPr>
-      <w:r>
-        <w:rPr>
+          <w:rtl/>
+          <w:cs/>
+          <w:lang w:val="ar_AE" w:bidi="ar_AE"/>
+        </w:rPr>
+      </w:r>
+    </w:p>
+    <w:p>
+      <w:pPr>
+        <w:bidi/>
+      </w:pPr>
+      <w:r>
+        <w:rPr>
+          <w:rtl/>
+          <w:cs/>
           <w:lang w:val="ar_AE" w:bidi="ar_AE"/>
         </w:rPr>
       </w:r>
       <w:r>
         <w:rPr>
           <w:b/>
+          <w:rtl/>
+          <w:cs/>
           <w:lang w:val="ar_AE" w:bidi="ar_AE"/>
         </w:rPr>
         <w:t>ما الذي حدث لأجساد بني هامان العشرة؟</w:t>
@@ -5521,11 +6941,15 @@
       </w:pPr>
       <w:r>
         <w:rPr>
-          <w:lang w:val="ar_AE" w:bidi="ar_AE"/>
-        </w:rPr>
-      </w:r>
-      <w:r>
-        <w:rPr>
+          <w:rtl/>
+          <w:cs/>
+          <w:lang w:val="ar_AE" w:bidi="ar_AE"/>
+        </w:rPr>
+      </w:r>
+      <w:r>
+        <w:rPr>
+          <w:rtl/>
+          <w:cs/>
           <w:lang w:val="ar_AE" w:bidi="ar_AE"/>
         </w:rPr>
         <w:t xml:space="preserve">وَيَصْلِبُوا بَنِي هَامَانَ ٱلْعَشَرَةَ عَلَى ٱلْخَشَبَةِ». </w:t>
@@ -5533,33 +6957,43 @@
       <w:r>
         <w:rPr>
           <w:vertAlign w:val="superscript"/>
+          <w:rtl/>
+          <w:cs/>
           <w:lang w:val="ar_AE" w:bidi="ar_AE"/>
         </w:rPr>
         <w:t xml:space="preserve">١٤ </w:t>
       </w:r>
       <w:r>
         <w:rPr>
+          <w:rtl/>
+          <w:cs/>
           <w:lang w:val="ar_AE" w:bidi="ar_AE"/>
         </w:rPr>
         <w:t>فَأَمَرَ ٱلْمَلِكُ أَنْ يَعْمَلُوا هَكَذَا، وَأُعْطِيَ ٱلْأَمْرُ فِي شُوشَنَ. فَصَلَبُوا بَنِي هَامَانَ ٱلْعَشَرَةَ.</w:t>
       </w:r>
       <w:r>
         <w:rPr>
-          <w:lang w:val="ar_AE" w:bidi="ar_AE"/>
-        </w:rPr>
-      </w:r>
-      <w:r>
-        <w:rPr>
-          <w:lang w:val="ar_AE" w:bidi="ar_AE"/>
-        </w:rPr>
-      </w:r>
-    </w:p>
-    <w:p>
-      <w:pPr>
-        <w:bidi/>
-      </w:pPr>
-      <w:r>
-        <w:rPr>
+          <w:rtl/>
+          <w:cs/>
+          <w:lang w:val="ar_AE" w:bidi="ar_AE"/>
+        </w:rPr>
+      </w:r>
+      <w:r>
+        <w:rPr>
+          <w:rtl/>
+          <w:cs/>
+          <w:lang w:val="ar_AE" w:bidi="ar_AE"/>
+        </w:rPr>
+      </w:r>
+    </w:p>
+    <w:p>
+      <w:pPr>
+        <w:bidi/>
+      </w:pPr>
+      <w:r>
+        <w:rPr>
+          <w:rtl/>
+          <w:cs/>
           <w:lang w:val="ar_AE" w:bidi="ar_AE"/>
         </w:rPr>
       </w:r>
@@ -5571,28 +7005,36 @@
       </w:pPr>
       <w:r>
         <w:rPr>
+          <w:rtl/>
+          <w:cs/>
           <w:lang w:val="ar_AE" w:bidi="ar_AE"/>
         </w:rPr>
         <w:t>أَسْتِير 9: 15</w:t>
       </w:r>
       <w:r>
         <w:rPr>
-          <w:lang w:val="ar_AE" w:bidi="ar_AE"/>
-        </w:rPr>
-      </w:r>
-    </w:p>
-    <w:p>
-      <w:pPr>
-        <w:bidi/>
-      </w:pPr>
-      <w:r>
-        <w:rPr>
+          <w:rtl/>
+          <w:cs/>
+          <w:lang w:val="ar_AE" w:bidi="ar_AE"/>
+        </w:rPr>
+      </w:r>
+    </w:p>
+    <w:p>
+      <w:pPr>
+        <w:bidi/>
+      </w:pPr>
+      <w:r>
+        <w:rPr>
+          <w:rtl/>
+          <w:cs/>
           <w:lang w:val="ar_AE" w:bidi="ar_AE"/>
         </w:rPr>
       </w:r>
       <w:r>
         <w:rPr>
           <w:b/>
+          <w:rtl/>
+          <w:cs/>
           <w:lang w:val="ar_AE" w:bidi="ar_AE"/>
         </w:rPr>
         <w:t>كم عدد الرجال الذين قتلهم اليهود في اليوم الرابع عشر من شهر أذار؟</w:t>
@@ -5604,32 +7046,42 @@
       </w:pPr>
       <w:r>
         <w:rPr>
-          <w:lang w:val="ar_AE" w:bidi="ar_AE"/>
-        </w:rPr>
-      </w:r>
-      <w:r>
-        <w:rPr>
+          <w:rtl/>
+          <w:cs/>
+          <w:lang w:val="ar_AE" w:bidi="ar_AE"/>
+        </w:rPr>
+      </w:r>
+      <w:r>
+        <w:rPr>
+          <w:rtl/>
+          <w:cs/>
           <w:lang w:val="ar_AE" w:bidi="ar_AE"/>
         </w:rPr>
         <w:t>ثُمَّ ٱجْتَمَعَ ٱلْيَهُودُ ٱلَّذِينَ فِي شُوشَنَ، فِي ٱلْيَوْمِ ٱلرَّابِعِ عَشَرَ أَيْضًا مِنْ شَهْرِ أَذَارَ، وَقَتَلُوا فِي شُوشَنَ ثَلَاثَ مِئَةِ رَجُلٍ.</w:t>
       </w:r>
       <w:r>
         <w:rPr>
-          <w:lang w:val="ar_AE" w:bidi="ar_AE"/>
-        </w:rPr>
-      </w:r>
-      <w:r>
-        <w:rPr>
-          <w:lang w:val="ar_AE" w:bidi="ar_AE"/>
-        </w:rPr>
-      </w:r>
-    </w:p>
-    <w:p>
-      <w:pPr>
-        <w:bidi/>
-      </w:pPr>
-      <w:r>
-        <w:rPr>
+          <w:rtl/>
+          <w:cs/>
+          <w:lang w:val="ar_AE" w:bidi="ar_AE"/>
+        </w:rPr>
+      </w:r>
+      <w:r>
+        <w:rPr>
+          <w:rtl/>
+          <w:cs/>
+          <w:lang w:val="ar_AE" w:bidi="ar_AE"/>
+        </w:rPr>
+      </w:r>
+    </w:p>
+    <w:p>
+      <w:pPr>
+        <w:bidi/>
+      </w:pPr>
+      <w:r>
+        <w:rPr>
+          <w:rtl/>
+          <w:cs/>
           <w:lang w:val="ar_AE" w:bidi="ar_AE"/>
         </w:rPr>
       </w:r>
@@ -5641,28 +7093,36 @@
       </w:pPr>
       <w:r>
         <w:rPr>
+          <w:rtl/>
+          <w:cs/>
           <w:lang w:val="ar_AE" w:bidi="ar_AE"/>
         </w:rPr>
         <w:t>أَسْتِير 9: 17</w:t>
       </w:r>
       <w:r>
         <w:rPr>
-          <w:lang w:val="ar_AE" w:bidi="ar_AE"/>
-        </w:rPr>
-      </w:r>
-    </w:p>
-    <w:p>
-      <w:pPr>
-        <w:bidi/>
-      </w:pPr>
-      <w:r>
-        <w:rPr>
+          <w:rtl/>
+          <w:cs/>
+          <w:lang w:val="ar_AE" w:bidi="ar_AE"/>
+        </w:rPr>
+      </w:r>
+    </w:p>
+    <w:p>
+      <w:pPr>
+        <w:bidi/>
+      </w:pPr>
+      <w:r>
+        <w:rPr>
+          <w:rtl/>
+          <w:cs/>
           <w:lang w:val="ar_AE" w:bidi="ar_AE"/>
         </w:rPr>
       </w:r>
       <w:r>
         <w:rPr>
           <w:b/>
+          <w:rtl/>
+          <w:cs/>
           <w:lang w:val="ar_AE" w:bidi="ar_AE"/>
         </w:rPr>
         <w:t>ماذا فعل باقي اليهود الذين في بلدان الملك في اليوم الرابع عشر من شهر آذار؟</w:t>
@@ -5674,32 +7134,42 @@
       </w:pPr>
       <w:r>
         <w:rPr>
-          <w:lang w:val="ar_AE" w:bidi="ar_AE"/>
-        </w:rPr>
-      </w:r>
-      <w:r>
-        <w:rPr>
+          <w:rtl/>
+          <w:cs/>
+          <w:lang w:val="ar_AE" w:bidi="ar_AE"/>
+        </w:rPr>
+      </w:r>
+      <w:r>
+        <w:rPr>
+          <w:rtl/>
+          <w:cs/>
           <w:lang w:val="ar_AE" w:bidi="ar_AE"/>
         </w:rPr>
         <w:t>فِي ٱلْيَوْمِ ٱلرَّابِعِ عَشَرَ مِنْ شهر أذار وَجَعَلُوهُ يَوْمَ شُرْبٍ وَفَرَحٍ.</w:t>
       </w:r>
       <w:r>
         <w:rPr>
-          <w:lang w:val="ar_AE" w:bidi="ar_AE"/>
-        </w:rPr>
-      </w:r>
-      <w:r>
-        <w:rPr>
-          <w:lang w:val="ar_AE" w:bidi="ar_AE"/>
-        </w:rPr>
-      </w:r>
-    </w:p>
-    <w:p>
-      <w:pPr>
-        <w:bidi/>
-      </w:pPr>
-      <w:r>
-        <w:rPr>
+          <w:rtl/>
+          <w:cs/>
+          <w:lang w:val="ar_AE" w:bidi="ar_AE"/>
+        </w:rPr>
+      </w:r>
+      <w:r>
+        <w:rPr>
+          <w:rtl/>
+          <w:cs/>
+          <w:lang w:val="ar_AE" w:bidi="ar_AE"/>
+        </w:rPr>
+      </w:r>
+    </w:p>
+    <w:p>
+      <w:pPr>
+        <w:bidi/>
+      </w:pPr>
+      <w:r>
+        <w:rPr>
+          <w:rtl/>
+          <w:cs/>
           <w:lang w:val="ar_AE" w:bidi="ar_AE"/>
         </w:rPr>
       </w:r>
@@ -5711,28 +7181,36 @@
       </w:pPr>
       <w:r>
         <w:rPr>
+          <w:rtl/>
+          <w:cs/>
           <w:lang w:val="ar_AE" w:bidi="ar_AE"/>
         </w:rPr>
         <w:t>أَسْتِير 9: 18</w:t>
       </w:r>
       <w:r>
         <w:rPr>
-          <w:lang w:val="ar_AE" w:bidi="ar_AE"/>
-        </w:rPr>
-      </w:r>
-    </w:p>
-    <w:p>
-      <w:pPr>
-        <w:bidi/>
-      </w:pPr>
-      <w:r>
-        <w:rPr>
+          <w:rtl/>
+          <w:cs/>
+          <w:lang w:val="ar_AE" w:bidi="ar_AE"/>
+        </w:rPr>
+      </w:r>
+    </w:p>
+    <w:p>
+      <w:pPr>
+        <w:bidi/>
+      </w:pPr>
+      <w:r>
+        <w:rPr>
+          <w:rtl/>
+          <w:cs/>
           <w:lang w:val="ar_AE" w:bidi="ar_AE"/>
         </w:rPr>
       </w:r>
       <w:r>
         <w:rPr>
           <w:b/>
+          <w:rtl/>
+          <w:cs/>
           <w:lang w:val="ar_AE" w:bidi="ar_AE"/>
         </w:rPr>
         <w:t>لماذا جعل اليهود في شوشن اليوم الخامس عشر من شهر آذار يوم شرب وفرح ؟</w:t>
@@ -5744,32 +7222,42 @@
       </w:pPr>
       <w:r>
         <w:rPr>
-          <w:lang w:val="ar_AE" w:bidi="ar_AE"/>
-        </w:rPr>
-      </w:r>
-      <w:r>
-        <w:rPr>
+          <w:rtl/>
+          <w:cs/>
+          <w:lang w:val="ar_AE" w:bidi="ar_AE"/>
+        </w:rPr>
+      </w:r>
+      <w:r>
+        <w:rPr>
+          <w:rtl/>
+          <w:cs/>
           <w:lang w:val="ar_AE" w:bidi="ar_AE"/>
         </w:rPr>
         <w:t>وَٱلْيَهُودُ ٱلَّذِينَ فِي شُوشَنَ ٱجْتَمَعُوا فِي ٱلثَّالِثِ عَشَرَ وَٱلرَّابِعِ عَشَرَ مِنْهُ، وَٱسْتَرَاحُوا فِي ٱلْخَامِسِ عَشَرَ وَجَعَلُوهُ يَوْمَ شُرْبٍ وَفَرَحٍ.</w:t>
       </w:r>
       <w:r>
         <w:rPr>
-          <w:lang w:val="ar_AE" w:bidi="ar_AE"/>
-        </w:rPr>
-      </w:r>
-      <w:r>
-        <w:rPr>
-          <w:lang w:val="ar_AE" w:bidi="ar_AE"/>
-        </w:rPr>
-      </w:r>
-    </w:p>
-    <w:p>
-      <w:pPr>
-        <w:bidi/>
-      </w:pPr>
-      <w:r>
-        <w:rPr>
+          <w:rtl/>
+          <w:cs/>
+          <w:lang w:val="ar_AE" w:bidi="ar_AE"/>
+        </w:rPr>
+      </w:r>
+      <w:r>
+        <w:rPr>
+          <w:rtl/>
+          <w:cs/>
+          <w:lang w:val="ar_AE" w:bidi="ar_AE"/>
+        </w:rPr>
+      </w:r>
+    </w:p>
+    <w:p>
+      <w:pPr>
+        <w:bidi/>
+      </w:pPr>
+      <w:r>
+        <w:rPr>
+          <w:rtl/>
+          <w:cs/>
           <w:lang w:val="ar_AE" w:bidi="ar_AE"/>
         </w:rPr>
       </w:r>
@@ -5781,28 +7269,36 @@
       </w:pPr>
       <w:r>
         <w:rPr>
+          <w:rtl/>
+          <w:cs/>
           <w:lang w:val="ar_AE" w:bidi="ar_AE"/>
         </w:rPr>
         <w:t>أَسْتِير 9: 19</w:t>
       </w:r>
       <w:r>
         <w:rPr>
-          <w:lang w:val="ar_AE" w:bidi="ar_AE"/>
-        </w:rPr>
-      </w:r>
-    </w:p>
-    <w:p>
-      <w:pPr>
-        <w:bidi/>
-      </w:pPr>
-      <w:r>
-        <w:rPr>
+          <w:rtl/>
+          <w:cs/>
+          <w:lang w:val="ar_AE" w:bidi="ar_AE"/>
+        </w:rPr>
+      </w:r>
+    </w:p>
+    <w:p>
+      <w:pPr>
+        <w:bidi/>
+      </w:pPr>
+      <w:r>
+        <w:rPr>
+          <w:rtl/>
+          <w:cs/>
           <w:lang w:val="ar_AE" w:bidi="ar_AE"/>
         </w:rPr>
       </w:r>
       <w:r>
         <w:rPr>
           <w:b/>
+          <w:rtl/>
+          <w:cs/>
           <w:lang w:val="ar_AE" w:bidi="ar_AE"/>
         </w:rPr>
         <w:t>ماذا يفعل يهود الأعراء الساكنون في مدن الأعراء في اليوم الرابع عشر من شهر آذار؟</w:t>
@@ -5814,32 +7310,42 @@
       </w:pPr>
       <w:r>
         <w:rPr>
-          <w:lang w:val="ar_AE" w:bidi="ar_AE"/>
-        </w:rPr>
-      </w:r>
-      <w:r>
-        <w:rPr>
+          <w:rtl/>
+          <w:cs/>
+          <w:lang w:val="ar_AE" w:bidi="ar_AE"/>
+        </w:rPr>
+      </w:r>
+      <w:r>
+        <w:rPr>
+          <w:rtl/>
+          <w:cs/>
           <w:lang w:val="ar_AE" w:bidi="ar_AE"/>
         </w:rPr>
         <w:t>جَعَلُوا ٱلْيَوْمَ ٱلرَّابِعَ عَشَرَ مِنْ شَهْرِ أَذَارَ لِلْفَرَحِ وَٱلشُّرْبِ، وَيَوْمًا طَيِّبًا وَلِإِرْسَالِ أَنْصِبَةٍ مِنْ كُلِّ وَاحِدٍ إِلَى صَاحِبِهِ.</w:t>
       </w:r>
       <w:r>
         <w:rPr>
-          <w:lang w:val="ar_AE" w:bidi="ar_AE"/>
-        </w:rPr>
-      </w:r>
-      <w:r>
-        <w:rPr>
-          <w:lang w:val="ar_AE" w:bidi="ar_AE"/>
-        </w:rPr>
-      </w:r>
-    </w:p>
-    <w:p>
-      <w:pPr>
-        <w:bidi/>
-      </w:pPr>
-      <w:r>
-        <w:rPr>
+          <w:rtl/>
+          <w:cs/>
+          <w:lang w:val="ar_AE" w:bidi="ar_AE"/>
+        </w:rPr>
+      </w:r>
+      <w:r>
+        <w:rPr>
+          <w:rtl/>
+          <w:cs/>
+          <w:lang w:val="ar_AE" w:bidi="ar_AE"/>
+        </w:rPr>
+      </w:r>
+    </w:p>
+    <w:p>
+      <w:pPr>
+        <w:bidi/>
+      </w:pPr>
+      <w:r>
+        <w:rPr>
+          <w:rtl/>
+          <w:cs/>
           <w:lang w:val="ar_AE" w:bidi="ar_AE"/>
         </w:rPr>
       </w:r>
@@ -5851,28 +7357,36 @@
       </w:pPr>
       <w:r>
         <w:rPr>
+          <w:rtl/>
+          <w:cs/>
           <w:lang w:val="ar_AE" w:bidi="ar_AE"/>
         </w:rPr>
         <w:t>أَسْتِير 9: 20–21</w:t>
       </w:r>
       <w:r>
         <w:rPr>
-          <w:lang w:val="ar_AE" w:bidi="ar_AE"/>
-        </w:rPr>
-      </w:r>
-    </w:p>
-    <w:p>
-      <w:pPr>
-        <w:bidi/>
-      </w:pPr>
-      <w:r>
-        <w:rPr>
+          <w:rtl/>
+          <w:cs/>
+          <w:lang w:val="ar_AE" w:bidi="ar_AE"/>
+        </w:rPr>
+      </w:r>
+    </w:p>
+    <w:p>
+      <w:pPr>
+        <w:bidi/>
+      </w:pPr>
+      <w:r>
+        <w:rPr>
+          <w:rtl/>
+          <w:cs/>
           <w:lang w:val="ar_AE" w:bidi="ar_AE"/>
         </w:rPr>
       </w:r>
       <w:r>
         <w:rPr>
           <w:b/>
+          <w:rtl/>
+          <w:cs/>
           <w:lang w:val="ar_AE" w:bidi="ar_AE"/>
         </w:rPr>
         <w:t>كم مرة أوجب مردخاي على اليهود أن يعيّدوا في اليوم الرابع عشر والخامس عشر من شهر آذار؟</w:t>
@@ -5884,44 +7398,58 @@
       </w:pPr>
       <w:r>
         <w:rPr>
-          <w:lang w:val="ar_AE" w:bidi="ar_AE"/>
-        </w:rPr>
-      </w:r>
-      <w:r>
-        <w:rPr>
+          <w:rtl/>
+          <w:cs/>
+          <w:lang w:val="ar_AE" w:bidi="ar_AE"/>
+        </w:rPr>
+      </w:r>
+      <w:r>
+        <w:rPr>
+          <w:rtl/>
+          <w:cs/>
           <w:lang w:val="ar_AE" w:bidi="ar_AE"/>
         </w:rPr>
         <w:t>أوجب مردخاي على اليهود أن يعيّدوا في اليومين الرابع عشر والخامس عشر من شهر آذار "</w:t>
       </w:r>
       <w:r>
         <w:rPr>
+          <w:rtl/>
+          <w:cs/>
           <w:lang w:val="ar_AE" w:bidi="ar_AE"/>
         </w:rPr>
         <w:t>فِي كُلِّ سَنَةٍ</w:t>
       </w:r>
       <w:r>
         <w:rPr>
+          <w:rtl/>
+          <w:cs/>
           <w:lang w:val="ar_AE" w:bidi="ar_AE"/>
         </w:rPr>
         <w:t>"، أي من كل عام.</w:t>
       </w:r>
       <w:r>
         <w:rPr>
-          <w:lang w:val="ar_AE" w:bidi="ar_AE"/>
-        </w:rPr>
-      </w:r>
-      <w:r>
-        <w:rPr>
-          <w:lang w:val="ar_AE" w:bidi="ar_AE"/>
-        </w:rPr>
-      </w:r>
-    </w:p>
-    <w:p>
-      <w:pPr>
-        <w:bidi/>
-      </w:pPr>
-      <w:r>
-        <w:rPr>
+          <w:rtl/>
+          <w:cs/>
+          <w:lang w:val="ar_AE" w:bidi="ar_AE"/>
+        </w:rPr>
+      </w:r>
+      <w:r>
+        <w:rPr>
+          <w:rtl/>
+          <w:cs/>
+          <w:lang w:val="ar_AE" w:bidi="ar_AE"/>
+        </w:rPr>
+      </w:r>
+    </w:p>
+    <w:p>
+      <w:pPr>
+        <w:bidi/>
+      </w:pPr>
+      <w:r>
+        <w:rPr>
+          <w:rtl/>
+          <w:cs/>
           <w:lang w:val="ar_AE" w:bidi="ar_AE"/>
         </w:rPr>
       </w:r>
@@ -5933,28 +7461,36 @@
       </w:pPr>
       <w:r>
         <w:rPr>
+          <w:rtl/>
+          <w:cs/>
           <w:lang w:val="ar_AE" w:bidi="ar_AE"/>
         </w:rPr>
         <w:t>أَسْتِير 9: 24</w:t>
       </w:r>
       <w:r>
         <w:rPr>
-          <w:lang w:val="ar_AE" w:bidi="ar_AE"/>
-        </w:rPr>
-      </w:r>
-    </w:p>
-    <w:p>
-      <w:pPr>
-        <w:bidi/>
-      </w:pPr>
-      <w:r>
-        <w:rPr>
+          <w:rtl/>
+          <w:cs/>
+          <w:lang w:val="ar_AE" w:bidi="ar_AE"/>
+        </w:rPr>
+      </w:r>
+    </w:p>
+    <w:p>
+      <w:pPr>
+        <w:bidi/>
+      </w:pPr>
+      <w:r>
+        <w:rPr>
+          <w:rtl/>
+          <w:cs/>
           <w:lang w:val="ar_AE" w:bidi="ar_AE"/>
         </w:rPr>
       </w:r>
       <w:r>
         <w:rPr>
           <w:b/>
+          <w:rtl/>
+          <w:cs/>
           <w:lang w:val="ar_AE" w:bidi="ar_AE"/>
         </w:rPr>
         <w:t>ما معنى كلمة فور؟</w:t>
@@ -5966,32 +7502,42 @@
       </w:pPr>
       <w:r>
         <w:rPr>
-          <w:lang w:val="ar_AE" w:bidi="ar_AE"/>
-        </w:rPr>
-      </w:r>
-      <w:r>
-        <w:rPr>
+          <w:rtl/>
+          <w:cs/>
+          <w:lang w:val="ar_AE" w:bidi="ar_AE"/>
+        </w:rPr>
+      </w:r>
+      <w:r>
+        <w:rPr>
+          <w:rtl/>
+          <w:cs/>
           <w:lang w:val="ar_AE" w:bidi="ar_AE"/>
         </w:rPr>
         <w:t>اسم فور يعني "قُرعة".</w:t>
       </w:r>
       <w:r>
         <w:rPr>
-          <w:lang w:val="ar_AE" w:bidi="ar_AE"/>
-        </w:rPr>
-      </w:r>
-      <w:r>
-        <w:rPr>
-          <w:lang w:val="ar_AE" w:bidi="ar_AE"/>
-        </w:rPr>
-      </w:r>
-    </w:p>
-    <w:p>
-      <w:pPr>
-        <w:bidi/>
-      </w:pPr>
-      <w:r>
-        <w:rPr>
+          <w:rtl/>
+          <w:cs/>
+          <w:lang w:val="ar_AE" w:bidi="ar_AE"/>
+        </w:rPr>
+      </w:r>
+      <w:r>
+        <w:rPr>
+          <w:rtl/>
+          <w:cs/>
+          <w:lang w:val="ar_AE" w:bidi="ar_AE"/>
+        </w:rPr>
+      </w:r>
+    </w:p>
+    <w:p>
+      <w:pPr>
+        <w:bidi/>
+      </w:pPr>
+      <w:r>
+        <w:rPr>
+          <w:rtl/>
+          <w:cs/>
           <w:lang w:val="ar_AE" w:bidi="ar_AE"/>
         </w:rPr>
       </w:r>
@@ -6003,28 +7549,36 @@
       </w:pPr>
       <w:r>
         <w:rPr>
+          <w:rtl/>
+          <w:cs/>
           <w:lang w:val="ar_AE" w:bidi="ar_AE"/>
         </w:rPr>
         <w:t>أَسْتِير 9: 28</w:t>
       </w:r>
       <w:r>
         <w:rPr>
-          <w:lang w:val="ar_AE" w:bidi="ar_AE"/>
-        </w:rPr>
-      </w:r>
-    </w:p>
-    <w:p>
-      <w:pPr>
-        <w:bidi/>
-      </w:pPr>
-      <w:r>
-        <w:rPr>
+          <w:rtl/>
+          <w:cs/>
+          <w:lang w:val="ar_AE" w:bidi="ar_AE"/>
+        </w:rPr>
+      </w:r>
+    </w:p>
+    <w:p>
+      <w:pPr>
+        <w:bidi/>
+      </w:pPr>
+      <w:r>
+        <w:rPr>
+          <w:rtl/>
+          <w:cs/>
           <w:lang w:val="ar_AE" w:bidi="ar_AE"/>
         </w:rPr>
       </w:r>
       <w:r>
         <w:rPr>
           <w:b/>
+          <w:rtl/>
+          <w:cs/>
           <w:lang w:val="ar_AE" w:bidi="ar_AE"/>
         </w:rPr>
         <w:t xml:space="preserve">لماذا لن يتوقف اليهود ونسلهم عن أن يعيِّدوا يومي </w:t>
@@ -6032,6 +7586,8 @@
       <w:r>
         <w:rPr>
           <w:b/>
+          <w:rtl/>
+          <w:cs/>
           <w:lang w:val="ar_AE" w:bidi="ar_AE"/>
         </w:rPr>
         <w:t xml:space="preserve">فُورِيم </w:t>
@@ -6039,6 +7595,8 @@
       <w:r>
         <w:rPr>
           <w:b/>
+          <w:rtl/>
+          <w:cs/>
           <w:lang w:val="ar_AE" w:bidi="ar_AE"/>
         </w:rPr>
         <w:t>بإخلاص؟</w:t>
@@ -6050,38 +7608,50 @@
       </w:pPr>
       <w:r>
         <w:rPr>
-          <w:lang w:val="ar_AE" w:bidi="ar_AE"/>
-        </w:rPr>
-      </w:r>
-      <w:r>
-        <w:rPr>
+          <w:rtl/>
+          <w:cs/>
+          <w:lang w:val="ar_AE" w:bidi="ar_AE"/>
+        </w:rPr>
+      </w:r>
+      <w:r>
+        <w:rPr>
+          <w:rtl/>
+          <w:cs/>
           <w:lang w:val="ar_AE" w:bidi="ar_AE"/>
         </w:rPr>
         <w:t>وَأَنْ يُذْكَرَ هَذَانِ ٱلْيَوْمَانِ وَيُحْفَظَا فِي دَوْرٍ فَدَوْرٍ وَعَشِيرَةٍ فَعَشِيرَةٍ وَبِلَادٍ فَبِلَادٍ وَمَدِينَةٍ فَمَدِينَةٍ. وَيَوْمَا ٱلْفُورِ هَذَانِ لَا يَزُولَانِ مِنْ وَسَطِ ٱلْيَهُودِ، وَذِكْرُهُمَا لَا يَفْنَى مِنْ نَسْلِهِمْ</w:t>
       </w:r>
       <w:r>
         <w:rPr>
+          <w:rtl/>
+          <w:cs/>
           <w:lang w:val="ar_AE" w:bidi="ar_AE"/>
         </w:rPr>
         <w:t>.</w:t>
       </w:r>
       <w:r>
         <w:rPr>
-          <w:lang w:val="ar_AE" w:bidi="ar_AE"/>
-        </w:rPr>
-      </w:r>
-      <w:r>
-        <w:rPr>
-          <w:lang w:val="ar_AE" w:bidi="ar_AE"/>
-        </w:rPr>
-      </w:r>
-    </w:p>
-    <w:p>
-      <w:pPr>
-        <w:bidi/>
-      </w:pPr>
-      <w:r>
-        <w:rPr>
+          <w:rtl/>
+          <w:cs/>
+          <w:lang w:val="ar_AE" w:bidi="ar_AE"/>
+        </w:rPr>
+      </w:r>
+      <w:r>
+        <w:rPr>
+          <w:rtl/>
+          <w:cs/>
+          <w:lang w:val="ar_AE" w:bidi="ar_AE"/>
+        </w:rPr>
+      </w:r>
+    </w:p>
+    <w:p>
+      <w:pPr>
+        <w:bidi/>
+      </w:pPr>
+      <w:r>
+        <w:rPr>
+          <w:rtl/>
+          <w:cs/>
           <w:lang w:val="ar_AE" w:bidi="ar_AE"/>
         </w:rPr>
       </w:r>
@@ -6093,28 +7663,36 @@
       </w:pPr>
       <w:r>
         <w:rPr>
+          <w:rtl/>
+          <w:cs/>
           <w:lang w:val="ar_AE" w:bidi="ar_AE"/>
         </w:rPr>
         <w:t>أَسْتِير 10: 1</w:t>
       </w:r>
       <w:r>
         <w:rPr>
-          <w:lang w:val="ar_AE" w:bidi="ar_AE"/>
-        </w:rPr>
-      </w:r>
-    </w:p>
-    <w:p>
-      <w:pPr>
-        <w:bidi/>
-      </w:pPr>
-      <w:r>
-        <w:rPr>
+          <w:rtl/>
+          <w:cs/>
+          <w:lang w:val="ar_AE" w:bidi="ar_AE"/>
+        </w:rPr>
+      </w:r>
+    </w:p>
+    <w:p>
+      <w:pPr>
+        <w:bidi/>
+      </w:pPr>
+      <w:r>
+        <w:rPr>
+          <w:rtl/>
+          <w:cs/>
           <w:lang w:val="ar_AE" w:bidi="ar_AE"/>
         </w:rPr>
       </w:r>
       <w:r>
         <w:rPr>
           <w:b/>
+          <w:rtl/>
+          <w:cs/>
           <w:lang w:val="ar_AE" w:bidi="ar_AE"/>
         </w:rPr>
         <w:t>أين وضع الملك أحشويروش الجزية؟</w:t>
@@ -6126,32 +7704,42 @@
       </w:pPr>
       <w:r>
         <w:rPr>
-          <w:lang w:val="ar_AE" w:bidi="ar_AE"/>
-        </w:rPr>
-      </w:r>
-      <w:r>
-        <w:rPr>
+          <w:rtl/>
+          <w:cs/>
+          <w:lang w:val="ar_AE" w:bidi="ar_AE"/>
+        </w:rPr>
+      </w:r>
+      <w:r>
+        <w:rPr>
+          <w:rtl/>
+          <w:cs/>
           <w:lang w:val="ar_AE" w:bidi="ar_AE"/>
         </w:rPr>
         <w:t>وَوَضَعَ ٱلْمَلِكُ أَحَشْوِيرُوشُ جِزْيَةً عَلَى ٱلْأَرْضِ وَجَزَائِرِ ٱلْبَحْرِ.</w:t>
       </w:r>
       <w:r>
         <w:rPr>
-          <w:lang w:val="ar_AE" w:bidi="ar_AE"/>
-        </w:rPr>
-      </w:r>
-      <w:r>
-        <w:rPr>
-          <w:lang w:val="ar_AE" w:bidi="ar_AE"/>
-        </w:rPr>
-      </w:r>
-    </w:p>
-    <w:p>
-      <w:pPr>
-        <w:bidi/>
-      </w:pPr>
-      <w:r>
-        <w:rPr>
+          <w:rtl/>
+          <w:cs/>
+          <w:lang w:val="ar_AE" w:bidi="ar_AE"/>
+        </w:rPr>
+      </w:r>
+      <w:r>
+        <w:rPr>
+          <w:rtl/>
+          <w:cs/>
+          <w:lang w:val="ar_AE" w:bidi="ar_AE"/>
+        </w:rPr>
+      </w:r>
+    </w:p>
+    <w:p>
+      <w:pPr>
+        <w:bidi/>
+      </w:pPr>
+      <w:r>
+        <w:rPr>
+          <w:rtl/>
+          <w:cs/>
           <w:lang w:val="ar_AE" w:bidi="ar_AE"/>
         </w:rPr>
       </w:r>
@@ -6163,28 +7751,36 @@
       </w:pPr>
       <w:r>
         <w:rPr>
+          <w:rtl/>
+          <w:cs/>
           <w:lang w:val="ar_AE" w:bidi="ar_AE"/>
         </w:rPr>
         <w:t>أَسْتِير 10: 2</w:t>
       </w:r>
       <w:r>
         <w:rPr>
-          <w:lang w:val="ar_AE" w:bidi="ar_AE"/>
-        </w:rPr>
-      </w:r>
-    </w:p>
-    <w:p>
-      <w:pPr>
-        <w:bidi/>
-      </w:pPr>
-      <w:r>
-        <w:rPr>
+          <w:rtl/>
+          <w:cs/>
+          <w:lang w:val="ar_AE" w:bidi="ar_AE"/>
+        </w:rPr>
+      </w:r>
+    </w:p>
+    <w:p>
+      <w:pPr>
+        <w:bidi/>
+      </w:pPr>
+      <w:r>
+        <w:rPr>
+          <w:rtl/>
+          <w:cs/>
           <w:lang w:val="ar_AE" w:bidi="ar_AE"/>
         </w:rPr>
       </w:r>
       <w:r>
         <w:rPr>
           <w:b/>
+          <w:rtl/>
+          <w:cs/>
           <w:lang w:val="ar_AE" w:bidi="ar_AE"/>
         </w:rPr>
         <w:t>أين تمت كتابة جميع إنجازات سلطان الملك أَحَشْوِيروش وعظمتة ؟</w:t>
@@ -6196,32 +7792,42 @@
       </w:pPr>
       <w:r>
         <w:rPr>
-          <w:lang w:val="ar_AE" w:bidi="ar_AE"/>
-        </w:rPr>
-      </w:r>
-      <w:r>
-        <w:rPr>
+          <w:rtl/>
+          <w:cs/>
+          <w:lang w:val="ar_AE" w:bidi="ar_AE"/>
+        </w:rPr>
+      </w:r>
+      <w:r>
+        <w:rPr>
+          <w:rtl/>
+          <w:cs/>
           <w:lang w:val="ar_AE" w:bidi="ar_AE"/>
         </w:rPr>
         <w:t>وَكُلُّ عَمَلِ سُلْطَانِهِ وَجَبَرُوتِهِ وَإِذَاعَةُ عَظَمَةِ مُرْدَخَايَ ٱلَّذِي عَظَّمَهُ ٱلْمَلِكُ، أَمَا هِيَ مَكْتُوبَةٌ فِي سِفْرِ أَخْبَارِ ٱلْأَيَّامِ لِمُلُوكِ مَادِي وَفَارِسَ؟</w:t>
       </w:r>
       <w:r>
         <w:rPr>
-          <w:lang w:val="ar_AE" w:bidi="ar_AE"/>
-        </w:rPr>
-      </w:r>
-      <w:r>
-        <w:rPr>
-          <w:lang w:val="ar_AE" w:bidi="ar_AE"/>
-        </w:rPr>
-      </w:r>
-    </w:p>
-    <w:p>
-      <w:pPr>
-        <w:bidi/>
-      </w:pPr>
-      <w:r>
-        <w:rPr>
+          <w:rtl/>
+          <w:cs/>
+          <w:lang w:val="ar_AE" w:bidi="ar_AE"/>
+        </w:rPr>
+      </w:r>
+      <w:r>
+        <w:rPr>
+          <w:rtl/>
+          <w:cs/>
+          <w:lang w:val="ar_AE" w:bidi="ar_AE"/>
+        </w:rPr>
+      </w:r>
+    </w:p>
+    <w:p>
+      <w:pPr>
+        <w:bidi/>
+      </w:pPr>
+      <w:r>
+        <w:rPr>
+          <w:rtl/>
+          <w:cs/>
           <w:lang w:val="ar_AE" w:bidi="ar_AE"/>
         </w:rPr>
       </w:r>
@@ -6233,28 +7839,36 @@
       </w:pPr>
       <w:r>
         <w:rPr>
+          <w:rtl/>
+          <w:cs/>
           <w:lang w:val="ar_AE" w:bidi="ar_AE"/>
         </w:rPr>
         <w:t>أَسْتِير 10: 3</w:t>
       </w:r>
       <w:r>
         <w:rPr>
-          <w:lang w:val="ar_AE" w:bidi="ar_AE"/>
-        </w:rPr>
-      </w:r>
-    </w:p>
-    <w:p>
-      <w:pPr>
-        <w:bidi/>
-      </w:pPr>
-      <w:r>
-        <w:rPr>
+          <w:rtl/>
+          <w:cs/>
+          <w:lang w:val="ar_AE" w:bidi="ar_AE"/>
+        </w:rPr>
+      </w:r>
+    </w:p>
+    <w:p>
+      <w:pPr>
+        <w:bidi/>
+      </w:pPr>
+      <w:r>
+        <w:rPr>
+          <w:rtl/>
+          <w:cs/>
           <w:lang w:val="ar_AE" w:bidi="ar_AE"/>
         </w:rPr>
       </w:r>
       <w:r>
         <w:rPr>
           <w:b/>
+          <w:rtl/>
+          <w:cs/>
           <w:lang w:val="ar_AE" w:bidi="ar_AE"/>
         </w:rPr>
         <w:t>ما هي رتبة مردخاي اليهودي؟</w:t>
@@ -6266,32 +7880,42 @@
       </w:pPr>
       <w:r>
         <w:rPr>
-          <w:lang w:val="ar_AE" w:bidi="ar_AE"/>
-        </w:rPr>
-      </w:r>
-      <w:r>
-        <w:rPr>
+          <w:rtl/>
+          <w:cs/>
+          <w:lang w:val="ar_AE" w:bidi="ar_AE"/>
+        </w:rPr>
+      </w:r>
+      <w:r>
+        <w:rPr>
+          <w:rtl/>
+          <w:cs/>
           <w:lang w:val="ar_AE" w:bidi="ar_AE"/>
         </w:rPr>
         <w:t>مُرْدَخَايَ ٱلْيَهُودِيَّ كَانَ ثَانِيَ ٱلْمَلِكِ أَحَشْوِيرُوشَ.</w:t>
       </w:r>
       <w:r>
         <w:rPr>
-          <w:lang w:val="ar_AE" w:bidi="ar_AE"/>
-        </w:rPr>
-      </w:r>
-      <w:r>
-        <w:rPr>
-          <w:lang w:val="ar_AE" w:bidi="ar_AE"/>
-        </w:rPr>
-      </w:r>
-    </w:p>
-    <w:p>
-      <w:pPr>
-        <w:bidi/>
-      </w:pPr>
-      <w:r>
-        <w:rPr>
+          <w:rtl/>
+          <w:cs/>
+          <w:lang w:val="ar_AE" w:bidi="ar_AE"/>
+        </w:rPr>
+      </w:r>
+      <w:r>
+        <w:rPr>
+          <w:rtl/>
+          <w:cs/>
+          <w:lang w:val="ar_AE" w:bidi="ar_AE"/>
+        </w:rPr>
+      </w:r>
+    </w:p>
+    <w:p>
+      <w:pPr>
+        <w:bidi/>
+      </w:pPr>
+      <w:r>
+        <w:rPr>
+          <w:rtl/>
+          <w:cs/>
           <w:lang w:val="ar_AE" w:bidi="ar_AE"/>
         </w:rPr>
       </w:r>
@@ -6303,28 +7927,36 @@
       </w:pPr>
       <w:r>
         <w:rPr>
+          <w:rtl/>
+          <w:cs/>
           <w:lang w:val="ar_AE" w:bidi="ar_AE"/>
         </w:rPr>
         <w:t>أَسْتِير 10: 3 (#2)</w:t>
       </w:r>
       <w:r>
         <w:rPr>
-          <w:lang w:val="ar_AE" w:bidi="ar_AE"/>
-        </w:rPr>
-      </w:r>
-    </w:p>
-    <w:p>
-      <w:pPr>
-        <w:bidi/>
-      </w:pPr>
-      <w:r>
-        <w:rPr>
+          <w:rtl/>
+          <w:cs/>
+          <w:lang w:val="ar_AE" w:bidi="ar_AE"/>
+        </w:rPr>
+      </w:r>
+    </w:p>
+    <w:p>
+      <w:pPr>
+        <w:bidi/>
+      </w:pPr>
+      <w:r>
+        <w:rPr>
+          <w:rtl/>
+          <w:cs/>
           <w:lang w:val="ar_AE" w:bidi="ar_AE"/>
         </w:rPr>
       </w:r>
       <w:r>
         <w:rPr>
           <w:b/>
+          <w:rtl/>
+          <w:cs/>
           <w:lang w:val="ar_AE" w:bidi="ar_AE"/>
         </w:rPr>
         <w:t>لماذا كان مردخاي عظيمًا بين اليهود ومشهورًا بكثرة إخوته اليهود؟</w:t>
@@ -6336,22 +7968,30 @@
       </w:pPr>
       <w:r>
         <w:rPr>
-          <w:lang w:val="ar_AE" w:bidi="ar_AE"/>
-        </w:rPr>
-      </w:r>
-      <w:r>
-        <w:rPr>
+          <w:rtl/>
+          <w:cs/>
+          <w:lang w:val="ar_AE" w:bidi="ar_AE"/>
+        </w:rPr>
+      </w:r>
+      <w:r>
+        <w:rPr>
+          <w:rtl/>
+          <w:cs/>
           <w:lang w:val="ar_AE" w:bidi="ar_AE"/>
         </w:rPr>
         <w:t>لِأَنَّ مُرْدَخَايَ ٱلْيَهُودِيَّ كَانَ ثَانِيَ ٱلْمَلِكِ أَحَشْوِيرُوشَ، وَعَظِيمًا بَيْنَ ٱلْيَهُودِ، وَمَقْبُولًا عِنْدَ كَثْرَةِ إِخْوَتِهِ، طَالِبًا ٱلْخَيْرَ لِشَعْبِهِ وَمُتَكَلِّمًا بِٱلسَّلَامِ لِكُلِّ نَسْلِهِ.</w:t>
       </w:r>
       <w:r>
         <w:rPr>
-          <w:lang w:val="ar_AE" w:bidi="ar_AE"/>
-        </w:rPr>
-      </w:r>
-      <w:r>
-        <w:rPr>
+          <w:rtl/>
+          <w:cs/>
+          <w:lang w:val="ar_AE" w:bidi="ar_AE"/>
+        </w:rPr>
+      </w:r>
+      <w:r>
+        <w:rPr>
+          <w:rtl/>
+          <w:cs/>
           <w:lang w:val="ar_AE" w:bidi="ar_AE"/>
         </w:rPr>
       </w:r>
